--- a/Labs/JavaScript/06 - Making decisions.docx
+++ b/Labs/JavaScript/06 - Making decisions.docx
@@ -1,6 +1,6 @@
 
 <file path=word/document.xml><?xml version="1.0" encoding="utf-8"?>
-<w:document xmlns:wpc="http://schemas.microsoft.com/office/word/2010/wordprocessingCanvas" xmlns:cx="http://schemas.microsoft.com/office/drawing/2014/chartex" xmlns:cx1="http://schemas.microsoft.com/office/drawing/2015/9/8/chartex" xmlns:cx2="http://schemas.microsoft.com/office/drawing/2015/10/21/chartex" xmlns:cx3="http://schemas.microsoft.com/office/drawing/2016/5/9/chartex" xmlns:cx4="http://schemas.microsoft.com/office/drawing/2016/5/10/chartex" xmlns:cx5="http://schemas.microsoft.com/office/drawing/2016/5/11/chartex" xmlns:cx6="http://schemas.microsoft.com/office/drawing/2016/5/12/chartex" xmlns:cx7="http://schemas.microsoft.com/office/drawing/2016/5/13/chartex" xmlns:cx8="http://schemas.microsoft.com/office/drawing/2016/5/14/chartex" xmlns:mc="http://schemas.openxmlformats.org/markup-compatibility/2006" xmlns:aink="http://schemas.microsoft.com/office/drawing/2016/ink" xmlns:am3d="http://schemas.microsoft.com/office/drawing/2017/model3d" xmlns:o="urn:schemas-microsoft-com:office:office" xmlns:r="http://schemas.openxmlformats.org/officeDocument/2006/relationships" xmlns:m="http://schemas.openxmlformats.org/officeDocument/2006/math" xmlns:v="urn:schemas-microsoft-com:vml" xmlns:wp14="http://schemas.microsoft.com/office/word/2010/wordprocessingDrawing" xmlns:wp="http://schemas.openxmlformats.org/drawingml/2006/wordprocessingDrawing" xmlns:w10="urn:schemas-microsoft-com:office:word" xmlns:w="http://schemas.openxmlformats.org/wordprocessingml/2006/main" xmlns:w14="http://schemas.microsoft.com/office/word/2010/wordml" xmlns:w15="http://schemas.microsoft.com/office/word/2012/wordml" xmlns:w16cex="http://schemas.microsoft.com/office/word/2018/wordml/cex" xmlns:w16cid="http://schemas.microsoft.com/office/word/2016/wordml/cid" xmlns:w16="http://schemas.microsoft.com/office/word/2018/wordml" xmlns:w16sdtdh="http://schemas.microsoft.com/office/word/2020/wordml/sdtdatahash" xmlns:w16se="http://schemas.microsoft.com/office/word/2015/wordml/symex" xmlns:wpg="http://schemas.microsoft.com/office/word/2010/wordprocessingGroup" xmlns:wpi="http://schemas.microsoft.com/office/word/2010/wordprocessingInk" xmlns:wne="http://schemas.microsoft.com/office/word/2006/wordml" xmlns:wps="http://schemas.microsoft.com/office/word/2010/wordprocessingShape" mc:Ignorable="w14 w15 w16se w16cid w16 w16cex w16sdtdh wp14">
+<w:document xmlns:wpc="http://schemas.microsoft.com/office/word/2010/wordprocessingCanvas" xmlns:cx="http://schemas.microsoft.com/office/drawing/2014/chartex" xmlns:cx1="http://schemas.microsoft.com/office/drawing/2015/9/8/chartex" xmlns:cx2="http://schemas.microsoft.com/office/drawing/2015/10/21/chartex" xmlns:cx3="http://schemas.microsoft.com/office/drawing/2016/5/9/chartex" xmlns:cx4="http://schemas.microsoft.com/office/drawing/2016/5/10/chartex" xmlns:cx5="http://schemas.microsoft.com/office/drawing/2016/5/11/chartex" xmlns:cx6="http://schemas.microsoft.com/office/drawing/2016/5/12/chartex" xmlns:cx7="http://schemas.microsoft.com/office/drawing/2016/5/13/chartex" xmlns:cx8="http://schemas.microsoft.com/office/drawing/2016/5/14/chartex" xmlns:mc="http://schemas.openxmlformats.org/markup-compatibility/2006" xmlns:aink="http://schemas.microsoft.com/office/drawing/2016/ink" xmlns:am3d="http://schemas.microsoft.com/office/drawing/2017/model3d" xmlns:o="urn:schemas-microsoft-com:office:office" xmlns:oel="http://schemas.microsoft.com/office/2019/extlst" xmlns:r="http://schemas.openxmlformats.org/officeDocument/2006/relationships" xmlns:m="http://schemas.openxmlformats.org/officeDocument/2006/math" xmlns:v="urn:schemas-microsoft-com:vml" xmlns:wp14="http://schemas.microsoft.com/office/word/2010/wordprocessingDrawing" xmlns:wp="http://schemas.openxmlformats.org/drawingml/2006/wordprocessingDrawing" xmlns:w10="urn:schemas-microsoft-com:office:word" xmlns:w="http://schemas.openxmlformats.org/wordprocessingml/2006/main" xmlns:w14="http://schemas.microsoft.com/office/word/2010/wordml" xmlns:w15="http://schemas.microsoft.com/office/word/2012/wordml" xmlns:w16cex="http://schemas.microsoft.com/office/word/2018/wordml/cex" xmlns:w16cid="http://schemas.microsoft.com/office/word/2016/wordml/cid" xmlns:w16="http://schemas.microsoft.com/office/word/2018/wordml" xmlns:w16du="http://schemas.microsoft.com/office/word/2023/wordml/word16du" xmlns:w16sdtdh="http://schemas.microsoft.com/office/word/2020/wordml/sdtdatahash" xmlns:w16sdtfl="http://schemas.microsoft.com/office/word/2024/wordml/sdtformatlock" xmlns:w16se="http://schemas.microsoft.com/office/word/2015/wordml/symex" xmlns:wpg="http://schemas.microsoft.com/office/word/2010/wordprocessingGroup" xmlns:wpi="http://schemas.microsoft.com/office/word/2010/wordprocessingInk" xmlns:wne="http://schemas.microsoft.com/office/word/2006/wordml" xmlns:wps="http://schemas.microsoft.com/office/word/2010/wordprocessingShape" mc:Ignorable="w14 w15 w16se w16cid w16 w16cex w16sdtdh w16sdtfl w16du wp14">
   <w:body>
     <w:p>
       <w:pPr>
@@ -29,7 +29,145 @@
         <mc:AlternateContent>
           <mc:Choice Requires="wps">
             <w:drawing>
-              <wp:anchor distT="45720" distB="45720" distL="114300" distR="114300" simplePos="0" relativeHeight="251661312" behindDoc="0" locked="0" layoutInCell="1" allowOverlap="1" wp14:anchorId="085934F3" wp14:editId="3BA6E44C">
+              <wp:anchor distT="45720" distB="45720" distL="114300" distR="114300" simplePos="0" relativeHeight="251661312" behindDoc="0" locked="0" layoutInCell="1" allowOverlap="1" wp14:anchorId="085934F3" wp14:editId="20559DFC">
+                <wp:simplePos x="0" y="0"/>
+                <wp:positionH relativeFrom="margin">
+                  <wp:posOffset>114300</wp:posOffset>
+                </wp:positionH>
+                <wp:positionV relativeFrom="paragraph">
+                  <wp:posOffset>2276475</wp:posOffset>
+                </wp:positionV>
+                <wp:extent cx="4924425" cy="1606550"/>
+                <wp:effectExtent l="0" t="0" r="9525" b="0"/>
+                <wp:wrapSquare wrapText="bothSides"/>
+                <wp:docPr id="12" name="Text Box 12"/>
+                <wp:cNvGraphicFramePr>
+                  <a:graphicFrameLocks xmlns:a="http://schemas.openxmlformats.org/drawingml/2006/main"/>
+                </wp:cNvGraphicFramePr>
+                <a:graphic xmlns:a="http://schemas.openxmlformats.org/drawingml/2006/main">
+                  <a:graphicData uri="http://schemas.microsoft.com/office/word/2010/wordprocessingShape">
+                    <wps:wsp>
+                      <wps:cNvSpPr txBox="1">
+                        <a:spLocks noChangeArrowheads="1"/>
+                      </wps:cNvSpPr>
+                      <wps:spPr bwMode="auto">
+                        <a:xfrm>
+                          <a:off x="0" y="0"/>
+                          <a:ext cx="4924425" cy="1606550"/>
+                        </a:xfrm>
+                        <a:prstGeom prst="rect">
+                          <a:avLst/>
+                        </a:prstGeom>
+                        <a:solidFill>
+                          <a:srgbClr val="FFFFFF"/>
+                        </a:solidFill>
+                        <a:ln w="9525">
+                          <a:noFill/>
+                          <a:miter lim="800000"/>
+                          <a:headEnd/>
+                          <a:tailEnd/>
+                        </a:ln>
+                      </wps:spPr>
+                      <wps:txbx>
+                        <w:txbxContent>
+                          <w:p>
+                            <w:pPr>
+                              <w:pStyle w:val="Title"/>
+                              <w:spacing w:line="192" w:lineRule="auto"/>
+                              <w:rPr>
+                                <w:sz w:val="80"/>
+                                <w:szCs w:val="80"/>
+                              </w:rPr>
+                            </w:pPr>
+                            <w:r>
+                              <w:rPr>
+                                <w:sz w:val="80"/>
+                                <w:szCs w:val="80"/>
+                              </w:rPr>
+                              <w:t>JAVASCRIPT</w:t>
+                            </w:r>
+                          </w:p>
+                        </w:txbxContent>
+                      </wps:txbx>
+                      <wps:bodyPr rot="0" vert="horz" wrap="square" lIns="91440" tIns="45720" rIns="91440" bIns="45720" anchor="t" anchorCtr="0">
+                        <a:noAutofit/>
+                      </wps:bodyPr>
+                    </wps:wsp>
+                  </a:graphicData>
+                </a:graphic>
+                <wp14:sizeRelH relativeFrom="margin">
+                  <wp14:pctWidth>0</wp14:pctWidth>
+                </wp14:sizeRelH>
+                <wp14:sizeRelV relativeFrom="margin">
+                  <wp14:pctHeight>0</wp14:pctHeight>
+                </wp14:sizeRelV>
+              </wp:anchor>
+            </w:drawing>
+          </mc:Choice>
+          <mc:Fallback>
+            <w:pict>
+              <v:shapetype w14:anchorId="085934F3" id="_x0000_t202" coordsize="21600,21600" o:spt="202" path="m,l,21600r21600,l21600,xe">
+                <v:stroke joinstyle="miter"/>
+                <v:path gradientshapeok="t" o:connecttype="rect"/>
+              </v:shapetype>
+              <v:shape id="Text Box 12" o:spid="_x0000_s1026" type="#_x0000_t202" style="position:absolute;margin-left:9pt;margin-top:179.25pt;width:387.75pt;height:126.5pt;z-index:251661312;visibility:visible;mso-wrap-style:square;mso-width-percent:0;mso-height-percent:0;mso-wrap-distance-left:9pt;mso-wrap-distance-top:3.6pt;mso-wrap-distance-right:9pt;mso-wrap-distance-bottom:3.6pt;mso-position-horizontal:absolute;mso-position-horizontal-relative:margin;mso-position-vertical:absolute;mso-position-vertical-relative:text;mso-width-percent:0;mso-height-percent:0;mso-width-relative:margin;mso-height-relative:margin;v-text-anchor:top" o:gfxdata="UEsDBBQABgAIAAAAIQC2gziS/gAAAOEBAAATAAAAW0NvbnRlbnRfVHlwZXNdLnhtbJSRQU7DMBBF&#10;90jcwfIWJU67QAgl6YK0S0CoHGBkTxKLZGx5TGhvj5O2G0SRWNoz/78nu9wcxkFMGNg6quQqL6RA&#10;0s5Y6ir5vt9lD1JwBDIwOMJKHpHlpr69KfdHjyxSmriSfYz+USnWPY7AufNIadK6MEJMx9ApD/oD&#10;OlTrorhX2lFEilmcO2RdNtjC5xDF9pCuTyYBB5bi6bQ4syoJ3g9WQ0ymaiLzg5KdCXlKLjvcW893&#10;SUOqXwnz5DrgnHtJTxOsQfEKIT7DmDSUCaxw7Rqn8787ZsmRM9e2VmPeBN4uqYvTtW7jvijg9N/y&#10;JsXecLq0q+WD6m8AAAD//wMAUEsDBBQABgAIAAAAIQA4/SH/1gAAAJQBAAALAAAAX3JlbHMvLnJl&#10;bHOkkMFqwzAMhu+DvYPRfXGawxijTi+j0GvpHsDYimMaW0Yy2fr2M4PBMnrbUb/Q94l/f/hMi1qR&#10;JVI2sOt6UJgd+ZiDgffL8ekFlFSbvV0oo4EbChzGx4f9GRdb25HMsYhqlCwG5lrLq9biZkxWOiqY&#10;22YiTra2kYMu1l1tQD30/bPm3wwYN0x18gb45AdQl1tp5j/sFB2T0FQ7R0nTNEV3j6o9feQzro1i&#10;OWA14Fm+Q8a1a8+Bvu/d/dMb2JY5uiPbhG/ktn4cqGU/er3pcvwCAAD//wMAUEsDBBQABgAIAAAA&#10;IQD5qQ2dDQIAAPcDAAAOAAAAZHJzL2Uyb0RvYy54bWysU8Fu2zAMvQ/YPwi6L3aCJGuMOEWXLsOA&#10;rhvQ7QNkWY6FyaJGKbGzrx8lp2nQ3YbpIIgi+UQ+Pq1vh86wo0KvwZZ8Osk5U1ZCre2+5D++797d&#10;cOaDsLUwYFXJT8rz283bN+veFWoGLZhaISMQ64velbwNwRVZ5mWrOuEn4JQlZwPYiUAm7rMaRU/o&#10;nclmeb7MesDaIUjlPd3ej06+SfhNo2T42jReBWZKTrWFtGPaq7hnm7Uo9ihcq+W5DPEPVXRCW3r0&#10;AnUvgmAH1H9BdVoieGjCREKXQdNoqVIP1M00f9XNUyucSr0QOd5daPL/D1Y+Hp/cN2Rh+AADDTA1&#10;4d0DyJ+eWdi2wu7VHSL0rRI1PTyNlGW988U5NVLtCx9Bqv4L1DRkcQiQgIYGu8gK9ckInQZwupCu&#10;hsAkXc5Xs/l8tuBMkm+6zJeLRRpLJorndIc+fFLQsXgoOdJUE7w4PvgQyxHFc0h8zYPR9U4bkwzc&#10;V1uD7ChIAbu0UgevwoxlfclXCyokZlmI+UkcnQ6kUKO7kt/kcY2aiXR8tHUKCUKb8UyVGHvmJ1Iy&#10;khOGaqDAyFMF9YmYQhiVSD+HDi3gb856UmHJ/a+DQMWZ+WyJ7dV0Po+yTcZ88X5GBl57qmuPsJKg&#10;Sh44G4/bkKQ+dnRHU2l04uulknOtpK5E4/knRPle2ynq5b9u/gAAAP//AwBQSwMEFAAGAAgAAAAh&#10;AIiC3/ffAAAACgEAAA8AAABkcnMvZG93bnJldi54bWxMj81OwzAQhO9IvIO1SFwQdULJT0OcCpBA&#10;XFv6AJt4m0TEdhS7Tfr2LCd629GOZr4pt4sZxJkm3zurIF5FIMg2Tve2VXD4/njMQfiAVuPgLCm4&#10;kIdtdXtTYqHdbHd03odWcIj1BSroQhgLKX3TkUG/ciNZ/h3dZDCwnFqpJ5w53AzyKYpSabC33NDh&#10;SO8dNT/7k1Fw/Jofks1cf4ZDtntO37DPandR6v5ueX0BEWgJ/2b4w2d0qJipdiervRhY5zwlKFgn&#10;eQKCDdlmzUetII3jBGRVyusJ1S8AAAD//wMAUEsBAi0AFAAGAAgAAAAhALaDOJL+AAAA4QEAABMA&#10;AAAAAAAAAAAAAAAAAAAAAFtDb250ZW50X1R5cGVzXS54bWxQSwECLQAUAAYACAAAACEAOP0h/9YA&#10;AACUAQAACwAAAAAAAAAAAAAAAAAvAQAAX3JlbHMvLnJlbHNQSwECLQAUAAYACAAAACEA+akNnQ0C&#10;AAD3AwAADgAAAAAAAAAAAAAAAAAuAgAAZHJzL2Uyb0RvYy54bWxQSwECLQAUAAYACAAAACEAiILf&#10;998AAAAKAQAADwAAAAAAAAAAAAAAAABnBAAAZHJzL2Rvd25yZXYueG1sUEsFBgAAAAAEAAQA8wAA&#10;AHMFAAAAAA==&#10;" stroked="f">
+                <v:textbox>
+                  <w:txbxContent>
+                    <w:p>
+                      <w:pPr>
+                        <w:pStyle w:val="Title"/>
+                        <w:spacing w:line="192" w:lineRule="auto"/>
+                        <w:rPr>
+                          <w:sz w:val="80"/>
+                          <w:szCs w:val="80"/>
+                        </w:rPr>
+                      </w:pPr>
+                      <w:r>
+                        <w:rPr>
+                          <w:sz w:val="80"/>
+                          <w:szCs w:val="80"/>
+                        </w:rPr>
+                        <w:t>JAVASCRIPT</w:t>
+                      </w:r>
+                    </w:p>
+                  </w:txbxContent>
+                </v:textbox>
+                <w10:wrap type="square" anchorx="margin"/>
+              </v:shape>
+            </w:pict>
+          </mc:Fallback>
+        </mc:AlternateContent>
+      </w:r>
+    </w:p>
+    <w:p>
+      <w:pPr>
+        <w:pStyle w:val="Heading1"/>
+        <w:sectPr>
+          <w:headerReference w:type="default" r:id="rId15"/>
+          <w:footerReference w:type="even" r:id="rId16"/>
+          <w:footerReference w:type="default" r:id="rId17"/>
+          <w:headerReference w:type="first" r:id="rId18"/>
+          <w:pgSz w:w="11907" w:h="16839" w:code="9"/>
+          <w:pgMar w:top="1440" w:right="1440" w:bottom="1440" w:left="1440" w:header="709" w:footer="130" w:gutter="0"/>
+          <w:cols w:space="720"/>
+          <w:titlePg/>
+          <w:docGrid w:linePitch="360"/>
+        </w:sectPr>
+      </w:pPr>
+      <w:r>
+        <w:rPr>
+          <w:rFonts w:ascii="Times New Roman" w:hAnsi="Times New Roman" w:cs="Times New Roman"/>
+          <w:noProof/>
+          <w:color w:val="auto"/>
+          <w:sz w:val="24"/>
+          <w:szCs w:val="24"/>
+          <w:lang w:val="en-IN" w:eastAsia="en-IN"/>
+        </w:rPr>
+        <w:lastRenderedPageBreak/>
+        <mc:AlternateContent>
+          <mc:Choice Requires="wps">
+            <w:drawing>
+              <wp:anchor distT="45720" distB="45720" distL="114300" distR="114300" simplePos="0" relativeHeight="251663360" behindDoc="0" locked="0" layoutInCell="1" allowOverlap="1" wp14:anchorId="0AAC3FAA" wp14:editId="0D13011A">
                 <wp:simplePos x="0" y="0"/>
                 <wp:positionH relativeFrom="margin">
                   <wp:posOffset>118745</wp:posOffset>
@@ -40,7 +178,7 @@
                 <wp:extent cx="4995545" cy="1606550"/>
                 <wp:effectExtent l="0" t="0" r="0" b="0"/>
                 <wp:wrapSquare wrapText="bothSides"/>
-                <wp:docPr id="12" name="Text Box 12"/>
+                <wp:docPr id="2092007890" name="Text Box 2092007890"/>
                 <wp:cNvGraphicFramePr>
                   <a:graphicFrameLocks xmlns:a="http://schemas.openxmlformats.org/drawingml/2006/main"/>
                 </wp:cNvGraphicFramePr>
@@ -106,11 +244,11 @@
           </mc:Choice>
           <mc:Fallback>
             <w:pict>
-              <v:shapetype w14:anchorId="085934F3" id="_x0000_t202" coordsize="21600,21600" o:spt="202" path="m,l,21600r21600,l21600,xe">
+              <v:shapetype w14:anchorId="0AAC3FAA" id="_x0000_t202" coordsize="21600,21600" o:spt="202" path="m,l,21600r21600,l21600,xe">
                 <v:stroke joinstyle="miter"/>
                 <v:path gradientshapeok="t" o:connecttype="rect"/>
               </v:shapetype>
-              <v:shape id="Text Box 12" o:spid="_x0000_s1026" type="#_x0000_t202" style="position:absolute;margin-left:9.35pt;margin-top:179.45pt;width:393.35pt;height:126.5pt;z-index:251661312;visibility:visible;mso-wrap-style:square;mso-width-percent:0;mso-height-percent:0;mso-wrap-distance-left:9pt;mso-wrap-distance-top:3.6pt;mso-wrap-distance-right:9pt;mso-wrap-distance-bottom:3.6pt;mso-position-horizontal:absolute;mso-position-horizontal-relative:margin;mso-position-vertical:absolute;mso-position-vertical-relative:text;mso-width-percent:0;mso-height-percent:0;mso-width-relative:margin;mso-height-relative:margin;v-text-anchor:top" o:gfxdata="UEsDBBQABgAIAAAAIQC2gziS/gAAAOEBAAATAAAAW0NvbnRlbnRfVHlwZXNdLnhtbJSRQU7DMBBF&#10;90jcwfIWJU67QAgl6YK0S0CoHGBkTxKLZGx5TGhvj5O2G0SRWNoz/78nu9wcxkFMGNg6quQqL6RA&#10;0s5Y6ir5vt9lD1JwBDIwOMJKHpHlpr69KfdHjyxSmriSfYz+USnWPY7AufNIadK6MEJMx9ApD/oD&#10;OlTrorhX2lFEilmcO2RdNtjC5xDF9pCuTyYBB5bi6bQ4syoJ3g9WQ0ymaiLzg5KdCXlKLjvcW893&#10;SUOqXwnz5DrgnHtJTxOsQfEKIT7DmDSUCaxw7Rqn8787ZsmRM9e2VmPeBN4uqYvTtW7jvijg9N/y&#10;JsXecLq0q+WD6m8AAAD//wMAUEsDBBQABgAIAAAAIQA4/SH/1gAAAJQBAAALAAAAX3JlbHMvLnJl&#10;bHOkkMFqwzAMhu+DvYPRfXGawxijTi+j0GvpHsDYimMaW0Yy2fr2M4PBMnrbUb/Q94l/f/hMi1qR&#10;JVI2sOt6UJgd+ZiDgffL8ekFlFSbvV0oo4EbChzGx4f9GRdb25HMsYhqlCwG5lrLq9biZkxWOiqY&#10;22YiTra2kYMu1l1tQD30/bPm3wwYN0x18gb45AdQl1tp5j/sFB2T0FQ7R0nTNEV3j6o9feQzro1i&#10;OWA14Fm+Q8a1a8+Bvu/d/dMb2JY5uiPbhG/ktn4cqGU/er3pcvwCAAD//wMAUEsDBBQABgAIAAAA&#10;IQCMIT3wDgIAAPcDAAAOAAAAZHJzL2Uyb0RvYy54bWysU8Fu2zAMvQ/YPwi6L06COGuMOEWXLsOA&#10;rhvQ7QNkWY6FyaJGKbGzrx8lp2nQ3YbpIJAi9UQ+Pq1vh86wo0KvwZZ8NplypqyEWtt9yX983727&#10;4cwHYWthwKqSn5Tnt5u3b9a9K9QcWjC1QkYg1he9K3kbgiuyzMtWdcJPwClLwQawE4Fc3Gc1ip7Q&#10;O5PNp9Nl1gPWDkEq7+n0fgzyTcJvGiXD16bxKjBTcqotpB3TXsU926xFsUfhWi3PZYh/qKIT2tKj&#10;F6h7EQQ7oP4LqtMSwUMTJhK6DJpGS5V6oG5m01fdPLXCqdQLkePdhSb//2Dl4/HJfUMWhg8w0ABT&#10;E949gPzpmYVtK+xe3SFC3ypR08OzSFnWO1+cr0aqfeEjSNV/gZqGLA4BEtDQYBdZoT4ZodMAThfS&#10;1RCYpMPFapXni5wzSbHZcrrM8zSWTBTP1x368ElBx6JRcqSpJnhxfPAhliOK55T4mgej6502Jjm4&#10;r7YG2VGQAnZppQ5epRnL+pKv8nmekC3E+0kcnQ6kUKO7kt9M4xo1E+n4aOuUEoQ2o02VGHvmJ1Iy&#10;khOGaqDEyFMF9YmYQhiVSD+HjBbwN2c9qbDk/tdBoOLMfLbE9mq2WETZJmeRv5+Tg9eR6joirCSo&#10;kgfORnMbktQjDxbuaCqNTny9VHKuldSVaDz/hCjfaz9lvfzXzR8AAAD//wMAUEsDBBQABgAIAAAA&#10;IQCkoaTK3gAAAAoBAAAPAAAAZHJzL2Rvd25yZXYueG1sTI/LTsMwEEX3SPyDNZXYIOoEmidxKkAC&#10;sW3pB0ySaRI1Hkex26R/j1nR5dUc3Xum2C56EBeabG9YQbgOQBDXpum5VXD4+XxKQViH3OBgmBRc&#10;ycK2vL8rMG/MzDu67F0rfAnbHBV0zo25lLbuSKNdm5HY345m0uh8nFrZTDj7cj3I5yCIpcae/UKH&#10;I310VJ/2Z63g+D0/RtlcfblDstvE79gnlbkq9bBa3l5BOFrcPwx/+l4dSu9UmTM3Vgw+p4knFbxE&#10;aQbCA2kQbUBUCuIwzECWhbx9ofwFAAD//wMAUEsBAi0AFAAGAAgAAAAhALaDOJL+AAAA4QEAABMA&#10;AAAAAAAAAAAAAAAAAAAAAFtDb250ZW50X1R5cGVzXS54bWxQSwECLQAUAAYACAAAACEAOP0h/9YA&#10;AACUAQAACwAAAAAAAAAAAAAAAAAvAQAAX3JlbHMvLnJlbHNQSwECLQAUAAYACAAAACEAjCE98A4C&#10;AAD3AwAADgAAAAAAAAAAAAAAAAAuAgAAZHJzL2Uyb0RvYy54bWxQSwECLQAUAAYACAAAACEApKGk&#10;yt4AAAAKAQAADwAAAAAAAAAAAAAAAABoBAAAZHJzL2Rvd25yZXYueG1sUEsFBgAAAAAEAAQA8wAA&#10;AHMFAAAAAA==&#10;" stroked="f">
+              <v:shape id="Text Box 2092007890" o:spid="_x0000_s1027" type="#_x0000_t202" style="position:absolute;margin-left:9.35pt;margin-top:179.45pt;width:393.35pt;height:126.5pt;z-index:251663360;visibility:visible;mso-wrap-style:square;mso-width-percent:0;mso-height-percent:0;mso-wrap-distance-left:9pt;mso-wrap-distance-top:3.6pt;mso-wrap-distance-right:9pt;mso-wrap-distance-bottom:3.6pt;mso-position-horizontal:absolute;mso-position-horizontal-relative:margin;mso-position-vertical:absolute;mso-position-vertical-relative:text;mso-width-percent:0;mso-height-percent:0;mso-width-relative:margin;mso-height-relative:margin;v-text-anchor:top" o:gfxdata="UEsDBBQABgAIAAAAIQC2gziS/gAAAOEBAAATAAAAW0NvbnRlbnRfVHlwZXNdLnhtbJSRQU7DMBBF&#10;90jcwfIWJU67QAgl6YK0S0CoHGBkTxKLZGx5TGhvj5O2G0SRWNoz/78nu9wcxkFMGNg6quQqL6RA&#10;0s5Y6ir5vt9lD1JwBDIwOMJKHpHlpr69KfdHjyxSmriSfYz+USnWPY7AufNIadK6MEJMx9ApD/oD&#10;OlTrorhX2lFEilmcO2RdNtjC5xDF9pCuTyYBB5bi6bQ4syoJ3g9WQ0ymaiLzg5KdCXlKLjvcW893&#10;SUOqXwnz5DrgnHtJTxOsQfEKIT7DmDSUCaxw7Rqn8787ZsmRM9e2VmPeBN4uqYvTtW7jvijg9N/y&#10;JsXecLq0q+WD6m8AAAD//wMAUEsDBBQABgAIAAAAIQA4/SH/1gAAAJQBAAALAAAAX3JlbHMvLnJl&#10;bHOkkMFqwzAMhu+DvYPRfXGawxijTi+j0GvpHsDYimMaW0Yy2fr2M4PBMnrbUb/Q94l/f/hMi1qR&#10;JVI2sOt6UJgd+ZiDgffL8ekFlFSbvV0oo4EbChzGx4f9GRdb25HMsYhqlCwG5lrLq9biZkxWOiqY&#10;22YiTra2kYMu1l1tQD30/bPm3wwYN0x18gb45AdQl1tp5j/sFB2T0FQ7R0nTNEV3j6o9feQzro1i&#10;OWA14Fm+Q8a1a8+Bvu/d/dMb2JY5uiPbhG/ktn4cqGU/er3pcvwCAAD//wMAUEsDBBQABgAIAAAA&#10;IQCprocBEAIAAP4DAAAOAAAAZHJzL2Uyb0RvYy54bWysU8GO2yAQvVfqPyDujZ0oTjdWnNU221SV&#10;tttK234ABhyjYoYCiZ1+fQfszUbbW1UOaIYZHjNvHpvbodPkJJ1XYCo6n+WUSMNBKHOo6I/v+3c3&#10;lPjAjGAajKzoWXp6u337ZtPbUi6gBS2kIwhifNnbirYh2DLLPG9lx/wMrDQYbMB1LKDrDplwrEf0&#10;TmeLPF9lPThhHXDpPZ7ej0G6TfhNI3n42jReBqIrirWFtLu013HPthtWHhyzreJTGewfquiYMvjo&#10;BeqeBUaOTv0F1SnuwEMTZhy6DJpGcZl6wG7m+atunlpmZeoFyfH2QpP/f7D88fRkvzkShg8w4ABT&#10;E94+AP/piYFdy8xB3jkHfSuZwIfnkbKst76crkaqfekjSN1/AYFDZscACWhoXBdZwT4JouMAzhfS&#10;5RAIx8Plel0Uy4ISjrH5Kl8VRRpLxsrn69b58ElCR6JRUYdTTfDs9OBDLIeVzynxNQ9aib3SOjnu&#10;UO+0IyeGCtinlTp4laYN6Su6LhZFQjYQ7ydxdCqgQrXqKnqTxzVqJtLx0YiUEpjSo42VaDPxEykZ&#10;yQlDPRAlJvIiXTWIMxLmYBQkfiA0WnC/KelRjBX1v47MSUr0Z4Okr+fLZVRvcpbF+wU67jpSX0eY&#10;4QhV0UDJaO5CUnykw8AdDqdRibaXSqaSUWSJzelDRBVf+ynr5dtu/wAAAP//AwBQSwMEFAAGAAgA&#10;AAAhAKShpMreAAAACgEAAA8AAABkcnMvZG93bnJldi54bWxMj8tOwzAQRfdI/IM1ldgg6gSaJ3Eq&#10;QAKxbekHTJJpEjUeR7HbpH+PWdHl1Rzde6bYLnoQF5psb1hBuA5AENem6blVcPj5fEpBWIfc4GCY&#10;FFzJwra8vyswb8zMO7rsXSt8CdscFXTOjbmUtu5Io12bkdjfjmbS6HycWtlMOPtyPcjnIIilxp79&#10;QocjfXRUn/ZnreD4PT9G2Vx9uUOy28Tv2CeVuSr1sFreXkE4Wtw/DH/6Xh1K71SZMzdWDD6niScV&#10;vERpBsIDaRBtQFQK4jDMQJaFvH2h/AUAAP//AwBQSwECLQAUAAYACAAAACEAtoM4kv4AAADhAQAA&#10;EwAAAAAAAAAAAAAAAAAAAAAAW0NvbnRlbnRfVHlwZXNdLnhtbFBLAQItABQABgAIAAAAIQA4/SH/&#10;1gAAAJQBAAALAAAAAAAAAAAAAAAAAC8BAABfcmVscy8ucmVsc1BLAQItABQABgAIAAAAIQCprocB&#10;EAIAAP4DAAAOAAAAAAAAAAAAAAAAAC4CAABkcnMvZTJvRG9jLnhtbFBLAQItABQABgAIAAAAIQCk&#10;oaTK3gAAAAoBAAAPAAAAAAAAAAAAAAAAAGoEAABkcnMvZG93bnJldi54bWxQSwUGAAAAAAQABADz&#10;AAAAdQUAAAAA&#10;" stroked="f">
                 <v:textbox>
                   <w:txbxContent>
                     <w:p>
@@ -221,147 +359,2094 @@
         <w:pStyle w:val="QATemplateHeadingTwo"/>
       </w:pPr>
       <w:r>
-        <w:t>Overview</w:t>
+        <w:t>Step by step instructions</w:t>
       </w:r>
     </w:p>
     <w:p>
       <w:pPr>
-        <w:pStyle w:val="ParagraphBullet"/>
-      </w:pPr>
-      <w:r>
-        <w:t>In this exercise you will experiment with If statement and variables</w:t>
+        <w:widowControl/>
+        <w:autoSpaceDE w:val="0"/>
+        <w:autoSpaceDN w:val="0"/>
+        <w:adjustRightInd w:val="0"/>
+        <w:spacing w:before="0"/>
+        <w:ind w:left="362"/>
+        <w:rPr>
+          <w:rFonts w:ascii="Consolas" w:hAnsi="Consolas" w:cs="Consolas"/>
+          <w:color w:val="0000FF"/>
+          <w:sz w:val="19"/>
+          <w:szCs w:val="19"/>
+          <w:lang w:val="en-GB"/>
+        </w:rPr>
+      </w:pPr>
+      <w:r>
+        <w:t xml:space="preserve">Follow the comments on the HTML page and complete the </w:t>
+      </w:r>
+      <w:proofErr w:type="spellStart"/>
+      <w:r>
+        <w:rPr>
+          <w:b/>
+          <w:bCs/>
+        </w:rPr>
+        <w:t>checkLogin</w:t>
+      </w:r>
+      <w:proofErr w:type="spellEnd"/>
+      <w:r>
+        <w:rPr>
+          <w:b/>
+          <w:bCs/>
+        </w:rPr>
+        <w:t>()</w:t>
+      </w:r>
+      <w:r>
+        <w:t xml:space="preserve"> function to perform a basic login check. </w:t>
+      </w:r>
+      <w:r>
+        <w:br/>
+      </w:r>
+      <w:r>
+        <w:t xml:space="preserve">When the user clicks the </w:t>
+      </w:r>
+      <w:r>
+        <w:rPr>
+          <w:b/>
+          <w:bCs/>
+        </w:rPr>
+        <w:t>Login</w:t>
+      </w:r>
+      <w:r>
+        <w:t xml:space="preserve"> button, compare their input with </w:t>
+      </w:r>
+      <w:r>
+        <w:t>the criteria presented in comments</w:t>
+      </w:r>
+      <w:r>
+        <w:t>, and show a success or error message.</w:t>
+      </w:r>
+      <w:r>
+        <w:br/>
       </w:r>
     </w:p>
     <w:p>
       <w:pPr>
-        <w:pStyle w:val="ParagraphBullet"/>
-        <w:numPr>
-          <w:ilvl w:val="0"/>
-          <w:numId w:val="0"/>
-        </w:numPr>
-        <w:ind w:left="720"/>
-      </w:pPr>
+        <w:widowControl/>
+        <w:autoSpaceDE w:val="0"/>
+        <w:autoSpaceDN w:val="0"/>
+        <w:adjustRightInd w:val="0"/>
+        <w:spacing w:before="0"/>
+        <w:ind w:left="364"/>
+        <w:rPr>
+          <w:rFonts w:ascii="Consolas" w:hAnsi="Consolas" w:cs="Consolas"/>
+          <w:b/>
+          <w:bCs/>
+          <w:sz w:val="20"/>
+          <w:szCs w:val="20"/>
+          <w:lang w:val="en-GB"/>
+        </w:rPr>
+      </w:pPr>
+      <w:r>
+        <w:rPr>
+          <w:rFonts w:ascii="Consolas" w:hAnsi="Consolas" w:cs="Consolas"/>
+          <w:b/>
+          <w:bCs/>
+          <w:color w:val="0000FF"/>
+          <w:sz w:val="20"/>
+          <w:szCs w:val="20"/>
+          <w:lang w:val="en-GB"/>
+        </w:rPr>
+        <w:t>&lt;</w:t>
+      </w:r>
+      <w:r>
+        <w:rPr>
+          <w:rFonts w:ascii="Consolas" w:hAnsi="Consolas" w:cs="Consolas"/>
+          <w:b/>
+          <w:bCs/>
+          <w:color w:val="800000"/>
+          <w:sz w:val="20"/>
+          <w:szCs w:val="20"/>
+          <w:lang w:val="en-GB"/>
+        </w:rPr>
+        <w:t>!DOCTYPE</w:t>
+      </w:r>
+      <w:r>
+        <w:rPr>
+          <w:rFonts w:ascii="Consolas" w:hAnsi="Consolas" w:cs="Consolas"/>
+          <w:b/>
+          <w:bCs/>
+          <w:sz w:val="20"/>
+          <w:szCs w:val="20"/>
+          <w:lang w:val="en-GB"/>
+        </w:rPr>
+        <w:t xml:space="preserve"> </w:t>
+      </w:r>
+      <w:r>
+        <w:rPr>
+          <w:rFonts w:ascii="Consolas" w:hAnsi="Consolas" w:cs="Consolas"/>
+          <w:b/>
+          <w:bCs/>
+          <w:color w:val="FF0000"/>
+          <w:sz w:val="20"/>
+          <w:szCs w:val="20"/>
+          <w:lang w:val="en-GB"/>
+        </w:rPr>
+        <w:t>html</w:t>
+      </w:r>
+      <w:r>
+        <w:rPr>
+          <w:rFonts w:ascii="Consolas" w:hAnsi="Consolas" w:cs="Consolas"/>
+          <w:b/>
+          <w:bCs/>
+          <w:color w:val="0000FF"/>
+          <w:sz w:val="20"/>
+          <w:szCs w:val="20"/>
+          <w:lang w:val="en-GB"/>
+        </w:rPr>
+        <w:t>&gt;</w:t>
+      </w:r>
     </w:p>
     <w:p>
       <w:pPr>
-        <w:pStyle w:val="QATemplateHeadingTwo"/>
-      </w:pPr>
-      <w:r>
-        <w:t>Estimated duration</w:t>
+        <w:widowControl/>
+        <w:autoSpaceDE w:val="0"/>
+        <w:autoSpaceDN w:val="0"/>
+        <w:adjustRightInd w:val="0"/>
+        <w:spacing w:before="0"/>
+        <w:ind w:left="364"/>
+        <w:rPr>
+          <w:rFonts w:ascii="Consolas" w:hAnsi="Consolas" w:cs="Consolas"/>
+          <w:b/>
+          <w:bCs/>
+          <w:sz w:val="20"/>
+          <w:szCs w:val="20"/>
+          <w:lang w:val="en-GB"/>
+        </w:rPr>
+      </w:pPr>
+      <w:r>
+        <w:rPr>
+          <w:rFonts w:ascii="Consolas" w:hAnsi="Consolas" w:cs="Consolas"/>
+          <w:b/>
+          <w:bCs/>
+          <w:color w:val="0000FF"/>
+          <w:sz w:val="20"/>
+          <w:szCs w:val="20"/>
+          <w:lang w:val="en-GB"/>
+        </w:rPr>
+        <w:t>&lt;</w:t>
+      </w:r>
+      <w:r>
+        <w:rPr>
+          <w:rFonts w:ascii="Consolas" w:hAnsi="Consolas" w:cs="Consolas"/>
+          <w:b/>
+          <w:bCs/>
+          <w:color w:val="800000"/>
+          <w:sz w:val="20"/>
+          <w:szCs w:val="20"/>
+          <w:lang w:val="en-GB"/>
+        </w:rPr>
+        <w:t>html</w:t>
+      </w:r>
+      <w:r>
+        <w:rPr>
+          <w:rFonts w:ascii="Consolas" w:hAnsi="Consolas" w:cs="Consolas"/>
+          <w:b/>
+          <w:bCs/>
+          <w:color w:val="0000FF"/>
+          <w:sz w:val="20"/>
+          <w:szCs w:val="20"/>
+          <w:lang w:val="en-GB"/>
+        </w:rPr>
+        <w:t>&gt;</w:t>
       </w:r>
     </w:p>
     <w:p>
       <w:pPr>
-        <w:pStyle w:val="NormalFirstPara"/>
-      </w:pPr>
-      <w:r>
-        <w:t>The estimated duration for this lab is 15 minutes.</w:t>
+        <w:widowControl/>
+        <w:autoSpaceDE w:val="0"/>
+        <w:autoSpaceDN w:val="0"/>
+        <w:adjustRightInd w:val="0"/>
+        <w:spacing w:before="0"/>
+        <w:ind w:left="364"/>
+        <w:rPr>
+          <w:rFonts w:ascii="Consolas" w:hAnsi="Consolas" w:cs="Consolas"/>
+          <w:b/>
+          <w:bCs/>
+          <w:sz w:val="20"/>
+          <w:szCs w:val="20"/>
+          <w:lang w:val="en-GB"/>
+        </w:rPr>
+      </w:pPr>
+      <w:r>
+        <w:rPr>
+          <w:rFonts w:ascii="Consolas" w:hAnsi="Consolas" w:cs="Consolas"/>
+          <w:b/>
+          <w:bCs/>
+          <w:color w:val="0000FF"/>
+          <w:sz w:val="20"/>
+          <w:szCs w:val="20"/>
+          <w:lang w:val="en-GB"/>
+        </w:rPr>
+        <w:t>&lt;</w:t>
+      </w:r>
+      <w:r>
+        <w:rPr>
+          <w:rFonts w:ascii="Consolas" w:hAnsi="Consolas" w:cs="Consolas"/>
+          <w:b/>
+          <w:bCs/>
+          <w:color w:val="800000"/>
+          <w:sz w:val="20"/>
+          <w:szCs w:val="20"/>
+          <w:lang w:val="en-GB"/>
+        </w:rPr>
+        <w:t>head</w:t>
+      </w:r>
+      <w:r>
+        <w:rPr>
+          <w:rFonts w:ascii="Consolas" w:hAnsi="Consolas" w:cs="Consolas"/>
+          <w:b/>
+          <w:bCs/>
+          <w:color w:val="0000FF"/>
+          <w:sz w:val="20"/>
+          <w:szCs w:val="20"/>
+          <w:lang w:val="en-GB"/>
+        </w:rPr>
+        <w:t>&gt;</w:t>
       </w:r>
     </w:p>
     <w:p>
       <w:pPr>
-        <w:rPr>
-          <w:lang w:val="en-GB"/>
-        </w:rPr>
-      </w:pPr>
+        <w:widowControl/>
+        <w:autoSpaceDE w:val="0"/>
+        <w:autoSpaceDN w:val="0"/>
+        <w:adjustRightInd w:val="0"/>
+        <w:spacing w:before="0"/>
+        <w:ind w:left="364"/>
+        <w:rPr>
+          <w:rFonts w:ascii="Consolas" w:hAnsi="Consolas" w:cs="Consolas"/>
+          <w:b/>
+          <w:bCs/>
+          <w:sz w:val="20"/>
+          <w:szCs w:val="20"/>
+          <w:lang w:val="en-GB"/>
+        </w:rPr>
+      </w:pPr>
+      <w:r>
+        <w:rPr>
+          <w:rFonts w:ascii="Consolas" w:hAnsi="Consolas" w:cs="Consolas"/>
+          <w:b/>
+          <w:bCs/>
+          <w:sz w:val="20"/>
+          <w:szCs w:val="20"/>
+          <w:lang w:val="en-GB"/>
+        </w:rPr>
+        <w:t xml:space="preserve">    </w:t>
+      </w:r>
+      <w:r>
+        <w:rPr>
+          <w:rFonts w:ascii="Consolas" w:hAnsi="Consolas" w:cs="Consolas"/>
+          <w:b/>
+          <w:bCs/>
+          <w:color w:val="0000FF"/>
+          <w:sz w:val="20"/>
+          <w:szCs w:val="20"/>
+          <w:lang w:val="en-GB"/>
+        </w:rPr>
+        <w:t>&lt;</w:t>
+      </w:r>
+      <w:r>
+        <w:rPr>
+          <w:rFonts w:ascii="Consolas" w:hAnsi="Consolas" w:cs="Consolas"/>
+          <w:b/>
+          <w:bCs/>
+          <w:color w:val="800000"/>
+          <w:sz w:val="20"/>
+          <w:szCs w:val="20"/>
+          <w:lang w:val="en-GB"/>
+        </w:rPr>
+        <w:t>title</w:t>
+      </w:r>
+      <w:r>
+        <w:rPr>
+          <w:rFonts w:ascii="Consolas" w:hAnsi="Consolas" w:cs="Consolas"/>
+          <w:b/>
+          <w:bCs/>
+          <w:color w:val="0000FF"/>
+          <w:sz w:val="20"/>
+          <w:szCs w:val="20"/>
+          <w:lang w:val="en-GB"/>
+        </w:rPr>
+        <w:t>&gt;</w:t>
+      </w:r>
+      <w:r>
+        <w:rPr>
+          <w:rFonts w:ascii="Consolas" w:hAnsi="Consolas" w:cs="Consolas"/>
+          <w:b/>
+          <w:bCs/>
+          <w:sz w:val="20"/>
+          <w:szCs w:val="20"/>
+          <w:lang w:val="en-GB"/>
+        </w:rPr>
+        <w:t>Login</w:t>
+      </w:r>
+      <w:r>
+        <w:rPr>
+          <w:rFonts w:ascii="Consolas" w:hAnsi="Consolas" w:cs="Consolas"/>
+          <w:b/>
+          <w:bCs/>
+          <w:color w:val="0000FF"/>
+          <w:sz w:val="20"/>
+          <w:szCs w:val="20"/>
+          <w:lang w:val="en-GB"/>
+        </w:rPr>
+        <w:t>&lt;/</w:t>
+      </w:r>
+      <w:r>
+        <w:rPr>
+          <w:rFonts w:ascii="Consolas" w:hAnsi="Consolas" w:cs="Consolas"/>
+          <w:b/>
+          <w:bCs/>
+          <w:color w:val="800000"/>
+          <w:sz w:val="20"/>
+          <w:szCs w:val="20"/>
+          <w:lang w:val="en-GB"/>
+        </w:rPr>
+        <w:t>title</w:t>
+      </w:r>
+      <w:r>
+        <w:rPr>
+          <w:rFonts w:ascii="Consolas" w:hAnsi="Consolas" w:cs="Consolas"/>
+          <w:b/>
+          <w:bCs/>
+          <w:color w:val="0000FF"/>
+          <w:sz w:val="20"/>
+          <w:szCs w:val="20"/>
+          <w:lang w:val="en-GB"/>
+        </w:rPr>
+        <w:t>&gt;</w:t>
+      </w:r>
     </w:p>
     <w:p>
       <w:pPr>
-        <w:pStyle w:val="QATemplateHeadingTwo"/>
-      </w:pPr>
-      <w:r>
-        <w:t>Completed solution</w:t>
+        <w:widowControl/>
+        <w:autoSpaceDE w:val="0"/>
+        <w:autoSpaceDN w:val="0"/>
+        <w:adjustRightInd w:val="0"/>
+        <w:spacing w:before="0"/>
+        <w:ind w:left="364"/>
+        <w:rPr>
+          <w:rFonts w:ascii="Consolas" w:hAnsi="Consolas" w:cs="Consolas"/>
+          <w:b/>
+          <w:bCs/>
+          <w:sz w:val="20"/>
+          <w:szCs w:val="20"/>
+          <w:lang w:val="en-GB"/>
+        </w:rPr>
+      </w:pPr>
+      <w:r>
+        <w:rPr>
+          <w:rFonts w:ascii="Consolas" w:hAnsi="Consolas" w:cs="Consolas"/>
+          <w:b/>
+          <w:bCs/>
+          <w:color w:val="0000FF"/>
+          <w:sz w:val="20"/>
+          <w:szCs w:val="20"/>
+          <w:lang w:val="en-GB"/>
+        </w:rPr>
+        <w:t>&lt;/</w:t>
+      </w:r>
+      <w:r>
+        <w:rPr>
+          <w:rFonts w:ascii="Consolas" w:hAnsi="Consolas" w:cs="Consolas"/>
+          <w:b/>
+          <w:bCs/>
+          <w:color w:val="800000"/>
+          <w:sz w:val="20"/>
+          <w:szCs w:val="20"/>
+          <w:lang w:val="en-GB"/>
+        </w:rPr>
+        <w:t>head</w:t>
+      </w:r>
+      <w:r>
+        <w:rPr>
+          <w:rFonts w:ascii="Consolas" w:hAnsi="Consolas" w:cs="Consolas"/>
+          <w:b/>
+          <w:bCs/>
+          <w:color w:val="0000FF"/>
+          <w:sz w:val="20"/>
+          <w:szCs w:val="20"/>
+          <w:lang w:val="en-GB"/>
+        </w:rPr>
+        <w:t>&gt;</w:t>
       </w:r>
     </w:p>
     <w:p>
       <w:pPr>
-        <w:pStyle w:val="NormalFirstPara"/>
-      </w:pPr>
-      <w:r>
-        <w:t>There is a completed solution for this lab.</w:t>
+        <w:widowControl/>
+        <w:autoSpaceDE w:val="0"/>
+        <w:autoSpaceDN w:val="0"/>
+        <w:adjustRightInd w:val="0"/>
+        <w:spacing w:before="0"/>
+        <w:ind w:left="364"/>
+        <w:rPr>
+          <w:rFonts w:ascii="Consolas" w:hAnsi="Consolas" w:cs="Consolas"/>
+          <w:b/>
+          <w:bCs/>
+          <w:sz w:val="20"/>
+          <w:szCs w:val="20"/>
+          <w:lang w:val="en-GB"/>
+        </w:rPr>
+      </w:pPr>
+      <w:r>
+        <w:rPr>
+          <w:rFonts w:ascii="Consolas" w:hAnsi="Consolas" w:cs="Consolas"/>
+          <w:b/>
+          <w:bCs/>
+          <w:color w:val="0000FF"/>
+          <w:sz w:val="20"/>
+          <w:szCs w:val="20"/>
+          <w:lang w:val="en-GB"/>
+        </w:rPr>
+        <w:t>&lt;</w:t>
+      </w:r>
+      <w:r>
+        <w:rPr>
+          <w:rFonts w:ascii="Consolas" w:hAnsi="Consolas" w:cs="Consolas"/>
+          <w:b/>
+          <w:bCs/>
+          <w:color w:val="800000"/>
+          <w:sz w:val="20"/>
+          <w:szCs w:val="20"/>
+          <w:lang w:val="en-GB"/>
+        </w:rPr>
+        <w:t>body</w:t>
+      </w:r>
+      <w:r>
+        <w:rPr>
+          <w:rFonts w:ascii="Consolas" w:hAnsi="Consolas" w:cs="Consolas"/>
+          <w:b/>
+          <w:bCs/>
+          <w:color w:val="0000FF"/>
+          <w:sz w:val="20"/>
+          <w:szCs w:val="20"/>
+          <w:lang w:val="en-GB"/>
+        </w:rPr>
+        <w:t>&gt;</w:t>
       </w:r>
     </w:p>
     <w:p>
       <w:pPr>
-        <w:rPr>
-          <w:lang w:val="en-GB"/>
-        </w:rPr>
-      </w:pPr>
+        <w:widowControl/>
+        <w:autoSpaceDE w:val="0"/>
+        <w:autoSpaceDN w:val="0"/>
+        <w:adjustRightInd w:val="0"/>
+        <w:spacing w:before="0"/>
+        <w:ind w:left="364"/>
+        <w:rPr>
+          <w:rFonts w:ascii="Consolas" w:hAnsi="Consolas" w:cs="Consolas"/>
+          <w:b/>
+          <w:bCs/>
+          <w:sz w:val="20"/>
+          <w:szCs w:val="20"/>
+          <w:lang w:val="en-GB"/>
+        </w:rPr>
+      </w:pPr>
+      <w:r>
+        <w:rPr>
+          <w:rFonts w:ascii="Consolas" w:hAnsi="Consolas" w:cs="Consolas"/>
+          <w:b/>
+          <w:bCs/>
+          <w:sz w:val="20"/>
+          <w:szCs w:val="20"/>
+          <w:lang w:val="en-GB"/>
+        </w:rPr>
+        <w:t xml:space="preserve">    </w:t>
+      </w:r>
+      <w:r>
+        <w:rPr>
+          <w:rFonts w:ascii="Consolas" w:hAnsi="Consolas" w:cs="Consolas"/>
+          <w:b/>
+          <w:bCs/>
+          <w:color w:val="0000FF"/>
+          <w:sz w:val="20"/>
+          <w:szCs w:val="20"/>
+          <w:lang w:val="en-GB"/>
+        </w:rPr>
+        <w:t>&lt;</w:t>
+      </w:r>
+      <w:r>
+        <w:rPr>
+          <w:rFonts w:ascii="Consolas" w:hAnsi="Consolas" w:cs="Consolas"/>
+          <w:b/>
+          <w:bCs/>
+          <w:color w:val="800000"/>
+          <w:sz w:val="20"/>
+          <w:szCs w:val="20"/>
+          <w:lang w:val="en-GB"/>
+        </w:rPr>
+        <w:t>h2</w:t>
+      </w:r>
+      <w:r>
+        <w:rPr>
+          <w:rFonts w:ascii="Consolas" w:hAnsi="Consolas" w:cs="Consolas"/>
+          <w:b/>
+          <w:bCs/>
+          <w:color w:val="0000FF"/>
+          <w:sz w:val="20"/>
+          <w:szCs w:val="20"/>
+          <w:lang w:val="en-GB"/>
+        </w:rPr>
+        <w:t>&gt;</w:t>
+      </w:r>
+      <w:r>
+        <w:rPr>
+          <w:rFonts w:ascii="Consolas" w:hAnsi="Consolas" w:cs="Consolas"/>
+          <w:b/>
+          <w:bCs/>
+          <w:sz w:val="20"/>
+          <w:szCs w:val="20"/>
+          <w:lang w:val="en-GB"/>
+        </w:rPr>
+        <w:t>Login Form</w:t>
+      </w:r>
+      <w:r>
+        <w:rPr>
+          <w:rFonts w:ascii="Consolas" w:hAnsi="Consolas" w:cs="Consolas"/>
+          <w:b/>
+          <w:bCs/>
+          <w:color w:val="0000FF"/>
+          <w:sz w:val="20"/>
+          <w:szCs w:val="20"/>
+          <w:lang w:val="en-GB"/>
+        </w:rPr>
+        <w:t>&lt;/</w:t>
+      </w:r>
+      <w:r>
+        <w:rPr>
+          <w:rFonts w:ascii="Consolas" w:hAnsi="Consolas" w:cs="Consolas"/>
+          <w:b/>
+          <w:bCs/>
+          <w:color w:val="800000"/>
+          <w:sz w:val="20"/>
+          <w:szCs w:val="20"/>
+          <w:lang w:val="en-GB"/>
+        </w:rPr>
+        <w:t>h2</w:t>
+      </w:r>
+      <w:r>
+        <w:rPr>
+          <w:rFonts w:ascii="Consolas" w:hAnsi="Consolas" w:cs="Consolas"/>
+          <w:b/>
+          <w:bCs/>
+          <w:color w:val="0000FF"/>
+          <w:sz w:val="20"/>
+          <w:szCs w:val="20"/>
+          <w:lang w:val="en-GB"/>
+        </w:rPr>
+        <w:t>&gt;</w:t>
+      </w:r>
     </w:p>
     <w:p>
       <w:pPr>
-        <w:pStyle w:val="QATemplateHeadingTwo"/>
-      </w:pPr>
-      <w:r>
-        <w:t>Step by step instructions</w:t>
+        <w:widowControl/>
+        <w:autoSpaceDE w:val="0"/>
+        <w:autoSpaceDN w:val="0"/>
+        <w:adjustRightInd w:val="0"/>
+        <w:spacing w:before="0"/>
+        <w:ind w:left="364"/>
+        <w:rPr>
+          <w:rFonts w:ascii="Consolas" w:hAnsi="Consolas" w:cs="Consolas"/>
+          <w:b/>
+          <w:bCs/>
+          <w:sz w:val="20"/>
+          <w:szCs w:val="20"/>
+          <w:lang w:val="en-GB"/>
+        </w:rPr>
+      </w:pPr>
+      <w:r>
+        <w:rPr>
+          <w:rFonts w:ascii="Consolas" w:hAnsi="Consolas" w:cs="Consolas"/>
+          <w:b/>
+          <w:bCs/>
+          <w:sz w:val="20"/>
+          <w:szCs w:val="20"/>
+          <w:lang w:val="en-GB"/>
+        </w:rPr>
+        <w:t xml:space="preserve">    </w:t>
+      </w:r>
+      <w:r>
+        <w:rPr>
+          <w:rFonts w:ascii="Consolas" w:hAnsi="Consolas" w:cs="Consolas"/>
+          <w:b/>
+          <w:bCs/>
+          <w:color w:val="0000FF"/>
+          <w:sz w:val="20"/>
+          <w:szCs w:val="20"/>
+          <w:lang w:val="en-GB"/>
+        </w:rPr>
+        <w:t>&lt;</w:t>
+      </w:r>
+      <w:r>
+        <w:rPr>
+          <w:rFonts w:ascii="Consolas" w:hAnsi="Consolas" w:cs="Consolas"/>
+          <w:b/>
+          <w:bCs/>
+          <w:color w:val="800000"/>
+          <w:sz w:val="20"/>
+          <w:szCs w:val="20"/>
+          <w:lang w:val="en-GB"/>
+        </w:rPr>
+        <w:t>label</w:t>
+      </w:r>
+      <w:r>
+        <w:rPr>
+          <w:rFonts w:ascii="Consolas" w:hAnsi="Consolas" w:cs="Consolas"/>
+          <w:b/>
+          <w:bCs/>
+          <w:sz w:val="20"/>
+          <w:szCs w:val="20"/>
+          <w:lang w:val="en-GB"/>
+        </w:rPr>
+        <w:t xml:space="preserve"> </w:t>
+      </w:r>
+      <w:r>
+        <w:rPr>
+          <w:rFonts w:ascii="Consolas" w:hAnsi="Consolas" w:cs="Consolas"/>
+          <w:b/>
+          <w:bCs/>
+          <w:color w:val="FF0000"/>
+          <w:sz w:val="20"/>
+          <w:szCs w:val="20"/>
+          <w:lang w:val="en-GB"/>
+        </w:rPr>
+        <w:t>for</w:t>
+      </w:r>
+      <w:r>
+        <w:rPr>
+          <w:rFonts w:ascii="Consolas" w:hAnsi="Consolas" w:cs="Consolas"/>
+          <w:b/>
+          <w:bCs/>
+          <w:color w:val="0000FF"/>
+          <w:sz w:val="20"/>
+          <w:szCs w:val="20"/>
+          <w:lang w:val="en-GB"/>
+        </w:rPr>
+        <w:t>="username"&gt;</w:t>
+      </w:r>
+      <w:r>
+        <w:rPr>
+          <w:rFonts w:ascii="Consolas" w:hAnsi="Consolas" w:cs="Consolas"/>
+          <w:b/>
+          <w:bCs/>
+          <w:sz w:val="20"/>
+          <w:szCs w:val="20"/>
+          <w:lang w:val="en-GB"/>
+        </w:rPr>
+        <w:t>Username:</w:t>
+      </w:r>
+      <w:r>
+        <w:rPr>
+          <w:rFonts w:ascii="Consolas" w:hAnsi="Consolas" w:cs="Consolas"/>
+          <w:b/>
+          <w:bCs/>
+          <w:color w:val="0000FF"/>
+          <w:sz w:val="20"/>
+          <w:szCs w:val="20"/>
+          <w:lang w:val="en-GB"/>
+        </w:rPr>
+        <w:t>&lt;/</w:t>
+      </w:r>
+      <w:r>
+        <w:rPr>
+          <w:rFonts w:ascii="Consolas" w:hAnsi="Consolas" w:cs="Consolas"/>
+          <w:b/>
+          <w:bCs/>
+          <w:color w:val="800000"/>
+          <w:sz w:val="20"/>
+          <w:szCs w:val="20"/>
+          <w:lang w:val="en-GB"/>
+        </w:rPr>
+        <w:t>label</w:t>
+      </w:r>
+      <w:r>
+        <w:rPr>
+          <w:rFonts w:ascii="Consolas" w:hAnsi="Consolas" w:cs="Consolas"/>
+          <w:b/>
+          <w:bCs/>
+          <w:color w:val="0000FF"/>
+          <w:sz w:val="20"/>
+          <w:szCs w:val="20"/>
+          <w:lang w:val="en-GB"/>
+        </w:rPr>
+        <w:t>&gt;</w:t>
       </w:r>
     </w:p>
     <w:p>
       <w:pPr>
-        <w:pStyle w:val="ListParagraph"/>
-        <w:numPr>
-          <w:ilvl w:val="0"/>
-          <w:numId w:val="37"/>
-        </w:numPr>
-        <w:tabs>
-          <w:tab w:val="clear" w:pos="862"/>
-        </w:tabs>
-        <w:ind w:left="714" w:hanging="357"/>
-      </w:pPr>
-      <w:r>
-        <w:t>Open the JavaScript file that you created in previous chapter and the HTML page that refers to it.</w:t>
+        <w:widowControl/>
+        <w:autoSpaceDE w:val="0"/>
+        <w:autoSpaceDN w:val="0"/>
+        <w:adjustRightInd w:val="0"/>
+        <w:spacing w:before="0"/>
+        <w:ind w:left="364"/>
+        <w:rPr>
+          <w:rFonts w:ascii="Consolas" w:hAnsi="Consolas" w:cs="Consolas"/>
+          <w:b/>
+          <w:bCs/>
+          <w:sz w:val="20"/>
+          <w:szCs w:val="20"/>
+          <w:lang w:val="en-GB"/>
+        </w:rPr>
+      </w:pPr>
+      <w:r>
+        <w:rPr>
+          <w:rFonts w:ascii="Consolas" w:hAnsi="Consolas" w:cs="Consolas"/>
+          <w:b/>
+          <w:bCs/>
+          <w:sz w:val="20"/>
+          <w:szCs w:val="20"/>
+          <w:lang w:val="en-GB"/>
+        </w:rPr>
+        <w:t xml:space="preserve">    </w:t>
+      </w:r>
+      <w:r>
+        <w:rPr>
+          <w:rFonts w:ascii="Consolas" w:hAnsi="Consolas" w:cs="Consolas"/>
+          <w:b/>
+          <w:bCs/>
+          <w:color w:val="0000FF"/>
+          <w:sz w:val="20"/>
+          <w:szCs w:val="20"/>
+          <w:lang w:val="en-GB"/>
+        </w:rPr>
+        <w:t>&lt;</w:t>
+      </w:r>
+      <w:r>
+        <w:rPr>
+          <w:rFonts w:ascii="Consolas" w:hAnsi="Consolas" w:cs="Consolas"/>
+          <w:b/>
+          <w:bCs/>
+          <w:color w:val="800000"/>
+          <w:sz w:val="20"/>
+          <w:szCs w:val="20"/>
+          <w:lang w:val="en-GB"/>
+        </w:rPr>
+        <w:t>input</w:t>
+      </w:r>
+      <w:r>
+        <w:rPr>
+          <w:rFonts w:ascii="Consolas" w:hAnsi="Consolas" w:cs="Consolas"/>
+          <w:b/>
+          <w:bCs/>
+          <w:sz w:val="20"/>
+          <w:szCs w:val="20"/>
+          <w:lang w:val="en-GB"/>
+        </w:rPr>
+        <w:t xml:space="preserve"> </w:t>
+      </w:r>
+      <w:r>
+        <w:rPr>
+          <w:rFonts w:ascii="Consolas" w:hAnsi="Consolas" w:cs="Consolas"/>
+          <w:b/>
+          <w:bCs/>
+          <w:color w:val="FF0000"/>
+          <w:sz w:val="20"/>
+          <w:szCs w:val="20"/>
+          <w:lang w:val="en-GB"/>
+        </w:rPr>
+        <w:t>type</w:t>
+      </w:r>
+      <w:r>
+        <w:rPr>
+          <w:rFonts w:ascii="Consolas" w:hAnsi="Consolas" w:cs="Consolas"/>
+          <w:b/>
+          <w:bCs/>
+          <w:color w:val="0000FF"/>
+          <w:sz w:val="20"/>
+          <w:szCs w:val="20"/>
+          <w:lang w:val="en-GB"/>
+        </w:rPr>
+        <w:t>="text"</w:t>
+      </w:r>
+      <w:r>
+        <w:rPr>
+          <w:rFonts w:ascii="Consolas" w:hAnsi="Consolas" w:cs="Consolas"/>
+          <w:b/>
+          <w:bCs/>
+          <w:sz w:val="20"/>
+          <w:szCs w:val="20"/>
+          <w:lang w:val="en-GB"/>
+        </w:rPr>
+        <w:t xml:space="preserve"> </w:t>
+      </w:r>
+      <w:r>
+        <w:rPr>
+          <w:rFonts w:ascii="Consolas" w:hAnsi="Consolas" w:cs="Consolas"/>
+          <w:b/>
+          <w:bCs/>
+          <w:color w:val="FF0000"/>
+          <w:sz w:val="20"/>
+          <w:szCs w:val="20"/>
+          <w:lang w:val="en-GB"/>
+        </w:rPr>
+        <w:t>id</w:t>
+      </w:r>
+      <w:r>
+        <w:rPr>
+          <w:rFonts w:ascii="Consolas" w:hAnsi="Consolas" w:cs="Consolas"/>
+          <w:b/>
+          <w:bCs/>
+          <w:color w:val="0000FF"/>
+          <w:sz w:val="20"/>
+          <w:szCs w:val="20"/>
+          <w:lang w:val="en-GB"/>
+        </w:rPr>
+        <w:t>="username"&gt;&lt;</w:t>
+      </w:r>
+      <w:proofErr w:type="spellStart"/>
+      <w:r>
+        <w:rPr>
+          <w:rFonts w:ascii="Consolas" w:hAnsi="Consolas" w:cs="Consolas"/>
+          <w:b/>
+          <w:bCs/>
+          <w:color w:val="800000"/>
+          <w:sz w:val="20"/>
+          <w:szCs w:val="20"/>
+          <w:lang w:val="en-GB"/>
+        </w:rPr>
+        <w:t>br</w:t>
+      </w:r>
+      <w:proofErr w:type="spellEnd"/>
+      <w:r>
+        <w:rPr>
+          <w:rFonts w:ascii="Consolas" w:hAnsi="Consolas" w:cs="Consolas"/>
+          <w:b/>
+          <w:bCs/>
+          <w:color w:val="0000FF"/>
+          <w:sz w:val="20"/>
+          <w:szCs w:val="20"/>
+          <w:lang w:val="en-GB"/>
+        </w:rPr>
+        <w:t>&gt;&lt;</w:t>
+      </w:r>
+      <w:proofErr w:type="spellStart"/>
+      <w:r>
+        <w:rPr>
+          <w:rFonts w:ascii="Consolas" w:hAnsi="Consolas" w:cs="Consolas"/>
+          <w:b/>
+          <w:bCs/>
+          <w:color w:val="800000"/>
+          <w:sz w:val="20"/>
+          <w:szCs w:val="20"/>
+          <w:lang w:val="en-GB"/>
+        </w:rPr>
+        <w:t>br</w:t>
+      </w:r>
+      <w:proofErr w:type="spellEnd"/>
+      <w:r>
+        <w:rPr>
+          <w:rFonts w:ascii="Consolas" w:hAnsi="Consolas" w:cs="Consolas"/>
+          <w:b/>
+          <w:bCs/>
+          <w:color w:val="0000FF"/>
+          <w:sz w:val="20"/>
+          <w:szCs w:val="20"/>
+          <w:lang w:val="en-GB"/>
+        </w:rPr>
+        <w:t>&gt;</w:t>
       </w:r>
     </w:p>
     <w:p>
       <w:pPr>
-        <w:pStyle w:val="ListParagraph"/>
-        <w:numPr>
-          <w:ilvl w:val="0"/>
-          <w:numId w:val="37"/>
-        </w:numPr>
-        <w:tabs>
-          <w:tab w:val="clear" w:pos="862"/>
-        </w:tabs>
-        <w:ind w:left="714" w:hanging="357"/>
-      </w:pPr>
-      <w:r>
-        <w:t xml:space="preserve">Use the example given on the slides to ask your users if they </w:t>
-      </w:r>
-      <w:r>
-        <w:br/>
-        <w:t>“would like to save?”</w:t>
-      </w:r>
+        <w:widowControl/>
+        <w:autoSpaceDE w:val="0"/>
+        <w:autoSpaceDN w:val="0"/>
+        <w:adjustRightInd w:val="0"/>
+        <w:spacing w:before="0"/>
+        <w:ind w:left="364"/>
+        <w:rPr>
+          <w:rFonts w:ascii="Consolas" w:hAnsi="Consolas" w:cs="Consolas"/>
+          <w:b/>
+          <w:bCs/>
+          <w:sz w:val="20"/>
+          <w:szCs w:val="20"/>
+          <w:lang w:val="en-GB"/>
+        </w:rPr>
+      </w:pPr>
     </w:p>
     <w:p>
       <w:pPr>
-        <w:pStyle w:val="ListParagraph"/>
-        <w:numPr>
-          <w:ilvl w:val="0"/>
-          <w:numId w:val="37"/>
-        </w:numPr>
-        <w:tabs>
-          <w:tab w:val="clear" w:pos="862"/>
-        </w:tabs>
-        <w:ind w:left="714" w:hanging="357"/>
-      </w:pPr>
-      <w:r>
-        <w:t>Display a suitable message in each case</w:t>
+        <w:widowControl/>
+        <w:autoSpaceDE w:val="0"/>
+        <w:autoSpaceDN w:val="0"/>
+        <w:adjustRightInd w:val="0"/>
+        <w:spacing w:before="0"/>
+        <w:ind w:left="364"/>
+        <w:rPr>
+          <w:rFonts w:ascii="Consolas" w:hAnsi="Consolas" w:cs="Consolas"/>
+          <w:b/>
+          <w:bCs/>
+          <w:sz w:val="20"/>
+          <w:szCs w:val="20"/>
+          <w:lang w:val="en-GB"/>
+        </w:rPr>
+      </w:pPr>
+      <w:r>
+        <w:rPr>
+          <w:rFonts w:ascii="Consolas" w:hAnsi="Consolas" w:cs="Consolas"/>
+          <w:b/>
+          <w:bCs/>
+          <w:sz w:val="20"/>
+          <w:szCs w:val="20"/>
+          <w:lang w:val="en-GB"/>
+        </w:rPr>
+        <w:t xml:space="preserve">    </w:t>
+      </w:r>
+      <w:r>
+        <w:rPr>
+          <w:rFonts w:ascii="Consolas" w:hAnsi="Consolas" w:cs="Consolas"/>
+          <w:b/>
+          <w:bCs/>
+          <w:color w:val="0000FF"/>
+          <w:sz w:val="20"/>
+          <w:szCs w:val="20"/>
+          <w:lang w:val="en-GB"/>
+        </w:rPr>
+        <w:t>&lt;</w:t>
+      </w:r>
+      <w:r>
+        <w:rPr>
+          <w:rFonts w:ascii="Consolas" w:hAnsi="Consolas" w:cs="Consolas"/>
+          <w:b/>
+          <w:bCs/>
+          <w:color w:val="800000"/>
+          <w:sz w:val="20"/>
+          <w:szCs w:val="20"/>
+          <w:lang w:val="en-GB"/>
+        </w:rPr>
+        <w:t>label</w:t>
+      </w:r>
+      <w:r>
+        <w:rPr>
+          <w:rFonts w:ascii="Consolas" w:hAnsi="Consolas" w:cs="Consolas"/>
+          <w:b/>
+          <w:bCs/>
+          <w:sz w:val="20"/>
+          <w:szCs w:val="20"/>
+          <w:lang w:val="en-GB"/>
+        </w:rPr>
+        <w:t xml:space="preserve"> </w:t>
+      </w:r>
+      <w:r>
+        <w:rPr>
+          <w:rFonts w:ascii="Consolas" w:hAnsi="Consolas" w:cs="Consolas"/>
+          <w:b/>
+          <w:bCs/>
+          <w:color w:val="FF0000"/>
+          <w:sz w:val="20"/>
+          <w:szCs w:val="20"/>
+          <w:lang w:val="en-GB"/>
+        </w:rPr>
+        <w:t>for</w:t>
+      </w:r>
+      <w:r>
+        <w:rPr>
+          <w:rFonts w:ascii="Consolas" w:hAnsi="Consolas" w:cs="Consolas"/>
+          <w:b/>
+          <w:bCs/>
+          <w:color w:val="0000FF"/>
+          <w:sz w:val="20"/>
+          <w:szCs w:val="20"/>
+          <w:lang w:val="en-GB"/>
+        </w:rPr>
+        <w:t>="password"&gt;</w:t>
+      </w:r>
+      <w:r>
+        <w:rPr>
+          <w:rFonts w:ascii="Consolas" w:hAnsi="Consolas" w:cs="Consolas"/>
+          <w:b/>
+          <w:bCs/>
+          <w:sz w:val="20"/>
+          <w:szCs w:val="20"/>
+          <w:lang w:val="en-GB"/>
+        </w:rPr>
+        <w:t>Password:</w:t>
+      </w:r>
+      <w:r>
+        <w:rPr>
+          <w:rFonts w:ascii="Consolas" w:hAnsi="Consolas" w:cs="Consolas"/>
+          <w:b/>
+          <w:bCs/>
+          <w:color w:val="0000FF"/>
+          <w:sz w:val="20"/>
+          <w:szCs w:val="20"/>
+          <w:lang w:val="en-GB"/>
+        </w:rPr>
+        <w:t>&lt;/</w:t>
+      </w:r>
+      <w:r>
+        <w:rPr>
+          <w:rFonts w:ascii="Consolas" w:hAnsi="Consolas" w:cs="Consolas"/>
+          <w:b/>
+          <w:bCs/>
+          <w:color w:val="800000"/>
+          <w:sz w:val="20"/>
+          <w:szCs w:val="20"/>
+          <w:lang w:val="en-GB"/>
+        </w:rPr>
+        <w:t>label</w:t>
+      </w:r>
+      <w:r>
+        <w:rPr>
+          <w:rFonts w:ascii="Consolas" w:hAnsi="Consolas" w:cs="Consolas"/>
+          <w:b/>
+          <w:bCs/>
+          <w:color w:val="0000FF"/>
+          <w:sz w:val="20"/>
+          <w:szCs w:val="20"/>
+          <w:lang w:val="en-GB"/>
+        </w:rPr>
+        <w:t>&gt;</w:t>
       </w:r>
     </w:p>
     <w:p>
       <w:pPr>
-        <w:pStyle w:val="ListParagraph"/>
-        <w:numPr>
-          <w:ilvl w:val="0"/>
-          <w:numId w:val="37"/>
-        </w:numPr>
-        <w:tabs>
-          <w:tab w:val="clear" w:pos="862"/>
-        </w:tabs>
-        <w:ind w:left="714" w:hanging="357"/>
-      </w:pPr>
-      <w:r>
-        <w:t>Run to test your code</w:t>
+        <w:widowControl/>
+        <w:autoSpaceDE w:val="0"/>
+        <w:autoSpaceDN w:val="0"/>
+        <w:adjustRightInd w:val="0"/>
+        <w:spacing w:before="0"/>
+        <w:ind w:left="364"/>
+        <w:rPr>
+          <w:rFonts w:ascii="Consolas" w:hAnsi="Consolas" w:cs="Consolas"/>
+          <w:b/>
+          <w:bCs/>
+          <w:sz w:val="20"/>
+          <w:szCs w:val="20"/>
+          <w:lang w:val="en-GB"/>
+        </w:rPr>
+      </w:pPr>
+      <w:r>
+        <w:rPr>
+          <w:rFonts w:ascii="Consolas" w:hAnsi="Consolas" w:cs="Consolas"/>
+          <w:b/>
+          <w:bCs/>
+          <w:sz w:val="20"/>
+          <w:szCs w:val="20"/>
+          <w:lang w:val="en-GB"/>
+        </w:rPr>
+        <w:t xml:space="preserve">    </w:t>
+      </w:r>
+      <w:r>
+        <w:rPr>
+          <w:rFonts w:ascii="Consolas" w:hAnsi="Consolas" w:cs="Consolas"/>
+          <w:b/>
+          <w:bCs/>
+          <w:color w:val="0000FF"/>
+          <w:sz w:val="20"/>
+          <w:szCs w:val="20"/>
+          <w:lang w:val="en-GB"/>
+        </w:rPr>
+        <w:t>&lt;</w:t>
+      </w:r>
+      <w:r>
+        <w:rPr>
+          <w:rFonts w:ascii="Consolas" w:hAnsi="Consolas" w:cs="Consolas"/>
+          <w:b/>
+          <w:bCs/>
+          <w:color w:val="800000"/>
+          <w:sz w:val="20"/>
+          <w:szCs w:val="20"/>
+          <w:lang w:val="en-GB"/>
+        </w:rPr>
+        <w:t>input</w:t>
+      </w:r>
+      <w:r>
+        <w:rPr>
+          <w:rFonts w:ascii="Consolas" w:hAnsi="Consolas" w:cs="Consolas"/>
+          <w:b/>
+          <w:bCs/>
+          <w:sz w:val="20"/>
+          <w:szCs w:val="20"/>
+          <w:lang w:val="en-GB"/>
+        </w:rPr>
+        <w:t xml:space="preserve"> </w:t>
+      </w:r>
+      <w:r>
+        <w:rPr>
+          <w:rFonts w:ascii="Consolas" w:hAnsi="Consolas" w:cs="Consolas"/>
+          <w:b/>
+          <w:bCs/>
+          <w:color w:val="FF0000"/>
+          <w:sz w:val="20"/>
+          <w:szCs w:val="20"/>
+          <w:lang w:val="en-GB"/>
+        </w:rPr>
+        <w:t>type</w:t>
+      </w:r>
+      <w:r>
+        <w:rPr>
+          <w:rFonts w:ascii="Consolas" w:hAnsi="Consolas" w:cs="Consolas"/>
+          <w:b/>
+          <w:bCs/>
+          <w:color w:val="0000FF"/>
+          <w:sz w:val="20"/>
+          <w:szCs w:val="20"/>
+          <w:lang w:val="en-GB"/>
+        </w:rPr>
+        <w:t>="password"</w:t>
+      </w:r>
+      <w:r>
+        <w:rPr>
+          <w:rFonts w:ascii="Consolas" w:hAnsi="Consolas" w:cs="Consolas"/>
+          <w:b/>
+          <w:bCs/>
+          <w:sz w:val="20"/>
+          <w:szCs w:val="20"/>
+          <w:lang w:val="en-GB"/>
+        </w:rPr>
+        <w:t xml:space="preserve"> </w:t>
+      </w:r>
+      <w:r>
+        <w:rPr>
+          <w:rFonts w:ascii="Consolas" w:hAnsi="Consolas" w:cs="Consolas"/>
+          <w:b/>
+          <w:bCs/>
+          <w:color w:val="FF0000"/>
+          <w:sz w:val="20"/>
+          <w:szCs w:val="20"/>
+          <w:lang w:val="en-GB"/>
+        </w:rPr>
+        <w:t>id</w:t>
+      </w:r>
+      <w:r>
+        <w:rPr>
+          <w:rFonts w:ascii="Consolas" w:hAnsi="Consolas" w:cs="Consolas"/>
+          <w:b/>
+          <w:bCs/>
+          <w:color w:val="0000FF"/>
+          <w:sz w:val="20"/>
+          <w:szCs w:val="20"/>
+          <w:lang w:val="en-GB"/>
+        </w:rPr>
+        <w:t>="password"&gt;&lt;</w:t>
+      </w:r>
+      <w:proofErr w:type="spellStart"/>
+      <w:r>
+        <w:rPr>
+          <w:rFonts w:ascii="Consolas" w:hAnsi="Consolas" w:cs="Consolas"/>
+          <w:b/>
+          <w:bCs/>
+          <w:color w:val="800000"/>
+          <w:sz w:val="20"/>
+          <w:szCs w:val="20"/>
+          <w:lang w:val="en-GB"/>
+        </w:rPr>
+        <w:t>br</w:t>
+      </w:r>
+      <w:proofErr w:type="spellEnd"/>
+      <w:r>
+        <w:rPr>
+          <w:rFonts w:ascii="Consolas" w:hAnsi="Consolas" w:cs="Consolas"/>
+          <w:b/>
+          <w:bCs/>
+          <w:color w:val="0000FF"/>
+          <w:sz w:val="20"/>
+          <w:szCs w:val="20"/>
+          <w:lang w:val="en-GB"/>
+        </w:rPr>
+        <w:t>&gt;&lt;</w:t>
+      </w:r>
+      <w:proofErr w:type="spellStart"/>
+      <w:r>
+        <w:rPr>
+          <w:rFonts w:ascii="Consolas" w:hAnsi="Consolas" w:cs="Consolas"/>
+          <w:b/>
+          <w:bCs/>
+          <w:color w:val="800000"/>
+          <w:sz w:val="20"/>
+          <w:szCs w:val="20"/>
+          <w:lang w:val="en-GB"/>
+        </w:rPr>
+        <w:t>br</w:t>
+      </w:r>
+      <w:proofErr w:type="spellEnd"/>
+      <w:r>
+        <w:rPr>
+          <w:rFonts w:ascii="Consolas" w:hAnsi="Consolas" w:cs="Consolas"/>
+          <w:b/>
+          <w:bCs/>
+          <w:color w:val="0000FF"/>
+          <w:sz w:val="20"/>
+          <w:szCs w:val="20"/>
+          <w:lang w:val="en-GB"/>
+        </w:rPr>
+        <w:t>&gt;</w:t>
+      </w:r>
+    </w:p>
+    <w:p>
+      <w:pPr>
+        <w:widowControl/>
+        <w:autoSpaceDE w:val="0"/>
+        <w:autoSpaceDN w:val="0"/>
+        <w:adjustRightInd w:val="0"/>
+        <w:spacing w:before="0"/>
+        <w:ind w:left="364"/>
+        <w:rPr>
+          <w:rFonts w:ascii="Consolas" w:hAnsi="Consolas" w:cs="Consolas"/>
+          <w:b/>
+          <w:bCs/>
+          <w:sz w:val="20"/>
+          <w:szCs w:val="20"/>
+          <w:lang w:val="en-GB"/>
+        </w:rPr>
+      </w:pPr>
+    </w:p>
+    <w:p>
+      <w:pPr>
+        <w:widowControl/>
+        <w:autoSpaceDE w:val="0"/>
+        <w:autoSpaceDN w:val="0"/>
+        <w:adjustRightInd w:val="0"/>
+        <w:spacing w:before="0"/>
+        <w:ind w:left="364"/>
+        <w:rPr>
+          <w:rFonts w:ascii="Consolas" w:hAnsi="Consolas" w:cs="Consolas"/>
+          <w:b/>
+          <w:bCs/>
+          <w:sz w:val="20"/>
+          <w:szCs w:val="20"/>
+          <w:lang w:val="en-GB"/>
+        </w:rPr>
+      </w:pPr>
+      <w:r>
+        <w:rPr>
+          <w:rFonts w:ascii="Consolas" w:hAnsi="Consolas" w:cs="Consolas"/>
+          <w:b/>
+          <w:bCs/>
+          <w:sz w:val="20"/>
+          <w:szCs w:val="20"/>
+          <w:lang w:val="en-GB"/>
+        </w:rPr>
+        <w:t xml:space="preserve">    </w:t>
+      </w:r>
+      <w:r>
+        <w:rPr>
+          <w:rFonts w:ascii="Consolas" w:hAnsi="Consolas" w:cs="Consolas"/>
+          <w:b/>
+          <w:bCs/>
+          <w:color w:val="0000FF"/>
+          <w:sz w:val="20"/>
+          <w:szCs w:val="20"/>
+          <w:lang w:val="en-GB"/>
+        </w:rPr>
+        <w:t>&lt;</w:t>
+      </w:r>
+      <w:r>
+        <w:rPr>
+          <w:rFonts w:ascii="Consolas" w:hAnsi="Consolas" w:cs="Consolas"/>
+          <w:b/>
+          <w:bCs/>
+          <w:color w:val="800000"/>
+          <w:sz w:val="20"/>
+          <w:szCs w:val="20"/>
+          <w:lang w:val="en-GB"/>
+        </w:rPr>
+        <w:t>button</w:t>
+      </w:r>
+      <w:r>
+        <w:rPr>
+          <w:rFonts w:ascii="Consolas" w:hAnsi="Consolas" w:cs="Consolas"/>
+          <w:b/>
+          <w:bCs/>
+          <w:sz w:val="20"/>
+          <w:szCs w:val="20"/>
+          <w:lang w:val="en-GB"/>
+        </w:rPr>
+        <w:t xml:space="preserve"> </w:t>
+      </w:r>
+      <w:r>
+        <w:rPr>
+          <w:rFonts w:ascii="Consolas" w:hAnsi="Consolas" w:cs="Consolas"/>
+          <w:b/>
+          <w:bCs/>
+          <w:color w:val="FF0000"/>
+          <w:sz w:val="20"/>
+          <w:szCs w:val="20"/>
+          <w:lang w:val="en-GB"/>
+        </w:rPr>
+        <w:t>onclick</w:t>
+      </w:r>
+      <w:r>
+        <w:rPr>
+          <w:rFonts w:ascii="Consolas" w:hAnsi="Consolas" w:cs="Consolas"/>
+          <w:b/>
+          <w:bCs/>
+          <w:color w:val="0000FF"/>
+          <w:sz w:val="20"/>
+          <w:szCs w:val="20"/>
+          <w:lang w:val="en-GB"/>
+        </w:rPr>
+        <w:t>="</w:t>
+      </w:r>
+      <w:proofErr w:type="spellStart"/>
+      <w:r>
+        <w:rPr>
+          <w:rFonts w:ascii="Consolas" w:hAnsi="Consolas" w:cs="Consolas"/>
+          <w:b/>
+          <w:bCs/>
+          <w:sz w:val="20"/>
+          <w:szCs w:val="20"/>
+          <w:lang w:val="en-GB"/>
+        </w:rPr>
+        <w:t>checkLogin</w:t>
+      </w:r>
+      <w:proofErr w:type="spellEnd"/>
+      <w:r>
+        <w:rPr>
+          <w:rFonts w:ascii="Consolas" w:hAnsi="Consolas" w:cs="Consolas"/>
+          <w:b/>
+          <w:bCs/>
+          <w:sz w:val="20"/>
+          <w:szCs w:val="20"/>
+          <w:lang w:val="en-GB"/>
+        </w:rPr>
+        <w:t>()</w:t>
+      </w:r>
+      <w:r>
+        <w:rPr>
+          <w:rFonts w:ascii="Consolas" w:hAnsi="Consolas" w:cs="Consolas"/>
+          <w:b/>
+          <w:bCs/>
+          <w:color w:val="0000FF"/>
+          <w:sz w:val="20"/>
+          <w:szCs w:val="20"/>
+          <w:lang w:val="en-GB"/>
+        </w:rPr>
+        <w:t>"&gt;</w:t>
+      </w:r>
+      <w:r>
+        <w:rPr>
+          <w:rFonts w:ascii="Consolas" w:hAnsi="Consolas" w:cs="Consolas"/>
+          <w:b/>
+          <w:bCs/>
+          <w:sz w:val="20"/>
+          <w:szCs w:val="20"/>
+          <w:lang w:val="en-GB"/>
+        </w:rPr>
+        <w:t>Login</w:t>
+      </w:r>
+      <w:r>
+        <w:rPr>
+          <w:rFonts w:ascii="Consolas" w:hAnsi="Consolas" w:cs="Consolas"/>
+          <w:b/>
+          <w:bCs/>
+          <w:color w:val="0000FF"/>
+          <w:sz w:val="20"/>
+          <w:szCs w:val="20"/>
+          <w:lang w:val="en-GB"/>
+        </w:rPr>
+        <w:t>&lt;/</w:t>
+      </w:r>
+      <w:r>
+        <w:rPr>
+          <w:rFonts w:ascii="Consolas" w:hAnsi="Consolas" w:cs="Consolas"/>
+          <w:b/>
+          <w:bCs/>
+          <w:color w:val="800000"/>
+          <w:sz w:val="20"/>
+          <w:szCs w:val="20"/>
+          <w:lang w:val="en-GB"/>
+        </w:rPr>
+        <w:t>button</w:t>
+      </w:r>
+      <w:r>
+        <w:rPr>
+          <w:rFonts w:ascii="Consolas" w:hAnsi="Consolas" w:cs="Consolas"/>
+          <w:b/>
+          <w:bCs/>
+          <w:color w:val="0000FF"/>
+          <w:sz w:val="20"/>
+          <w:szCs w:val="20"/>
+          <w:lang w:val="en-GB"/>
+        </w:rPr>
+        <w:t>&gt;</w:t>
+      </w:r>
+    </w:p>
+    <w:p>
+      <w:pPr>
+        <w:widowControl/>
+        <w:autoSpaceDE w:val="0"/>
+        <w:autoSpaceDN w:val="0"/>
+        <w:adjustRightInd w:val="0"/>
+        <w:spacing w:before="0"/>
+        <w:ind w:left="364"/>
+        <w:rPr>
+          <w:rFonts w:ascii="Consolas" w:hAnsi="Consolas" w:cs="Consolas"/>
+          <w:b/>
+          <w:bCs/>
+          <w:sz w:val="20"/>
+          <w:szCs w:val="20"/>
+          <w:lang w:val="en-GB"/>
+        </w:rPr>
+      </w:pPr>
+    </w:p>
+    <w:p>
+      <w:pPr>
+        <w:widowControl/>
+        <w:autoSpaceDE w:val="0"/>
+        <w:autoSpaceDN w:val="0"/>
+        <w:adjustRightInd w:val="0"/>
+        <w:spacing w:before="0"/>
+        <w:ind w:left="364"/>
+        <w:rPr>
+          <w:rFonts w:ascii="Consolas" w:hAnsi="Consolas" w:cs="Consolas"/>
+          <w:b/>
+          <w:bCs/>
+          <w:sz w:val="20"/>
+          <w:szCs w:val="20"/>
+          <w:lang w:val="en-GB"/>
+        </w:rPr>
+      </w:pPr>
+      <w:r>
+        <w:rPr>
+          <w:rFonts w:ascii="Consolas" w:hAnsi="Consolas" w:cs="Consolas"/>
+          <w:b/>
+          <w:bCs/>
+          <w:sz w:val="20"/>
+          <w:szCs w:val="20"/>
+          <w:lang w:val="en-GB"/>
+        </w:rPr>
+        <w:t xml:space="preserve">    </w:t>
+      </w:r>
+      <w:r>
+        <w:rPr>
+          <w:rFonts w:ascii="Consolas" w:hAnsi="Consolas" w:cs="Consolas"/>
+          <w:b/>
+          <w:bCs/>
+          <w:color w:val="0000FF"/>
+          <w:sz w:val="20"/>
+          <w:szCs w:val="20"/>
+          <w:lang w:val="en-GB"/>
+        </w:rPr>
+        <w:t>&lt;</w:t>
+      </w:r>
+      <w:r>
+        <w:rPr>
+          <w:rFonts w:ascii="Consolas" w:hAnsi="Consolas" w:cs="Consolas"/>
+          <w:b/>
+          <w:bCs/>
+          <w:color w:val="800000"/>
+          <w:sz w:val="20"/>
+          <w:szCs w:val="20"/>
+          <w:lang w:val="en-GB"/>
+        </w:rPr>
+        <w:t>p</w:t>
+      </w:r>
+      <w:r>
+        <w:rPr>
+          <w:rFonts w:ascii="Consolas" w:hAnsi="Consolas" w:cs="Consolas"/>
+          <w:b/>
+          <w:bCs/>
+          <w:sz w:val="20"/>
+          <w:szCs w:val="20"/>
+          <w:lang w:val="en-GB"/>
+        </w:rPr>
+        <w:t xml:space="preserve"> </w:t>
+      </w:r>
+      <w:r>
+        <w:rPr>
+          <w:rFonts w:ascii="Consolas" w:hAnsi="Consolas" w:cs="Consolas"/>
+          <w:b/>
+          <w:bCs/>
+          <w:color w:val="FF0000"/>
+          <w:sz w:val="20"/>
+          <w:szCs w:val="20"/>
+          <w:lang w:val="en-GB"/>
+        </w:rPr>
+        <w:t>id</w:t>
+      </w:r>
+      <w:r>
+        <w:rPr>
+          <w:rFonts w:ascii="Consolas" w:hAnsi="Consolas" w:cs="Consolas"/>
+          <w:b/>
+          <w:bCs/>
+          <w:color w:val="0000FF"/>
+          <w:sz w:val="20"/>
+          <w:szCs w:val="20"/>
+          <w:lang w:val="en-GB"/>
+        </w:rPr>
+        <w:t>="message"&gt;&lt;/</w:t>
+      </w:r>
+      <w:r>
+        <w:rPr>
+          <w:rFonts w:ascii="Consolas" w:hAnsi="Consolas" w:cs="Consolas"/>
+          <w:b/>
+          <w:bCs/>
+          <w:color w:val="800000"/>
+          <w:sz w:val="20"/>
+          <w:szCs w:val="20"/>
+          <w:lang w:val="en-GB"/>
+        </w:rPr>
+        <w:t>p</w:t>
+      </w:r>
+      <w:r>
+        <w:rPr>
+          <w:rFonts w:ascii="Consolas" w:hAnsi="Consolas" w:cs="Consolas"/>
+          <w:b/>
+          <w:bCs/>
+          <w:color w:val="0000FF"/>
+          <w:sz w:val="20"/>
+          <w:szCs w:val="20"/>
+          <w:lang w:val="en-GB"/>
+        </w:rPr>
+        <w:t>&gt;</w:t>
+      </w:r>
+    </w:p>
+    <w:p>
+      <w:pPr>
+        <w:widowControl/>
+        <w:autoSpaceDE w:val="0"/>
+        <w:autoSpaceDN w:val="0"/>
+        <w:adjustRightInd w:val="0"/>
+        <w:spacing w:before="0"/>
+        <w:ind w:left="364"/>
+        <w:rPr>
+          <w:rFonts w:ascii="Consolas" w:hAnsi="Consolas" w:cs="Consolas"/>
+          <w:b/>
+          <w:bCs/>
+          <w:sz w:val="20"/>
+          <w:szCs w:val="20"/>
+          <w:lang w:val="en-GB"/>
+        </w:rPr>
+      </w:pPr>
+    </w:p>
+    <w:p>
+      <w:pPr>
+        <w:widowControl/>
+        <w:autoSpaceDE w:val="0"/>
+        <w:autoSpaceDN w:val="0"/>
+        <w:adjustRightInd w:val="0"/>
+        <w:spacing w:before="0"/>
+        <w:ind w:left="364"/>
+        <w:rPr>
+          <w:rFonts w:ascii="Consolas" w:hAnsi="Consolas" w:cs="Consolas"/>
+          <w:b/>
+          <w:bCs/>
+          <w:sz w:val="20"/>
+          <w:szCs w:val="20"/>
+          <w:lang w:val="en-GB"/>
+        </w:rPr>
+      </w:pPr>
+      <w:r>
+        <w:rPr>
+          <w:rFonts w:ascii="Consolas" w:hAnsi="Consolas" w:cs="Consolas"/>
+          <w:b/>
+          <w:bCs/>
+          <w:sz w:val="20"/>
+          <w:szCs w:val="20"/>
+          <w:lang w:val="en-GB"/>
+        </w:rPr>
+        <w:t xml:space="preserve">    </w:t>
+      </w:r>
+      <w:r>
+        <w:rPr>
+          <w:rFonts w:ascii="Consolas" w:hAnsi="Consolas" w:cs="Consolas"/>
+          <w:b/>
+          <w:bCs/>
+          <w:color w:val="0000FF"/>
+          <w:sz w:val="20"/>
+          <w:szCs w:val="20"/>
+          <w:lang w:val="en-GB"/>
+        </w:rPr>
+        <w:t>&lt;</w:t>
+      </w:r>
+      <w:r>
+        <w:rPr>
+          <w:rFonts w:ascii="Consolas" w:hAnsi="Consolas" w:cs="Consolas"/>
+          <w:b/>
+          <w:bCs/>
+          <w:color w:val="800000"/>
+          <w:sz w:val="20"/>
+          <w:szCs w:val="20"/>
+          <w:lang w:val="en-GB"/>
+        </w:rPr>
+        <w:t>script</w:t>
+      </w:r>
+      <w:r>
+        <w:rPr>
+          <w:rFonts w:ascii="Consolas" w:hAnsi="Consolas" w:cs="Consolas"/>
+          <w:b/>
+          <w:bCs/>
+          <w:color w:val="0000FF"/>
+          <w:sz w:val="20"/>
+          <w:szCs w:val="20"/>
+          <w:lang w:val="en-GB"/>
+        </w:rPr>
+        <w:t>&gt;</w:t>
+      </w:r>
+    </w:p>
+    <w:p>
+      <w:pPr>
+        <w:widowControl/>
+        <w:autoSpaceDE w:val="0"/>
+        <w:autoSpaceDN w:val="0"/>
+        <w:adjustRightInd w:val="0"/>
+        <w:spacing w:before="0"/>
+        <w:ind w:left="364"/>
+        <w:rPr>
+          <w:rFonts w:ascii="Consolas" w:hAnsi="Consolas" w:cs="Consolas"/>
+          <w:b/>
+          <w:bCs/>
+          <w:sz w:val="20"/>
+          <w:szCs w:val="20"/>
+          <w:lang w:val="en-GB"/>
+        </w:rPr>
+      </w:pPr>
+      <w:r>
+        <w:rPr>
+          <w:rFonts w:ascii="Consolas" w:hAnsi="Consolas" w:cs="Consolas"/>
+          <w:b/>
+          <w:bCs/>
+          <w:sz w:val="20"/>
+          <w:szCs w:val="20"/>
+          <w:lang w:val="en-GB"/>
+        </w:rPr>
+        <w:t xml:space="preserve">        </w:t>
+      </w:r>
+      <w:r>
+        <w:rPr>
+          <w:rFonts w:ascii="Consolas" w:hAnsi="Consolas" w:cs="Consolas"/>
+          <w:b/>
+          <w:bCs/>
+          <w:color w:val="0000FF"/>
+          <w:sz w:val="20"/>
+          <w:szCs w:val="20"/>
+          <w:lang w:val="en-GB"/>
+        </w:rPr>
+        <w:t>function</w:t>
+      </w:r>
+      <w:r>
+        <w:rPr>
+          <w:rFonts w:ascii="Consolas" w:hAnsi="Consolas" w:cs="Consolas"/>
+          <w:b/>
+          <w:bCs/>
+          <w:sz w:val="20"/>
+          <w:szCs w:val="20"/>
+          <w:lang w:val="en-GB"/>
+        </w:rPr>
+        <w:t xml:space="preserve"> </w:t>
+      </w:r>
+      <w:proofErr w:type="spellStart"/>
+      <w:r>
+        <w:rPr>
+          <w:rFonts w:ascii="Consolas" w:hAnsi="Consolas" w:cs="Consolas"/>
+          <w:b/>
+          <w:bCs/>
+          <w:sz w:val="20"/>
+          <w:szCs w:val="20"/>
+          <w:lang w:val="en-GB"/>
+        </w:rPr>
+        <w:t>checkLogin</w:t>
+      </w:r>
+      <w:proofErr w:type="spellEnd"/>
+      <w:r>
+        <w:rPr>
+          <w:rFonts w:ascii="Consolas" w:hAnsi="Consolas" w:cs="Consolas"/>
+          <w:b/>
+          <w:bCs/>
+          <w:sz w:val="20"/>
+          <w:szCs w:val="20"/>
+          <w:lang w:val="en-GB"/>
+        </w:rPr>
+        <w:t>() {</w:t>
+      </w:r>
+    </w:p>
+    <w:p>
+      <w:pPr>
+        <w:widowControl/>
+        <w:autoSpaceDE w:val="0"/>
+        <w:autoSpaceDN w:val="0"/>
+        <w:adjustRightInd w:val="0"/>
+        <w:spacing w:before="0"/>
+        <w:ind w:left="364"/>
+        <w:rPr>
+          <w:rFonts w:ascii="Consolas" w:hAnsi="Consolas" w:cs="Consolas"/>
+          <w:b/>
+          <w:bCs/>
+          <w:color w:val="008000"/>
+          <w:sz w:val="20"/>
+          <w:szCs w:val="20"/>
+          <w:lang w:val="en-GB"/>
+        </w:rPr>
+      </w:pPr>
+      <w:r>
+        <w:rPr>
+          <w:rFonts w:ascii="Consolas" w:hAnsi="Consolas" w:cs="Consolas"/>
+          <w:b/>
+          <w:bCs/>
+          <w:sz w:val="20"/>
+          <w:szCs w:val="20"/>
+          <w:lang w:val="en-GB"/>
+        </w:rPr>
+        <w:t xml:space="preserve">            </w:t>
+      </w:r>
+      <w:r>
+        <w:rPr>
+          <w:rFonts w:ascii="Consolas" w:hAnsi="Consolas" w:cs="Consolas"/>
+          <w:b/>
+          <w:bCs/>
+          <w:color w:val="008000"/>
+          <w:sz w:val="20"/>
+          <w:szCs w:val="20"/>
+          <w:lang w:val="en-GB"/>
+        </w:rPr>
+        <w:t xml:space="preserve">// display an error message </w:t>
+      </w:r>
+    </w:p>
+    <w:p>
+      <w:pPr>
+        <w:widowControl/>
+        <w:autoSpaceDE w:val="0"/>
+        <w:autoSpaceDN w:val="0"/>
+        <w:adjustRightInd w:val="0"/>
+        <w:spacing w:before="0"/>
+        <w:ind w:left="364"/>
+        <w:rPr>
+          <w:rFonts w:ascii="Consolas" w:hAnsi="Consolas" w:cs="Consolas"/>
+          <w:b/>
+          <w:bCs/>
+          <w:color w:val="008000"/>
+          <w:sz w:val="20"/>
+          <w:szCs w:val="20"/>
+          <w:lang w:val="en-GB"/>
+        </w:rPr>
+      </w:pPr>
+      <w:r>
+        <w:rPr>
+          <w:rFonts w:ascii="Consolas" w:hAnsi="Consolas" w:cs="Consolas"/>
+          <w:b/>
+          <w:bCs/>
+          <w:sz w:val="20"/>
+          <w:szCs w:val="20"/>
+          <w:lang w:val="en-GB"/>
+        </w:rPr>
+        <w:t xml:space="preserve">            </w:t>
+      </w:r>
+      <w:r>
+        <w:rPr>
+          <w:rFonts w:ascii="Consolas" w:hAnsi="Consolas" w:cs="Consolas"/>
+          <w:b/>
+          <w:bCs/>
+          <w:color w:val="008000"/>
+          <w:sz w:val="20"/>
+          <w:szCs w:val="20"/>
+          <w:lang w:val="en-GB"/>
+        </w:rPr>
+        <w:t>//      if the username's length is less than 2</w:t>
+      </w:r>
+    </w:p>
+    <w:p>
+      <w:pPr>
+        <w:widowControl/>
+        <w:autoSpaceDE w:val="0"/>
+        <w:autoSpaceDN w:val="0"/>
+        <w:adjustRightInd w:val="0"/>
+        <w:spacing w:before="0"/>
+        <w:ind w:left="364"/>
+        <w:rPr>
+          <w:rFonts w:ascii="Consolas" w:hAnsi="Consolas" w:cs="Consolas"/>
+          <w:b/>
+          <w:bCs/>
+          <w:color w:val="008000"/>
+          <w:sz w:val="20"/>
+          <w:szCs w:val="20"/>
+          <w:lang w:val="en-GB"/>
+        </w:rPr>
+      </w:pPr>
+      <w:r>
+        <w:rPr>
+          <w:rFonts w:ascii="Consolas" w:hAnsi="Consolas" w:cs="Consolas"/>
+          <w:b/>
+          <w:bCs/>
+          <w:sz w:val="20"/>
+          <w:szCs w:val="20"/>
+          <w:lang w:val="en-GB"/>
+        </w:rPr>
+        <w:t xml:space="preserve">            </w:t>
+      </w:r>
+      <w:r>
+        <w:rPr>
+          <w:rFonts w:ascii="Consolas" w:hAnsi="Consolas" w:cs="Consolas"/>
+          <w:b/>
+          <w:bCs/>
+          <w:color w:val="008000"/>
+          <w:sz w:val="20"/>
+          <w:szCs w:val="20"/>
+          <w:lang w:val="en-GB"/>
+        </w:rPr>
+        <w:t>//      if the password's length is less than 8</w:t>
+      </w:r>
+    </w:p>
+    <w:p>
+      <w:pPr>
+        <w:widowControl/>
+        <w:autoSpaceDE w:val="0"/>
+        <w:autoSpaceDN w:val="0"/>
+        <w:adjustRightInd w:val="0"/>
+        <w:spacing w:before="0"/>
+        <w:ind w:left="364"/>
+        <w:rPr>
+          <w:rFonts w:ascii="Consolas" w:hAnsi="Consolas" w:cs="Consolas"/>
+          <w:b/>
+          <w:bCs/>
+          <w:color w:val="008000"/>
+          <w:sz w:val="20"/>
+          <w:szCs w:val="20"/>
+          <w:lang w:val="en-GB"/>
+        </w:rPr>
+      </w:pPr>
+      <w:r>
+        <w:rPr>
+          <w:rFonts w:ascii="Consolas" w:hAnsi="Consolas" w:cs="Consolas"/>
+          <w:b/>
+          <w:bCs/>
+          <w:sz w:val="20"/>
+          <w:szCs w:val="20"/>
+          <w:lang w:val="en-GB"/>
+        </w:rPr>
+        <w:t xml:space="preserve">            </w:t>
+      </w:r>
+      <w:r>
+        <w:rPr>
+          <w:rFonts w:ascii="Consolas" w:hAnsi="Consolas" w:cs="Consolas"/>
+          <w:b/>
+          <w:bCs/>
+          <w:color w:val="008000"/>
+          <w:sz w:val="20"/>
+          <w:szCs w:val="20"/>
+          <w:lang w:val="en-GB"/>
+        </w:rPr>
+        <w:t xml:space="preserve">//      else display a success message </w:t>
+      </w:r>
+    </w:p>
+    <w:p>
+      <w:pPr>
+        <w:widowControl/>
+        <w:autoSpaceDE w:val="0"/>
+        <w:autoSpaceDN w:val="0"/>
+        <w:adjustRightInd w:val="0"/>
+        <w:spacing w:before="0"/>
+        <w:ind w:left="364"/>
+        <w:rPr>
+          <w:rFonts w:ascii="Consolas" w:hAnsi="Consolas" w:cs="Consolas"/>
+          <w:b/>
+          <w:bCs/>
+          <w:sz w:val="20"/>
+          <w:szCs w:val="20"/>
+          <w:lang w:val="en-GB"/>
+        </w:rPr>
+      </w:pPr>
+      <w:r>
+        <w:rPr>
+          <w:rFonts w:ascii="Consolas" w:hAnsi="Consolas" w:cs="Consolas"/>
+          <w:b/>
+          <w:bCs/>
+          <w:sz w:val="20"/>
+          <w:szCs w:val="20"/>
+          <w:lang w:val="en-GB"/>
+        </w:rPr>
+        <w:t xml:space="preserve">    }</w:t>
+      </w:r>
+    </w:p>
+    <w:p>
+      <w:pPr>
+        <w:widowControl/>
+        <w:autoSpaceDE w:val="0"/>
+        <w:autoSpaceDN w:val="0"/>
+        <w:adjustRightInd w:val="0"/>
+        <w:spacing w:before="0"/>
+        <w:ind w:left="364"/>
+        <w:rPr>
+          <w:rFonts w:ascii="Consolas" w:hAnsi="Consolas" w:cs="Consolas"/>
+          <w:b/>
+          <w:bCs/>
+          <w:sz w:val="20"/>
+          <w:szCs w:val="20"/>
+          <w:lang w:val="en-GB"/>
+        </w:rPr>
+      </w:pPr>
+      <w:r>
+        <w:rPr>
+          <w:rFonts w:ascii="Consolas" w:hAnsi="Consolas" w:cs="Consolas"/>
+          <w:b/>
+          <w:bCs/>
+          <w:sz w:val="20"/>
+          <w:szCs w:val="20"/>
+          <w:lang w:val="en-GB"/>
+        </w:rPr>
+        <w:t xml:space="preserve">    </w:t>
+      </w:r>
+      <w:r>
+        <w:rPr>
+          <w:rFonts w:ascii="Consolas" w:hAnsi="Consolas" w:cs="Consolas"/>
+          <w:b/>
+          <w:bCs/>
+          <w:color w:val="0000FF"/>
+          <w:sz w:val="20"/>
+          <w:szCs w:val="20"/>
+          <w:lang w:val="en-GB"/>
+        </w:rPr>
+        <w:t>&lt;/</w:t>
+      </w:r>
+      <w:r>
+        <w:rPr>
+          <w:rFonts w:ascii="Consolas" w:hAnsi="Consolas" w:cs="Consolas"/>
+          <w:b/>
+          <w:bCs/>
+          <w:color w:val="800000"/>
+          <w:sz w:val="20"/>
+          <w:szCs w:val="20"/>
+          <w:lang w:val="en-GB"/>
+        </w:rPr>
+        <w:t>script</w:t>
+      </w:r>
+      <w:r>
+        <w:rPr>
+          <w:rFonts w:ascii="Consolas" w:hAnsi="Consolas" w:cs="Consolas"/>
+          <w:b/>
+          <w:bCs/>
+          <w:color w:val="0000FF"/>
+          <w:sz w:val="20"/>
+          <w:szCs w:val="20"/>
+          <w:lang w:val="en-GB"/>
+        </w:rPr>
+        <w:t>&gt;</w:t>
+      </w:r>
+    </w:p>
+    <w:p>
+      <w:pPr>
+        <w:widowControl/>
+        <w:autoSpaceDE w:val="0"/>
+        <w:autoSpaceDN w:val="0"/>
+        <w:adjustRightInd w:val="0"/>
+        <w:spacing w:before="0"/>
+        <w:ind w:left="364"/>
+        <w:rPr>
+          <w:rFonts w:ascii="Consolas" w:hAnsi="Consolas" w:cs="Consolas"/>
+          <w:b/>
+          <w:bCs/>
+          <w:sz w:val="20"/>
+          <w:szCs w:val="20"/>
+          <w:lang w:val="en-GB"/>
+        </w:rPr>
+      </w:pPr>
+      <w:r>
+        <w:rPr>
+          <w:rFonts w:ascii="Consolas" w:hAnsi="Consolas" w:cs="Consolas"/>
+          <w:b/>
+          <w:bCs/>
+          <w:color w:val="0000FF"/>
+          <w:sz w:val="20"/>
+          <w:szCs w:val="20"/>
+          <w:lang w:val="en-GB"/>
+        </w:rPr>
+        <w:t>&lt;/</w:t>
+      </w:r>
+      <w:r>
+        <w:rPr>
+          <w:rFonts w:ascii="Consolas" w:hAnsi="Consolas" w:cs="Consolas"/>
+          <w:b/>
+          <w:bCs/>
+          <w:color w:val="800000"/>
+          <w:sz w:val="20"/>
+          <w:szCs w:val="20"/>
+          <w:lang w:val="en-GB"/>
+        </w:rPr>
+        <w:t>body</w:t>
+      </w:r>
+      <w:r>
+        <w:rPr>
+          <w:rFonts w:ascii="Consolas" w:hAnsi="Consolas" w:cs="Consolas"/>
+          <w:b/>
+          <w:bCs/>
+          <w:color w:val="0000FF"/>
+          <w:sz w:val="20"/>
+          <w:szCs w:val="20"/>
+          <w:lang w:val="en-GB"/>
+        </w:rPr>
+        <w:t>&gt;</w:t>
+      </w:r>
+    </w:p>
+    <w:p>
+      <w:pPr>
+        <w:widowControl/>
+        <w:autoSpaceDE w:val="0"/>
+        <w:autoSpaceDN w:val="0"/>
+        <w:adjustRightInd w:val="0"/>
+        <w:spacing w:before="0"/>
+        <w:ind w:left="364"/>
+        <w:rPr>
+          <w:rFonts w:ascii="Consolas" w:hAnsi="Consolas" w:cs="Consolas"/>
+          <w:b/>
+          <w:bCs/>
+          <w:sz w:val="20"/>
+          <w:szCs w:val="20"/>
+          <w:lang w:val="en-GB"/>
+        </w:rPr>
+      </w:pPr>
+      <w:r>
+        <w:rPr>
+          <w:rFonts w:ascii="Consolas" w:hAnsi="Consolas" w:cs="Consolas"/>
+          <w:b/>
+          <w:bCs/>
+          <w:color w:val="0000FF"/>
+          <w:sz w:val="20"/>
+          <w:szCs w:val="20"/>
+          <w:lang w:val="en-GB"/>
+        </w:rPr>
+        <w:t>&lt;/</w:t>
+      </w:r>
+      <w:r>
+        <w:rPr>
+          <w:rFonts w:ascii="Consolas" w:hAnsi="Consolas" w:cs="Consolas"/>
+          <w:b/>
+          <w:bCs/>
+          <w:color w:val="800000"/>
+          <w:sz w:val="20"/>
+          <w:szCs w:val="20"/>
+          <w:lang w:val="en-GB"/>
+        </w:rPr>
+        <w:t>html</w:t>
+      </w:r>
+      <w:r>
+        <w:rPr>
+          <w:rFonts w:ascii="Consolas" w:hAnsi="Consolas" w:cs="Consolas"/>
+          <w:b/>
+          <w:bCs/>
+          <w:color w:val="0000FF"/>
+          <w:sz w:val="20"/>
+          <w:szCs w:val="20"/>
+          <w:lang w:val="en-GB"/>
+        </w:rPr>
+        <w:t>&gt;</w:t>
+      </w:r>
+      <w:r>
+        <w:rPr>
+          <w:rFonts w:ascii="Consolas" w:hAnsi="Consolas" w:cs="Consolas"/>
+          <w:b/>
+          <w:bCs/>
+          <w:color w:val="0000FF"/>
+          <w:sz w:val="20"/>
+          <w:szCs w:val="20"/>
+          <w:lang w:val="en-GB"/>
+        </w:rPr>
+        <w:br/>
+      </w:r>
+    </w:p>
+    <w:p>
+      <w:pPr>
+        <w:pStyle w:val="QATemplateHeadingTwo"/>
+      </w:pPr>
+      <w:r>
+        <w:t>Challenge (if you have time)!</w:t>
       </w:r>
     </w:p>
     <w:p>
@@ -370,70 +2455,22 @@
         <w:tabs>
           <w:tab w:val="clear" w:pos="862"/>
         </w:tabs>
-        <w:ind w:firstLine="0"/>
-      </w:pPr>
+        <w:ind w:left="720" w:firstLine="0"/>
+      </w:pPr>
+      <w:r>
+        <w:t>Research how to check if a password contains at least one number</w:t>
+      </w:r>
     </w:p>
     <w:p>
       <w:pPr>
-        <w:pStyle w:val="QATemplateHeadingTwo"/>
-      </w:pPr>
-      <w:r>
-        <w:t>When You Have Time</w:t>
-      </w:r>
-    </w:p>
-    <w:p>
-      <w:pPr>
-        <w:spacing w:before="0"/>
-        <w:rPr>
-          <w:lang w:val="en-GB"/>
-        </w:rPr>
-      </w:pPr>
-    </w:p>
-    <w:p>
-      <w:pPr>
-        <w:pStyle w:val="ListParagraph"/>
-        <w:numPr>
-          <w:ilvl w:val="0"/>
-          <w:numId w:val="37"/>
-        </w:numPr>
-        <w:tabs>
-          <w:tab w:val="clear" w:pos="862"/>
-        </w:tabs>
-        <w:spacing w:before="0"/>
-        <w:ind w:left="714" w:hanging="357"/>
-      </w:pPr>
-      <w:r>
-        <w:t>Change you code so that if the user says they do NOT want to save, they are further prompted: “Are you sure?”</w:t>
-      </w:r>
-    </w:p>
-    <w:p>
-      <w:pPr>
-        <w:pStyle w:val="ListParagraph"/>
-        <w:numPr>
-          <w:ilvl w:val="0"/>
-          <w:numId w:val="37"/>
-        </w:numPr>
-        <w:tabs>
-          <w:tab w:val="clear" w:pos="862"/>
-        </w:tabs>
-        <w:ind w:left="714" w:hanging="357"/>
-      </w:pPr>
-      <w:r>
-        <w:t>Display a suitable message in each case.</w:t>
+        <w:pStyle w:val="NormalFirstPara"/>
+      </w:pPr>
+      <w:r>
+        <w:t xml:space="preserve"> </w:t>
       </w:r>
       <w:r>
         <w:br/>
       </w:r>
-      <w:r>
-        <w:tab/>
-        <w:t>Hint: you will to use nested ifs.</w:t>
-      </w:r>
-    </w:p>
-    <w:p>
-      <w:pPr>
-        <w:pStyle w:val="ListParagraph"/>
-        <w:ind w:firstLine="0"/>
-      </w:pPr>
     </w:p>
     <w:p>
       <w:pPr>
@@ -449,7 +2486,7 @@
     </w:p>
     <w:p/>
     <w:sectPr>
-      <w:headerReference w:type="default" r:id="rId15"/>
+      <w:headerReference w:type="default" r:id="rId19"/>
       <w:pgSz w:w="11907" w:h="16839" w:code="9"/>
       <w:pgMar w:top="1440" w:right="1440" w:bottom="1440" w:left="1440" w:header="709" w:footer="130" w:gutter="0"/>
       <w:cols w:space="720"/>
@@ -460,7 +2497,7 @@
 </file>
 
 <file path=word/endnotes.xml><?xml version="1.0" encoding="utf-8"?>
-<w:endnotes xmlns:wpc="http://schemas.microsoft.com/office/word/2010/wordprocessingCanvas" xmlns:cx="http://schemas.microsoft.com/office/drawing/2014/chartex" xmlns:cx1="http://schemas.microsoft.com/office/drawing/2015/9/8/chartex" xmlns:cx2="http://schemas.microsoft.com/office/drawing/2015/10/21/chartex" xmlns:cx3="http://schemas.microsoft.com/office/drawing/2016/5/9/chartex" xmlns:cx4="http://schemas.microsoft.com/office/drawing/2016/5/10/chartex" xmlns:cx5="http://schemas.microsoft.com/office/drawing/2016/5/11/chartex" xmlns:cx6="http://schemas.microsoft.com/office/drawing/2016/5/12/chartex" xmlns:cx7="http://schemas.microsoft.com/office/drawing/2016/5/13/chartex" xmlns:cx8="http://schemas.microsoft.com/office/drawing/2016/5/14/chartex" xmlns:mc="http://schemas.openxmlformats.org/markup-compatibility/2006" xmlns:aink="http://schemas.microsoft.com/office/drawing/2016/ink" xmlns:am3d="http://schemas.microsoft.com/office/drawing/2017/model3d" xmlns:o="urn:schemas-microsoft-com:office:office" xmlns:r="http://schemas.openxmlformats.org/officeDocument/2006/relationships" xmlns:m="http://schemas.openxmlformats.org/officeDocument/2006/math" xmlns:v="urn:schemas-microsoft-com:vml" xmlns:wp14="http://schemas.microsoft.com/office/word/2010/wordprocessingDrawing" xmlns:wp="http://schemas.openxmlformats.org/drawingml/2006/wordprocessingDrawing" xmlns:w10="urn:schemas-microsoft-com:office:word" xmlns:w="http://schemas.openxmlformats.org/wordprocessingml/2006/main" xmlns:w14="http://schemas.microsoft.com/office/word/2010/wordml" xmlns:w15="http://schemas.microsoft.com/office/word/2012/wordml" xmlns:w16cex="http://schemas.microsoft.com/office/word/2018/wordml/cex" xmlns:w16cid="http://schemas.microsoft.com/office/word/2016/wordml/cid" xmlns:w16="http://schemas.microsoft.com/office/word/2018/wordml" xmlns:w16sdtdh="http://schemas.microsoft.com/office/word/2020/wordml/sdtdatahash" xmlns:w16se="http://schemas.microsoft.com/office/word/2015/wordml/symex" xmlns:wpg="http://schemas.microsoft.com/office/word/2010/wordprocessingGroup" xmlns:wpi="http://schemas.microsoft.com/office/word/2010/wordprocessingInk" xmlns:wne="http://schemas.microsoft.com/office/word/2006/wordml" xmlns:wps="http://schemas.microsoft.com/office/word/2010/wordprocessingShape" mc:Ignorable="w14 w15 w16se w16cid w16 w16cex w16sdtdh wp14">
+<w:endnotes xmlns:wpc="http://schemas.microsoft.com/office/word/2010/wordprocessingCanvas" xmlns:cx="http://schemas.microsoft.com/office/drawing/2014/chartex" xmlns:cx1="http://schemas.microsoft.com/office/drawing/2015/9/8/chartex" xmlns:cx2="http://schemas.microsoft.com/office/drawing/2015/10/21/chartex" xmlns:cx3="http://schemas.microsoft.com/office/drawing/2016/5/9/chartex" xmlns:cx4="http://schemas.microsoft.com/office/drawing/2016/5/10/chartex" xmlns:cx5="http://schemas.microsoft.com/office/drawing/2016/5/11/chartex" xmlns:cx6="http://schemas.microsoft.com/office/drawing/2016/5/12/chartex" xmlns:cx7="http://schemas.microsoft.com/office/drawing/2016/5/13/chartex" xmlns:cx8="http://schemas.microsoft.com/office/drawing/2016/5/14/chartex" xmlns:mc="http://schemas.openxmlformats.org/markup-compatibility/2006" xmlns:aink="http://schemas.microsoft.com/office/drawing/2016/ink" xmlns:am3d="http://schemas.microsoft.com/office/drawing/2017/model3d" xmlns:o="urn:schemas-microsoft-com:office:office" xmlns:oel="http://schemas.microsoft.com/office/2019/extlst" xmlns:r="http://schemas.openxmlformats.org/officeDocument/2006/relationships" xmlns:m="http://schemas.openxmlformats.org/officeDocument/2006/math" xmlns:v="urn:schemas-microsoft-com:vml" xmlns:wp14="http://schemas.microsoft.com/office/word/2010/wordprocessingDrawing" xmlns:wp="http://schemas.openxmlformats.org/drawingml/2006/wordprocessingDrawing" xmlns:w10="urn:schemas-microsoft-com:office:word" xmlns:w="http://schemas.openxmlformats.org/wordprocessingml/2006/main" xmlns:w14="http://schemas.microsoft.com/office/word/2010/wordml" xmlns:w15="http://schemas.microsoft.com/office/word/2012/wordml" xmlns:w16cex="http://schemas.microsoft.com/office/word/2018/wordml/cex" xmlns:w16cid="http://schemas.microsoft.com/office/word/2016/wordml/cid" xmlns:w16="http://schemas.microsoft.com/office/word/2018/wordml" xmlns:w16du="http://schemas.microsoft.com/office/word/2023/wordml/word16du" xmlns:w16sdtdh="http://schemas.microsoft.com/office/word/2020/wordml/sdtdatahash" xmlns:w16sdtfl="http://schemas.microsoft.com/office/word/2024/wordml/sdtformatlock" xmlns:w16se="http://schemas.microsoft.com/office/word/2015/wordml/symex" xmlns:wpg="http://schemas.microsoft.com/office/word/2010/wordprocessingGroup" xmlns:wpi="http://schemas.microsoft.com/office/word/2010/wordprocessingInk" xmlns:wne="http://schemas.microsoft.com/office/word/2006/wordml" xmlns:wps="http://schemas.microsoft.com/office/word/2010/wordprocessingShape" mc:Ignorable="w14 w15 w16se w16cid w16 w16cex w16sdtdh w16sdtfl w16du wp14">
   <w:endnote w:type="separator" w:id="-1">
     <w:p>
       <w:pPr>
@@ -485,7 +2522,7 @@
 </file>
 
 <file path=word/footer1.xml><?xml version="1.0" encoding="utf-8"?>
-<w:ftr xmlns:wpc="http://schemas.microsoft.com/office/word/2010/wordprocessingCanvas" xmlns:cx="http://schemas.microsoft.com/office/drawing/2014/chartex" xmlns:cx1="http://schemas.microsoft.com/office/drawing/2015/9/8/chartex" xmlns:cx2="http://schemas.microsoft.com/office/drawing/2015/10/21/chartex" xmlns:cx3="http://schemas.microsoft.com/office/drawing/2016/5/9/chartex" xmlns:cx4="http://schemas.microsoft.com/office/drawing/2016/5/10/chartex" xmlns:cx5="http://schemas.microsoft.com/office/drawing/2016/5/11/chartex" xmlns:cx6="http://schemas.microsoft.com/office/drawing/2016/5/12/chartex" xmlns:cx7="http://schemas.microsoft.com/office/drawing/2016/5/13/chartex" xmlns:cx8="http://schemas.microsoft.com/office/drawing/2016/5/14/chartex" xmlns:mc="http://schemas.openxmlformats.org/markup-compatibility/2006" xmlns:aink="http://schemas.microsoft.com/office/drawing/2016/ink" xmlns:am3d="http://schemas.microsoft.com/office/drawing/2017/model3d" xmlns:o="urn:schemas-microsoft-com:office:office" xmlns:r="http://schemas.openxmlformats.org/officeDocument/2006/relationships" xmlns:m="http://schemas.openxmlformats.org/officeDocument/2006/math" xmlns:v="urn:schemas-microsoft-com:vml" xmlns:wp14="http://schemas.microsoft.com/office/word/2010/wordprocessingDrawing" xmlns:wp="http://schemas.openxmlformats.org/drawingml/2006/wordprocessingDrawing" xmlns:w10="urn:schemas-microsoft-com:office:word" xmlns:w="http://schemas.openxmlformats.org/wordprocessingml/2006/main" xmlns:w14="http://schemas.microsoft.com/office/word/2010/wordml" xmlns:w15="http://schemas.microsoft.com/office/word/2012/wordml" xmlns:w16cex="http://schemas.microsoft.com/office/word/2018/wordml/cex" xmlns:w16cid="http://schemas.microsoft.com/office/word/2016/wordml/cid" xmlns:w16="http://schemas.microsoft.com/office/word/2018/wordml" xmlns:w16sdtdh="http://schemas.microsoft.com/office/word/2020/wordml/sdtdatahash" xmlns:w16se="http://schemas.microsoft.com/office/word/2015/wordml/symex" xmlns:wpg="http://schemas.microsoft.com/office/word/2010/wordprocessingGroup" xmlns:wpi="http://schemas.microsoft.com/office/word/2010/wordprocessingInk" xmlns:wne="http://schemas.microsoft.com/office/word/2006/wordml" xmlns:wps="http://schemas.microsoft.com/office/word/2010/wordprocessingShape" mc:Ignorable="w14 w15 w16se w16cid w16 w16cex w16sdtdh wp14">
+<w:ftr xmlns:wpc="http://schemas.microsoft.com/office/word/2010/wordprocessingCanvas" xmlns:cx="http://schemas.microsoft.com/office/drawing/2014/chartex" xmlns:cx1="http://schemas.microsoft.com/office/drawing/2015/9/8/chartex" xmlns:cx2="http://schemas.microsoft.com/office/drawing/2015/10/21/chartex" xmlns:cx3="http://schemas.microsoft.com/office/drawing/2016/5/9/chartex" xmlns:cx4="http://schemas.microsoft.com/office/drawing/2016/5/10/chartex" xmlns:cx5="http://schemas.microsoft.com/office/drawing/2016/5/11/chartex" xmlns:cx6="http://schemas.microsoft.com/office/drawing/2016/5/12/chartex" xmlns:cx7="http://schemas.microsoft.com/office/drawing/2016/5/13/chartex" xmlns:cx8="http://schemas.microsoft.com/office/drawing/2016/5/14/chartex" xmlns:mc="http://schemas.openxmlformats.org/markup-compatibility/2006" xmlns:aink="http://schemas.microsoft.com/office/drawing/2016/ink" xmlns:am3d="http://schemas.microsoft.com/office/drawing/2017/model3d" xmlns:o="urn:schemas-microsoft-com:office:office" xmlns:oel="http://schemas.microsoft.com/office/2019/extlst" xmlns:r="http://schemas.openxmlformats.org/officeDocument/2006/relationships" xmlns:m="http://schemas.openxmlformats.org/officeDocument/2006/math" xmlns:v="urn:schemas-microsoft-com:vml" xmlns:wp14="http://schemas.microsoft.com/office/word/2010/wordprocessingDrawing" xmlns:wp="http://schemas.openxmlformats.org/drawingml/2006/wordprocessingDrawing" xmlns:w10="urn:schemas-microsoft-com:office:word" xmlns:w="http://schemas.openxmlformats.org/wordprocessingml/2006/main" xmlns:w14="http://schemas.microsoft.com/office/word/2010/wordml" xmlns:w15="http://schemas.microsoft.com/office/word/2012/wordml" xmlns:w16cex="http://schemas.microsoft.com/office/word/2018/wordml/cex" xmlns:w16cid="http://schemas.microsoft.com/office/word/2016/wordml/cid" xmlns:w16="http://schemas.microsoft.com/office/word/2018/wordml" xmlns:w16du="http://schemas.microsoft.com/office/word/2023/wordml/word16du" xmlns:w16sdtdh="http://schemas.microsoft.com/office/word/2020/wordml/sdtdatahash" xmlns:w16sdtfl="http://schemas.microsoft.com/office/word/2024/wordml/sdtformatlock" xmlns:w16se="http://schemas.microsoft.com/office/word/2015/wordml/symex" xmlns:wpg="http://schemas.microsoft.com/office/word/2010/wordprocessingGroup" xmlns:wpi="http://schemas.microsoft.com/office/word/2010/wordprocessingInk" xmlns:wne="http://schemas.microsoft.com/office/word/2006/wordml" xmlns:wps="http://schemas.microsoft.com/office/word/2010/wordprocessingShape" mc:Ignorable="w14 w15 w16se w16cid w16 w16cex w16sdtdh w16sdtfl w16du wp14">
   <w:p>
     <w:pPr>
       <w:pStyle w:val="Footer"/>
@@ -496,7 +2533,62 @@
 </file>
 
 <file path=word/footer2.xml><?xml version="1.0" encoding="utf-8"?>
-<w:ftr xmlns:wpc="http://schemas.microsoft.com/office/word/2010/wordprocessingCanvas" xmlns:cx="http://schemas.microsoft.com/office/drawing/2014/chartex" xmlns:cx1="http://schemas.microsoft.com/office/drawing/2015/9/8/chartex" xmlns:cx2="http://schemas.microsoft.com/office/drawing/2015/10/21/chartex" xmlns:cx3="http://schemas.microsoft.com/office/drawing/2016/5/9/chartex" xmlns:cx4="http://schemas.microsoft.com/office/drawing/2016/5/10/chartex" xmlns:cx5="http://schemas.microsoft.com/office/drawing/2016/5/11/chartex" xmlns:cx6="http://schemas.microsoft.com/office/drawing/2016/5/12/chartex" xmlns:cx7="http://schemas.microsoft.com/office/drawing/2016/5/13/chartex" xmlns:cx8="http://schemas.microsoft.com/office/drawing/2016/5/14/chartex" xmlns:mc="http://schemas.openxmlformats.org/markup-compatibility/2006" xmlns:aink="http://schemas.microsoft.com/office/drawing/2016/ink" xmlns:am3d="http://schemas.microsoft.com/office/drawing/2017/model3d" xmlns:o="urn:schemas-microsoft-com:office:office" xmlns:r="http://schemas.openxmlformats.org/officeDocument/2006/relationships" xmlns:m="http://schemas.openxmlformats.org/officeDocument/2006/math" xmlns:v="urn:schemas-microsoft-com:vml" xmlns:wp14="http://schemas.microsoft.com/office/word/2010/wordprocessingDrawing" xmlns:wp="http://schemas.openxmlformats.org/drawingml/2006/wordprocessingDrawing" xmlns:w10="urn:schemas-microsoft-com:office:word" xmlns:w="http://schemas.openxmlformats.org/wordprocessingml/2006/main" xmlns:w14="http://schemas.microsoft.com/office/word/2010/wordml" xmlns:w15="http://schemas.microsoft.com/office/word/2012/wordml" xmlns:w16cex="http://schemas.microsoft.com/office/word/2018/wordml/cex" xmlns:w16cid="http://schemas.microsoft.com/office/word/2016/wordml/cid" xmlns:w16="http://schemas.microsoft.com/office/word/2018/wordml" xmlns:w16sdtdh="http://schemas.microsoft.com/office/word/2020/wordml/sdtdatahash" xmlns:w16se="http://schemas.microsoft.com/office/word/2015/wordml/symex" xmlns:wpg="http://schemas.microsoft.com/office/word/2010/wordprocessingGroup" xmlns:wpi="http://schemas.microsoft.com/office/word/2010/wordprocessingInk" xmlns:wne="http://schemas.microsoft.com/office/word/2006/wordml" xmlns:wps="http://schemas.microsoft.com/office/word/2010/wordprocessingShape" mc:Ignorable="w14 w15 w16se w16cid w16 w16cex w16sdtdh wp14">
+<w:ftr xmlns:wpc="http://schemas.microsoft.com/office/word/2010/wordprocessingCanvas" xmlns:cx="http://schemas.microsoft.com/office/drawing/2014/chartex" xmlns:cx1="http://schemas.microsoft.com/office/drawing/2015/9/8/chartex" xmlns:cx2="http://schemas.microsoft.com/office/drawing/2015/10/21/chartex" xmlns:cx3="http://schemas.microsoft.com/office/drawing/2016/5/9/chartex" xmlns:cx4="http://schemas.microsoft.com/office/drawing/2016/5/10/chartex" xmlns:cx5="http://schemas.microsoft.com/office/drawing/2016/5/11/chartex" xmlns:cx6="http://schemas.microsoft.com/office/drawing/2016/5/12/chartex" xmlns:cx7="http://schemas.microsoft.com/office/drawing/2016/5/13/chartex" xmlns:cx8="http://schemas.microsoft.com/office/drawing/2016/5/14/chartex" xmlns:mc="http://schemas.openxmlformats.org/markup-compatibility/2006" xmlns:aink="http://schemas.microsoft.com/office/drawing/2016/ink" xmlns:am3d="http://schemas.microsoft.com/office/drawing/2017/model3d" xmlns:o="urn:schemas-microsoft-com:office:office" xmlns:oel="http://schemas.microsoft.com/office/2019/extlst" xmlns:r="http://schemas.openxmlformats.org/officeDocument/2006/relationships" xmlns:m="http://schemas.openxmlformats.org/officeDocument/2006/math" xmlns:v="urn:schemas-microsoft-com:vml" xmlns:wp14="http://schemas.microsoft.com/office/word/2010/wordprocessingDrawing" xmlns:wp="http://schemas.openxmlformats.org/drawingml/2006/wordprocessingDrawing" xmlns:w10="urn:schemas-microsoft-com:office:word" xmlns:w="http://schemas.openxmlformats.org/wordprocessingml/2006/main" xmlns:w14="http://schemas.microsoft.com/office/word/2010/wordml" xmlns:w15="http://schemas.microsoft.com/office/word/2012/wordml" xmlns:w16cex="http://schemas.microsoft.com/office/word/2018/wordml/cex" xmlns:w16cid="http://schemas.microsoft.com/office/word/2016/wordml/cid" xmlns:w16="http://schemas.microsoft.com/office/word/2018/wordml" xmlns:w16du="http://schemas.microsoft.com/office/word/2023/wordml/word16du" xmlns:w16sdtdh="http://schemas.microsoft.com/office/word/2020/wordml/sdtdatahash" xmlns:w16sdtfl="http://schemas.microsoft.com/office/word/2024/wordml/sdtformatlock" xmlns:w16se="http://schemas.microsoft.com/office/word/2015/wordml/symex" xmlns:wpg="http://schemas.microsoft.com/office/word/2010/wordprocessingGroup" xmlns:wpi="http://schemas.microsoft.com/office/word/2010/wordprocessingInk" xmlns:wne="http://schemas.microsoft.com/office/word/2006/wordml" xmlns:wps="http://schemas.microsoft.com/office/word/2010/wordprocessingShape" mc:Ignorable="w14 w15 w16se w16cid w16 w16cex w16sdtdh w16sdtfl w16du wp14">
+  <w:p>
+    <w:pPr>
+      <w:pStyle w:val="Footer"/>
+      <w:spacing w:line="360" w:lineRule="auto"/>
+      <w:ind w:right="27"/>
+      <w:jc w:val="right"/>
+      <w:rPr>
+        <w:noProof/>
+      </w:rPr>
+    </w:pPr>
+    <w:r>
+      <w:fldChar w:fldCharType="begin"/>
+    </w:r>
+    <w:r>
+      <w:instrText xml:space="preserve"> PAGE   \* MERGEFORMAT </w:instrText>
+    </w:r>
+    <w:r>
+      <w:fldChar w:fldCharType="separate"/>
+    </w:r>
+    <w:r>
+      <w:rPr>
+        <w:noProof/>
+      </w:rPr>
+      <w:t>3</w:t>
+    </w:r>
+    <w:r>
+      <w:rPr>
+        <w:noProof/>
+      </w:rPr>
+      <w:fldChar w:fldCharType="end"/>
+    </w:r>
+  </w:p>
+  <w:p>
+    <w:pPr>
+      <w:pStyle w:val="Footer"/>
+      <w:spacing w:before="0"/>
+      <w:jc w:val="right"/>
+    </w:pPr>
+  </w:p>
+</w:ftr>
+</file>
+
+<file path=word/footer3.xml><?xml version="1.0" encoding="utf-8"?>
+<w:ftr xmlns:wpc="http://schemas.microsoft.com/office/word/2010/wordprocessingCanvas" xmlns:cx="http://schemas.microsoft.com/office/drawing/2014/chartex" xmlns:cx1="http://schemas.microsoft.com/office/drawing/2015/9/8/chartex" xmlns:cx2="http://schemas.microsoft.com/office/drawing/2015/10/21/chartex" xmlns:cx3="http://schemas.microsoft.com/office/drawing/2016/5/9/chartex" xmlns:cx4="http://schemas.microsoft.com/office/drawing/2016/5/10/chartex" xmlns:cx5="http://schemas.microsoft.com/office/drawing/2016/5/11/chartex" xmlns:cx6="http://schemas.microsoft.com/office/drawing/2016/5/12/chartex" xmlns:cx7="http://schemas.microsoft.com/office/drawing/2016/5/13/chartex" xmlns:cx8="http://schemas.microsoft.com/office/drawing/2016/5/14/chartex" xmlns:mc="http://schemas.openxmlformats.org/markup-compatibility/2006" xmlns:aink="http://schemas.microsoft.com/office/drawing/2016/ink" xmlns:am3d="http://schemas.microsoft.com/office/drawing/2017/model3d" xmlns:o="urn:schemas-microsoft-com:office:office" xmlns:oel="http://schemas.microsoft.com/office/2019/extlst" xmlns:r="http://schemas.openxmlformats.org/officeDocument/2006/relationships" xmlns:m="http://schemas.openxmlformats.org/officeDocument/2006/math" xmlns:v="urn:schemas-microsoft-com:vml" xmlns:wp14="http://schemas.microsoft.com/office/word/2010/wordprocessingDrawing" xmlns:wp="http://schemas.openxmlformats.org/drawingml/2006/wordprocessingDrawing" xmlns:w10="urn:schemas-microsoft-com:office:word" xmlns:w="http://schemas.openxmlformats.org/wordprocessingml/2006/main" xmlns:w14="http://schemas.microsoft.com/office/word/2010/wordml" xmlns:w15="http://schemas.microsoft.com/office/word/2012/wordml" xmlns:w16cex="http://schemas.microsoft.com/office/word/2018/wordml/cex" xmlns:w16cid="http://schemas.microsoft.com/office/word/2016/wordml/cid" xmlns:w16="http://schemas.microsoft.com/office/word/2018/wordml" xmlns:w16du="http://schemas.microsoft.com/office/word/2023/wordml/word16du" xmlns:w16sdtdh="http://schemas.microsoft.com/office/word/2020/wordml/sdtdatahash" xmlns:w16sdtfl="http://schemas.microsoft.com/office/word/2024/wordml/sdtformatlock" xmlns:w16se="http://schemas.microsoft.com/office/word/2015/wordml/symex" xmlns:wpg="http://schemas.microsoft.com/office/word/2010/wordprocessingGroup" xmlns:wpi="http://schemas.microsoft.com/office/word/2010/wordprocessingInk" xmlns:wne="http://schemas.microsoft.com/office/word/2006/wordml" xmlns:wps="http://schemas.microsoft.com/office/word/2010/wordprocessingShape" mc:Ignorable="w14 w15 w16se w16cid w16 w16cex w16sdtdh w16sdtfl w16du wp14">
+  <w:p>
+    <w:pPr>
+      <w:pStyle w:val="Footer"/>
+      <w:spacing w:before="0"/>
+    </w:pPr>
+  </w:p>
+</w:ftr>
+</file>
+
+<file path=word/footer4.xml><?xml version="1.0" encoding="utf-8"?>
+<w:ftr xmlns:wpc="http://schemas.microsoft.com/office/word/2010/wordprocessingCanvas" xmlns:cx="http://schemas.microsoft.com/office/drawing/2014/chartex" xmlns:cx1="http://schemas.microsoft.com/office/drawing/2015/9/8/chartex" xmlns:cx2="http://schemas.microsoft.com/office/drawing/2015/10/21/chartex" xmlns:cx3="http://schemas.microsoft.com/office/drawing/2016/5/9/chartex" xmlns:cx4="http://schemas.microsoft.com/office/drawing/2016/5/10/chartex" xmlns:cx5="http://schemas.microsoft.com/office/drawing/2016/5/11/chartex" xmlns:cx6="http://schemas.microsoft.com/office/drawing/2016/5/12/chartex" xmlns:cx7="http://schemas.microsoft.com/office/drawing/2016/5/13/chartex" xmlns:cx8="http://schemas.microsoft.com/office/drawing/2016/5/14/chartex" xmlns:mc="http://schemas.openxmlformats.org/markup-compatibility/2006" xmlns:aink="http://schemas.microsoft.com/office/drawing/2016/ink" xmlns:am3d="http://schemas.microsoft.com/office/drawing/2017/model3d" xmlns:o="urn:schemas-microsoft-com:office:office" xmlns:oel="http://schemas.microsoft.com/office/2019/extlst" xmlns:r="http://schemas.openxmlformats.org/officeDocument/2006/relationships" xmlns:m="http://schemas.openxmlformats.org/officeDocument/2006/math" xmlns:v="urn:schemas-microsoft-com:vml" xmlns:wp14="http://schemas.microsoft.com/office/word/2010/wordprocessingDrawing" xmlns:wp="http://schemas.openxmlformats.org/drawingml/2006/wordprocessingDrawing" xmlns:w10="urn:schemas-microsoft-com:office:word" xmlns:w="http://schemas.openxmlformats.org/wordprocessingml/2006/main" xmlns:w14="http://schemas.microsoft.com/office/word/2010/wordml" xmlns:w15="http://schemas.microsoft.com/office/word/2012/wordml" xmlns:w16cex="http://schemas.microsoft.com/office/word/2018/wordml/cex" xmlns:w16cid="http://schemas.microsoft.com/office/word/2016/wordml/cid" xmlns:w16="http://schemas.microsoft.com/office/word/2018/wordml" xmlns:w16du="http://schemas.microsoft.com/office/word/2023/wordml/word16du" xmlns:w16sdtdh="http://schemas.microsoft.com/office/word/2020/wordml/sdtdatahash" xmlns:w16sdtfl="http://schemas.microsoft.com/office/word/2024/wordml/sdtformatlock" xmlns:w16se="http://schemas.microsoft.com/office/word/2015/wordml/symex" xmlns:wpg="http://schemas.microsoft.com/office/word/2010/wordprocessingGroup" xmlns:wpi="http://schemas.microsoft.com/office/word/2010/wordprocessingInk" xmlns:wne="http://schemas.microsoft.com/office/word/2006/wordml" xmlns:wps="http://schemas.microsoft.com/office/word/2010/wordprocessingShape" mc:Ignorable="w14 w15 w16se w16cid w16 w16cex w16sdtdh w16sdtfl w16du wp14">
   <w:p>
     <w:pPr>
       <w:pStyle w:val="Footer"/>
@@ -540,7 +2632,7 @@
 </file>
 
 <file path=word/footnotes.xml><?xml version="1.0" encoding="utf-8"?>
-<w:footnotes xmlns:wpc="http://schemas.microsoft.com/office/word/2010/wordprocessingCanvas" xmlns:cx="http://schemas.microsoft.com/office/drawing/2014/chartex" xmlns:cx1="http://schemas.microsoft.com/office/drawing/2015/9/8/chartex" xmlns:cx2="http://schemas.microsoft.com/office/drawing/2015/10/21/chartex" xmlns:cx3="http://schemas.microsoft.com/office/drawing/2016/5/9/chartex" xmlns:cx4="http://schemas.microsoft.com/office/drawing/2016/5/10/chartex" xmlns:cx5="http://schemas.microsoft.com/office/drawing/2016/5/11/chartex" xmlns:cx6="http://schemas.microsoft.com/office/drawing/2016/5/12/chartex" xmlns:cx7="http://schemas.microsoft.com/office/drawing/2016/5/13/chartex" xmlns:cx8="http://schemas.microsoft.com/office/drawing/2016/5/14/chartex" xmlns:mc="http://schemas.openxmlformats.org/markup-compatibility/2006" xmlns:aink="http://schemas.microsoft.com/office/drawing/2016/ink" xmlns:am3d="http://schemas.microsoft.com/office/drawing/2017/model3d" xmlns:o="urn:schemas-microsoft-com:office:office" xmlns:r="http://schemas.openxmlformats.org/officeDocument/2006/relationships" xmlns:m="http://schemas.openxmlformats.org/officeDocument/2006/math" xmlns:v="urn:schemas-microsoft-com:vml" xmlns:wp14="http://schemas.microsoft.com/office/word/2010/wordprocessingDrawing" xmlns:wp="http://schemas.openxmlformats.org/drawingml/2006/wordprocessingDrawing" xmlns:w10="urn:schemas-microsoft-com:office:word" xmlns:w="http://schemas.openxmlformats.org/wordprocessingml/2006/main" xmlns:w14="http://schemas.microsoft.com/office/word/2010/wordml" xmlns:w15="http://schemas.microsoft.com/office/word/2012/wordml" xmlns:w16cex="http://schemas.microsoft.com/office/word/2018/wordml/cex" xmlns:w16cid="http://schemas.microsoft.com/office/word/2016/wordml/cid" xmlns:w16="http://schemas.microsoft.com/office/word/2018/wordml" xmlns:w16sdtdh="http://schemas.microsoft.com/office/word/2020/wordml/sdtdatahash" xmlns:w16se="http://schemas.microsoft.com/office/word/2015/wordml/symex" xmlns:wpg="http://schemas.microsoft.com/office/word/2010/wordprocessingGroup" xmlns:wpi="http://schemas.microsoft.com/office/word/2010/wordprocessingInk" xmlns:wne="http://schemas.microsoft.com/office/word/2006/wordml" xmlns:wps="http://schemas.microsoft.com/office/word/2010/wordprocessingShape" mc:Ignorable="w14 w15 w16se w16cid w16 w16cex w16sdtdh wp14">
+<w:footnotes xmlns:wpc="http://schemas.microsoft.com/office/word/2010/wordprocessingCanvas" xmlns:cx="http://schemas.microsoft.com/office/drawing/2014/chartex" xmlns:cx1="http://schemas.microsoft.com/office/drawing/2015/9/8/chartex" xmlns:cx2="http://schemas.microsoft.com/office/drawing/2015/10/21/chartex" xmlns:cx3="http://schemas.microsoft.com/office/drawing/2016/5/9/chartex" xmlns:cx4="http://schemas.microsoft.com/office/drawing/2016/5/10/chartex" xmlns:cx5="http://schemas.microsoft.com/office/drawing/2016/5/11/chartex" xmlns:cx6="http://schemas.microsoft.com/office/drawing/2016/5/12/chartex" xmlns:cx7="http://schemas.microsoft.com/office/drawing/2016/5/13/chartex" xmlns:cx8="http://schemas.microsoft.com/office/drawing/2016/5/14/chartex" xmlns:mc="http://schemas.openxmlformats.org/markup-compatibility/2006" xmlns:aink="http://schemas.microsoft.com/office/drawing/2016/ink" xmlns:am3d="http://schemas.microsoft.com/office/drawing/2017/model3d" xmlns:o="urn:schemas-microsoft-com:office:office" xmlns:oel="http://schemas.microsoft.com/office/2019/extlst" xmlns:r="http://schemas.openxmlformats.org/officeDocument/2006/relationships" xmlns:m="http://schemas.openxmlformats.org/officeDocument/2006/math" xmlns:v="urn:schemas-microsoft-com:vml" xmlns:wp14="http://schemas.microsoft.com/office/word/2010/wordprocessingDrawing" xmlns:wp="http://schemas.openxmlformats.org/drawingml/2006/wordprocessingDrawing" xmlns:w10="urn:schemas-microsoft-com:office:word" xmlns:w="http://schemas.openxmlformats.org/wordprocessingml/2006/main" xmlns:w14="http://schemas.microsoft.com/office/word/2010/wordml" xmlns:w15="http://schemas.microsoft.com/office/word/2012/wordml" xmlns:w16cex="http://schemas.microsoft.com/office/word/2018/wordml/cex" xmlns:w16cid="http://schemas.microsoft.com/office/word/2016/wordml/cid" xmlns:w16="http://schemas.microsoft.com/office/word/2018/wordml" xmlns:w16du="http://schemas.microsoft.com/office/word/2023/wordml/word16du" xmlns:w16sdtdh="http://schemas.microsoft.com/office/word/2020/wordml/sdtdatahash" xmlns:w16sdtfl="http://schemas.microsoft.com/office/word/2024/wordml/sdtformatlock" xmlns:w16se="http://schemas.microsoft.com/office/word/2015/wordml/symex" xmlns:wpg="http://schemas.microsoft.com/office/word/2010/wordprocessingGroup" xmlns:wpi="http://schemas.microsoft.com/office/word/2010/wordprocessingInk" xmlns:wne="http://schemas.microsoft.com/office/word/2006/wordml" xmlns:wps="http://schemas.microsoft.com/office/word/2010/wordprocessingShape" mc:Ignorable="w14 w15 w16se w16cid w16 w16cex w16sdtdh w16sdtfl w16du wp14">
   <w:footnote w:type="separator" w:id="-1">
     <w:p>
       <w:pPr>
@@ -565,7 +2657,7 @@
 </file>
 
 <file path=word/header1.xml><?xml version="1.0" encoding="utf-8"?>
-<w:hdr xmlns:wpc="http://schemas.microsoft.com/office/word/2010/wordprocessingCanvas" xmlns:cx="http://schemas.microsoft.com/office/drawing/2014/chartex" xmlns:cx1="http://schemas.microsoft.com/office/drawing/2015/9/8/chartex" xmlns:cx2="http://schemas.microsoft.com/office/drawing/2015/10/21/chartex" xmlns:cx3="http://schemas.microsoft.com/office/drawing/2016/5/9/chartex" xmlns:cx4="http://schemas.microsoft.com/office/drawing/2016/5/10/chartex" xmlns:cx5="http://schemas.microsoft.com/office/drawing/2016/5/11/chartex" xmlns:cx6="http://schemas.microsoft.com/office/drawing/2016/5/12/chartex" xmlns:cx7="http://schemas.microsoft.com/office/drawing/2016/5/13/chartex" xmlns:cx8="http://schemas.microsoft.com/office/drawing/2016/5/14/chartex" xmlns:mc="http://schemas.openxmlformats.org/markup-compatibility/2006" xmlns:aink="http://schemas.microsoft.com/office/drawing/2016/ink" xmlns:am3d="http://schemas.microsoft.com/office/drawing/2017/model3d" xmlns:o="urn:schemas-microsoft-com:office:office" xmlns:r="http://schemas.openxmlformats.org/officeDocument/2006/relationships" xmlns:m="http://schemas.openxmlformats.org/officeDocument/2006/math" xmlns:v="urn:schemas-microsoft-com:vml" xmlns:wp14="http://schemas.microsoft.com/office/word/2010/wordprocessingDrawing" xmlns:wp="http://schemas.openxmlformats.org/drawingml/2006/wordprocessingDrawing" xmlns:w10="urn:schemas-microsoft-com:office:word" xmlns:w="http://schemas.openxmlformats.org/wordprocessingml/2006/main" xmlns:w14="http://schemas.microsoft.com/office/word/2010/wordml" xmlns:w15="http://schemas.microsoft.com/office/word/2012/wordml" xmlns:w16cex="http://schemas.microsoft.com/office/word/2018/wordml/cex" xmlns:w16cid="http://schemas.microsoft.com/office/word/2016/wordml/cid" xmlns:w16="http://schemas.microsoft.com/office/word/2018/wordml" xmlns:w16sdtdh="http://schemas.microsoft.com/office/word/2020/wordml/sdtdatahash" xmlns:w16se="http://schemas.microsoft.com/office/word/2015/wordml/symex" xmlns:wpg="http://schemas.microsoft.com/office/word/2010/wordprocessingGroup" xmlns:wpi="http://schemas.microsoft.com/office/word/2010/wordprocessingInk" xmlns:wne="http://schemas.microsoft.com/office/word/2006/wordml" xmlns:wps="http://schemas.microsoft.com/office/word/2010/wordprocessingShape" mc:Ignorable="w14 w15 w16se w16cid w16 w16cex w16sdtdh wp14">
+<w:hdr xmlns:wpc="http://schemas.microsoft.com/office/word/2010/wordprocessingCanvas" xmlns:cx="http://schemas.microsoft.com/office/drawing/2014/chartex" xmlns:cx1="http://schemas.microsoft.com/office/drawing/2015/9/8/chartex" xmlns:cx2="http://schemas.microsoft.com/office/drawing/2015/10/21/chartex" xmlns:cx3="http://schemas.microsoft.com/office/drawing/2016/5/9/chartex" xmlns:cx4="http://schemas.microsoft.com/office/drawing/2016/5/10/chartex" xmlns:cx5="http://schemas.microsoft.com/office/drawing/2016/5/11/chartex" xmlns:cx6="http://schemas.microsoft.com/office/drawing/2016/5/12/chartex" xmlns:cx7="http://schemas.microsoft.com/office/drawing/2016/5/13/chartex" xmlns:cx8="http://schemas.microsoft.com/office/drawing/2016/5/14/chartex" xmlns:mc="http://schemas.openxmlformats.org/markup-compatibility/2006" xmlns:aink="http://schemas.microsoft.com/office/drawing/2016/ink" xmlns:am3d="http://schemas.microsoft.com/office/drawing/2017/model3d" xmlns:o="urn:schemas-microsoft-com:office:office" xmlns:oel="http://schemas.microsoft.com/office/2019/extlst" xmlns:r="http://schemas.openxmlformats.org/officeDocument/2006/relationships" xmlns:m="http://schemas.openxmlformats.org/officeDocument/2006/math" xmlns:v="urn:schemas-microsoft-com:vml" xmlns:wp14="http://schemas.microsoft.com/office/word/2010/wordprocessingDrawing" xmlns:wp="http://schemas.openxmlformats.org/drawingml/2006/wordprocessingDrawing" xmlns:w10="urn:schemas-microsoft-com:office:word" xmlns:w="http://schemas.openxmlformats.org/wordprocessingml/2006/main" xmlns:w14="http://schemas.microsoft.com/office/word/2010/wordml" xmlns:w15="http://schemas.microsoft.com/office/word/2012/wordml" xmlns:w16cex="http://schemas.microsoft.com/office/word/2018/wordml/cex" xmlns:w16cid="http://schemas.microsoft.com/office/word/2016/wordml/cid" xmlns:w16="http://schemas.microsoft.com/office/word/2018/wordml" xmlns:w16du="http://schemas.microsoft.com/office/word/2023/wordml/word16du" xmlns:w16sdtdh="http://schemas.microsoft.com/office/word/2020/wordml/sdtdatahash" xmlns:w16sdtfl="http://schemas.microsoft.com/office/word/2024/wordml/sdtformatlock" xmlns:w16se="http://schemas.microsoft.com/office/word/2015/wordml/symex" xmlns:wpg="http://schemas.microsoft.com/office/word/2010/wordprocessingGroup" xmlns:wpi="http://schemas.microsoft.com/office/word/2010/wordprocessingInk" xmlns:wne="http://schemas.microsoft.com/office/word/2006/wordml" xmlns:wps="http://schemas.microsoft.com/office/word/2010/wordprocessingShape" mc:Ignorable="w14 w15 w16se w16cid w16 w16cex w16sdtdh w16sdtfl w16du wp14">
   <w:p>
     <w:pPr>
       <w:pStyle w:val="Header"/>
@@ -652,7 +2744,7 @@
 </file>
 
 <file path=word/header2.xml><?xml version="1.0" encoding="utf-8"?>
-<w:hdr xmlns:wpc="http://schemas.microsoft.com/office/word/2010/wordprocessingCanvas" xmlns:cx="http://schemas.microsoft.com/office/drawing/2014/chartex" xmlns:cx1="http://schemas.microsoft.com/office/drawing/2015/9/8/chartex" xmlns:cx2="http://schemas.microsoft.com/office/drawing/2015/10/21/chartex" xmlns:cx3="http://schemas.microsoft.com/office/drawing/2016/5/9/chartex" xmlns:cx4="http://schemas.microsoft.com/office/drawing/2016/5/10/chartex" xmlns:cx5="http://schemas.microsoft.com/office/drawing/2016/5/11/chartex" xmlns:cx6="http://schemas.microsoft.com/office/drawing/2016/5/12/chartex" xmlns:cx7="http://schemas.microsoft.com/office/drawing/2016/5/13/chartex" xmlns:cx8="http://schemas.microsoft.com/office/drawing/2016/5/14/chartex" xmlns:mc="http://schemas.openxmlformats.org/markup-compatibility/2006" xmlns:aink="http://schemas.microsoft.com/office/drawing/2016/ink" xmlns:am3d="http://schemas.microsoft.com/office/drawing/2017/model3d" xmlns:o="urn:schemas-microsoft-com:office:office" xmlns:r="http://schemas.openxmlformats.org/officeDocument/2006/relationships" xmlns:m="http://schemas.openxmlformats.org/officeDocument/2006/math" xmlns:v="urn:schemas-microsoft-com:vml" xmlns:wp14="http://schemas.microsoft.com/office/word/2010/wordprocessingDrawing" xmlns:wp="http://schemas.openxmlformats.org/drawingml/2006/wordprocessingDrawing" xmlns:w10="urn:schemas-microsoft-com:office:word" xmlns:w="http://schemas.openxmlformats.org/wordprocessingml/2006/main" xmlns:w14="http://schemas.microsoft.com/office/word/2010/wordml" xmlns:w15="http://schemas.microsoft.com/office/word/2012/wordml" xmlns:w16cex="http://schemas.microsoft.com/office/word/2018/wordml/cex" xmlns:w16cid="http://schemas.microsoft.com/office/word/2016/wordml/cid" xmlns:w16="http://schemas.microsoft.com/office/word/2018/wordml" xmlns:w16sdtdh="http://schemas.microsoft.com/office/word/2020/wordml/sdtdatahash" xmlns:w16se="http://schemas.microsoft.com/office/word/2015/wordml/symex" xmlns:wpg="http://schemas.microsoft.com/office/word/2010/wordprocessingGroup" xmlns:wpi="http://schemas.microsoft.com/office/word/2010/wordprocessingInk" xmlns:wne="http://schemas.microsoft.com/office/word/2006/wordml" xmlns:wps="http://schemas.microsoft.com/office/word/2010/wordprocessingShape" mc:Ignorable="w14 w15 w16se w16cid w16 w16cex w16sdtdh wp14">
+<w:hdr xmlns:wpc="http://schemas.microsoft.com/office/word/2010/wordprocessingCanvas" xmlns:cx="http://schemas.microsoft.com/office/drawing/2014/chartex" xmlns:cx1="http://schemas.microsoft.com/office/drawing/2015/9/8/chartex" xmlns:cx2="http://schemas.microsoft.com/office/drawing/2015/10/21/chartex" xmlns:cx3="http://schemas.microsoft.com/office/drawing/2016/5/9/chartex" xmlns:cx4="http://schemas.microsoft.com/office/drawing/2016/5/10/chartex" xmlns:cx5="http://schemas.microsoft.com/office/drawing/2016/5/11/chartex" xmlns:cx6="http://schemas.microsoft.com/office/drawing/2016/5/12/chartex" xmlns:cx7="http://schemas.microsoft.com/office/drawing/2016/5/13/chartex" xmlns:cx8="http://schemas.microsoft.com/office/drawing/2016/5/14/chartex" xmlns:mc="http://schemas.openxmlformats.org/markup-compatibility/2006" xmlns:aink="http://schemas.microsoft.com/office/drawing/2016/ink" xmlns:am3d="http://schemas.microsoft.com/office/drawing/2017/model3d" xmlns:o="urn:schemas-microsoft-com:office:office" xmlns:oel="http://schemas.microsoft.com/office/2019/extlst" xmlns:r="http://schemas.openxmlformats.org/officeDocument/2006/relationships" xmlns:m="http://schemas.openxmlformats.org/officeDocument/2006/math" xmlns:v="urn:schemas-microsoft-com:vml" xmlns:wp14="http://schemas.microsoft.com/office/word/2010/wordprocessingDrawing" xmlns:wp="http://schemas.openxmlformats.org/drawingml/2006/wordprocessingDrawing" xmlns:w10="urn:schemas-microsoft-com:office:word" xmlns:w="http://schemas.openxmlformats.org/wordprocessingml/2006/main" xmlns:w14="http://schemas.microsoft.com/office/word/2010/wordml" xmlns:w15="http://schemas.microsoft.com/office/word/2012/wordml" xmlns:w16cex="http://schemas.microsoft.com/office/word/2018/wordml/cex" xmlns:w16cid="http://schemas.microsoft.com/office/word/2016/wordml/cid" xmlns:w16="http://schemas.microsoft.com/office/word/2018/wordml" xmlns:w16du="http://schemas.microsoft.com/office/word/2023/wordml/word16du" xmlns:w16sdtdh="http://schemas.microsoft.com/office/word/2020/wordml/sdtdatahash" xmlns:w16sdtfl="http://schemas.microsoft.com/office/word/2024/wordml/sdtformatlock" xmlns:w16se="http://schemas.microsoft.com/office/word/2015/wordml/symex" xmlns:wpg="http://schemas.microsoft.com/office/word/2010/wordprocessingGroup" xmlns:wpi="http://schemas.microsoft.com/office/word/2010/wordprocessingInk" xmlns:wne="http://schemas.microsoft.com/office/word/2006/wordml" xmlns:wps="http://schemas.microsoft.com/office/word/2010/wordprocessingShape" mc:Ignorable="w14 w15 w16se w16cid w16 w16cex w16sdtdh w16sdtfl w16du wp14">
   <w:p>
     <w:pPr>
       <w:pStyle w:val="Header"/>
@@ -724,7 +2816,166 @@
 </file>
 
 <file path=word/header3.xml><?xml version="1.0" encoding="utf-8"?>
-<w:hdr xmlns:wpc="http://schemas.microsoft.com/office/word/2010/wordprocessingCanvas" xmlns:cx="http://schemas.microsoft.com/office/drawing/2014/chartex" xmlns:cx1="http://schemas.microsoft.com/office/drawing/2015/9/8/chartex" xmlns:cx2="http://schemas.microsoft.com/office/drawing/2015/10/21/chartex" xmlns:cx3="http://schemas.microsoft.com/office/drawing/2016/5/9/chartex" xmlns:cx4="http://schemas.microsoft.com/office/drawing/2016/5/10/chartex" xmlns:cx5="http://schemas.microsoft.com/office/drawing/2016/5/11/chartex" xmlns:cx6="http://schemas.microsoft.com/office/drawing/2016/5/12/chartex" xmlns:cx7="http://schemas.microsoft.com/office/drawing/2016/5/13/chartex" xmlns:cx8="http://schemas.microsoft.com/office/drawing/2016/5/14/chartex" xmlns:mc="http://schemas.openxmlformats.org/markup-compatibility/2006" xmlns:aink="http://schemas.microsoft.com/office/drawing/2016/ink" xmlns:am3d="http://schemas.microsoft.com/office/drawing/2017/model3d" xmlns:o="urn:schemas-microsoft-com:office:office" xmlns:r="http://schemas.openxmlformats.org/officeDocument/2006/relationships" xmlns:m="http://schemas.openxmlformats.org/officeDocument/2006/math" xmlns:v="urn:schemas-microsoft-com:vml" xmlns:wp14="http://schemas.microsoft.com/office/word/2010/wordprocessingDrawing" xmlns:wp="http://schemas.openxmlformats.org/drawingml/2006/wordprocessingDrawing" xmlns:w10="urn:schemas-microsoft-com:office:word" xmlns:w="http://schemas.openxmlformats.org/wordprocessingml/2006/main" xmlns:w14="http://schemas.microsoft.com/office/word/2010/wordml" xmlns:w15="http://schemas.microsoft.com/office/word/2012/wordml" xmlns:w16cex="http://schemas.microsoft.com/office/word/2018/wordml/cex" xmlns:w16cid="http://schemas.microsoft.com/office/word/2016/wordml/cid" xmlns:w16="http://schemas.microsoft.com/office/word/2018/wordml" xmlns:w16sdtdh="http://schemas.microsoft.com/office/word/2020/wordml/sdtdatahash" xmlns:w16se="http://schemas.microsoft.com/office/word/2015/wordml/symex" xmlns:wpg="http://schemas.microsoft.com/office/word/2010/wordprocessingGroup" xmlns:wpi="http://schemas.microsoft.com/office/word/2010/wordprocessingInk" xmlns:wne="http://schemas.microsoft.com/office/word/2006/wordml" xmlns:wps="http://schemas.microsoft.com/office/word/2010/wordprocessingShape" mc:Ignorable="w14 w15 w16se w16cid w16 w16cex w16sdtdh wp14">
+<w:hdr xmlns:wpc="http://schemas.microsoft.com/office/word/2010/wordprocessingCanvas" xmlns:cx="http://schemas.microsoft.com/office/drawing/2014/chartex" xmlns:cx1="http://schemas.microsoft.com/office/drawing/2015/9/8/chartex" xmlns:cx2="http://schemas.microsoft.com/office/drawing/2015/10/21/chartex" xmlns:cx3="http://schemas.microsoft.com/office/drawing/2016/5/9/chartex" xmlns:cx4="http://schemas.microsoft.com/office/drawing/2016/5/10/chartex" xmlns:cx5="http://schemas.microsoft.com/office/drawing/2016/5/11/chartex" xmlns:cx6="http://schemas.microsoft.com/office/drawing/2016/5/12/chartex" xmlns:cx7="http://schemas.microsoft.com/office/drawing/2016/5/13/chartex" xmlns:cx8="http://schemas.microsoft.com/office/drawing/2016/5/14/chartex" xmlns:mc="http://schemas.openxmlformats.org/markup-compatibility/2006" xmlns:aink="http://schemas.microsoft.com/office/drawing/2016/ink" xmlns:am3d="http://schemas.microsoft.com/office/drawing/2017/model3d" xmlns:o="urn:schemas-microsoft-com:office:office" xmlns:oel="http://schemas.microsoft.com/office/2019/extlst" xmlns:r="http://schemas.openxmlformats.org/officeDocument/2006/relationships" xmlns:m="http://schemas.openxmlformats.org/officeDocument/2006/math" xmlns:v="urn:schemas-microsoft-com:vml" xmlns:wp14="http://schemas.microsoft.com/office/word/2010/wordprocessingDrawing" xmlns:wp="http://schemas.openxmlformats.org/drawingml/2006/wordprocessingDrawing" xmlns:w10="urn:schemas-microsoft-com:office:word" xmlns:w="http://schemas.openxmlformats.org/wordprocessingml/2006/main" xmlns:w14="http://schemas.microsoft.com/office/word/2010/wordml" xmlns:w15="http://schemas.microsoft.com/office/word/2012/wordml" xmlns:w16cex="http://schemas.microsoft.com/office/word/2018/wordml/cex" xmlns:w16cid="http://schemas.microsoft.com/office/word/2016/wordml/cid" xmlns:w16="http://schemas.microsoft.com/office/word/2018/wordml" xmlns:w16du="http://schemas.microsoft.com/office/word/2023/wordml/word16du" xmlns:w16sdtdh="http://schemas.microsoft.com/office/word/2020/wordml/sdtdatahash" xmlns:w16sdtfl="http://schemas.microsoft.com/office/word/2024/wordml/sdtformatlock" xmlns:w16se="http://schemas.microsoft.com/office/word/2015/wordml/symex" xmlns:wpg="http://schemas.microsoft.com/office/word/2010/wordprocessingGroup" xmlns:wpi="http://schemas.microsoft.com/office/word/2010/wordprocessingInk" xmlns:wne="http://schemas.microsoft.com/office/word/2006/wordml" xmlns:wps="http://schemas.microsoft.com/office/word/2010/wordprocessingShape" mc:Ignorable="w14 w15 w16se w16cid w16 w16cex w16sdtdh w16sdtfl w16du wp14">
+  <w:p>
+    <w:pPr>
+      <w:pStyle w:val="Header"/>
+      <w:tabs>
+        <w:tab w:val="clear" w:pos="9026"/>
+        <w:tab w:val="right" w:pos="9356"/>
+      </w:tabs>
+      <w:spacing w:before="0"/>
+    </w:pPr>
+    <w:r>
+      <w:rPr>
+        <w:noProof/>
+        <w:lang w:val="en-IN" w:eastAsia="en-IN"/>
+      </w:rPr>
+      <w:drawing>
+        <wp:anchor distT="0" distB="0" distL="114300" distR="114300" simplePos="0" relativeHeight="251663360" behindDoc="0" locked="0" layoutInCell="1" allowOverlap="1" wp14:anchorId="137823D1" wp14:editId="0302C34D">
+          <wp:simplePos x="0" y="0"/>
+          <wp:positionH relativeFrom="margin">
+            <wp:posOffset>0</wp:posOffset>
+          </wp:positionH>
+          <wp:positionV relativeFrom="paragraph">
+            <wp:posOffset>-125730</wp:posOffset>
+          </wp:positionV>
+          <wp:extent cx="428400" cy="295200"/>
+          <wp:effectExtent l="0" t="0" r="0" b="0"/>
+          <wp:wrapThrough wrapText="bothSides">
+            <wp:wrapPolygon edited="0">
+              <wp:start x="0" y="0"/>
+              <wp:lineTo x="0" y="15362"/>
+              <wp:lineTo x="6730" y="19552"/>
+              <wp:lineTo x="13460" y="19552"/>
+              <wp:lineTo x="20190" y="15362"/>
+              <wp:lineTo x="20190" y="9776"/>
+              <wp:lineTo x="17306" y="0"/>
+              <wp:lineTo x="0" y="0"/>
+            </wp:wrapPolygon>
+          </wp:wrapThrough>
+          <wp:docPr id="743001717" name="Picture 743001717"/>
+          <wp:cNvGraphicFramePr>
+            <a:graphicFrameLocks xmlns:a="http://schemas.openxmlformats.org/drawingml/2006/main" noChangeAspect="1"/>
+          </wp:cNvGraphicFramePr>
+          <a:graphic xmlns:a="http://schemas.openxmlformats.org/drawingml/2006/main">
+            <a:graphicData uri="http://schemas.openxmlformats.org/drawingml/2006/picture">
+              <pic:pic xmlns:pic="http://schemas.openxmlformats.org/drawingml/2006/picture">
+                <pic:nvPicPr>
+                  <pic:cNvPr id="241" name="QA_Logo_2019.png"/>
+                  <pic:cNvPicPr/>
+                </pic:nvPicPr>
+                <pic:blipFill>
+                  <a:blip r:embed="rId1">
+                    <a:extLst>
+                      <a:ext uri="{28A0092B-C50C-407E-A947-70E740481C1C}">
+                        <a14:useLocalDpi xmlns:a14="http://schemas.microsoft.com/office/drawing/2010/main" val="0"/>
+                      </a:ext>
+                    </a:extLst>
+                  </a:blip>
+                  <a:stretch>
+                    <a:fillRect/>
+                  </a:stretch>
+                </pic:blipFill>
+                <pic:spPr>
+                  <a:xfrm>
+                    <a:off x="0" y="0"/>
+                    <a:ext cx="428400" cy="295200"/>
+                  </a:xfrm>
+                  <a:prstGeom prst="rect">
+                    <a:avLst/>
+                  </a:prstGeom>
+                </pic:spPr>
+              </pic:pic>
+            </a:graphicData>
+          </a:graphic>
+          <wp14:sizeRelH relativeFrom="margin">
+            <wp14:pctWidth>0</wp14:pctWidth>
+          </wp14:sizeRelH>
+          <wp14:sizeRelV relativeFrom="margin">
+            <wp14:pctHeight>0</wp14:pctHeight>
+          </wp14:sizeRelV>
+        </wp:anchor>
+      </w:drawing>
+    </w:r>
+  </w:p>
+</w:hdr>
+</file>
+
+<file path=word/header4.xml><?xml version="1.0" encoding="utf-8"?>
+<w:hdr xmlns:wpc="http://schemas.microsoft.com/office/word/2010/wordprocessingCanvas" xmlns:cx="http://schemas.microsoft.com/office/drawing/2014/chartex" xmlns:cx1="http://schemas.microsoft.com/office/drawing/2015/9/8/chartex" xmlns:cx2="http://schemas.microsoft.com/office/drawing/2015/10/21/chartex" xmlns:cx3="http://schemas.microsoft.com/office/drawing/2016/5/9/chartex" xmlns:cx4="http://schemas.microsoft.com/office/drawing/2016/5/10/chartex" xmlns:cx5="http://schemas.microsoft.com/office/drawing/2016/5/11/chartex" xmlns:cx6="http://schemas.microsoft.com/office/drawing/2016/5/12/chartex" xmlns:cx7="http://schemas.microsoft.com/office/drawing/2016/5/13/chartex" xmlns:cx8="http://schemas.microsoft.com/office/drawing/2016/5/14/chartex" xmlns:mc="http://schemas.openxmlformats.org/markup-compatibility/2006" xmlns:aink="http://schemas.microsoft.com/office/drawing/2016/ink" xmlns:am3d="http://schemas.microsoft.com/office/drawing/2017/model3d" xmlns:o="urn:schemas-microsoft-com:office:office" xmlns:oel="http://schemas.microsoft.com/office/2019/extlst" xmlns:r="http://schemas.openxmlformats.org/officeDocument/2006/relationships" xmlns:m="http://schemas.openxmlformats.org/officeDocument/2006/math" xmlns:v="urn:schemas-microsoft-com:vml" xmlns:wp14="http://schemas.microsoft.com/office/word/2010/wordprocessingDrawing" xmlns:wp="http://schemas.openxmlformats.org/drawingml/2006/wordprocessingDrawing" xmlns:w10="urn:schemas-microsoft-com:office:word" xmlns:w="http://schemas.openxmlformats.org/wordprocessingml/2006/main" xmlns:w14="http://schemas.microsoft.com/office/word/2010/wordml" xmlns:w15="http://schemas.microsoft.com/office/word/2012/wordml" xmlns:w16cex="http://schemas.microsoft.com/office/word/2018/wordml/cex" xmlns:w16cid="http://schemas.microsoft.com/office/word/2016/wordml/cid" xmlns:w16="http://schemas.microsoft.com/office/word/2018/wordml" xmlns:w16du="http://schemas.microsoft.com/office/word/2023/wordml/word16du" xmlns:w16sdtdh="http://schemas.microsoft.com/office/word/2020/wordml/sdtdatahash" xmlns:w16sdtfl="http://schemas.microsoft.com/office/word/2024/wordml/sdtformatlock" xmlns:w16se="http://schemas.microsoft.com/office/word/2015/wordml/symex" xmlns:wpg="http://schemas.microsoft.com/office/word/2010/wordprocessingGroup" xmlns:wpi="http://schemas.microsoft.com/office/word/2010/wordprocessingInk" xmlns:wne="http://schemas.microsoft.com/office/word/2006/wordml" xmlns:wps="http://schemas.microsoft.com/office/word/2010/wordprocessingShape" mc:Ignorable="w14 w15 w16se w16cid w16 w16cex w16sdtdh w16sdtfl w16du wp14">
+  <w:p>
+    <w:pPr>
+      <w:pStyle w:val="Header"/>
+      <w:spacing w:before="0"/>
+    </w:pPr>
+    <w:r>
+      <w:rPr>
+        <w:noProof/>
+        <w:lang w:val="en-IN" w:eastAsia="en-IN"/>
+      </w:rPr>
+      <w:drawing>
+        <wp:anchor distT="0" distB="0" distL="114300" distR="114300" simplePos="0" relativeHeight="251663360" behindDoc="0" locked="0" layoutInCell="1" allowOverlap="1" wp14:anchorId="11BBA608" wp14:editId="66DD496F">
+          <wp:simplePos x="0" y="0"/>
+          <wp:positionH relativeFrom="column">
+            <wp:posOffset>-904875</wp:posOffset>
+          </wp:positionH>
+          <wp:positionV relativeFrom="paragraph">
+            <wp:posOffset>-450215</wp:posOffset>
+          </wp:positionV>
+          <wp:extent cx="7567200" cy="10702800"/>
+          <wp:effectExtent l="0" t="0" r="0" b="3810"/>
+          <wp:wrapNone/>
+          <wp:docPr id="912285321" name="Picture 912285321"/>
+          <wp:cNvGraphicFramePr>
+            <a:graphicFrameLocks xmlns:a="http://schemas.openxmlformats.org/drawingml/2006/main" noChangeAspect="1"/>
+          </wp:cNvGraphicFramePr>
+          <a:graphic xmlns:a="http://schemas.openxmlformats.org/drawingml/2006/main">
+            <a:graphicData uri="http://schemas.openxmlformats.org/drawingml/2006/picture">
+              <pic:pic xmlns:pic="http://schemas.openxmlformats.org/drawingml/2006/picture">
+                <pic:nvPicPr>
+                  <pic:cNvPr id="1" name="Picture 1"/>
+                  <pic:cNvPicPr/>
+                </pic:nvPicPr>
+                <pic:blipFill>
+                  <a:blip r:embed="rId1" cstate="print">
+                    <a:extLst>
+                      <a:ext uri="{28A0092B-C50C-407E-A947-70E740481C1C}">
+                        <a14:useLocalDpi xmlns:a14="http://schemas.microsoft.com/office/drawing/2010/main" val="0"/>
+                      </a:ext>
+                    </a:extLst>
+                  </a:blip>
+                  <a:stretch>
+                    <a:fillRect/>
+                  </a:stretch>
+                </pic:blipFill>
+                <pic:spPr>
+                  <a:xfrm>
+                    <a:off x="0" y="0"/>
+                    <a:ext cx="7567200" cy="10702800"/>
+                  </a:xfrm>
+                  <a:prstGeom prst="rect">
+                    <a:avLst/>
+                  </a:prstGeom>
+                </pic:spPr>
+              </pic:pic>
+            </a:graphicData>
+          </a:graphic>
+          <wp14:sizeRelH relativeFrom="margin">
+            <wp14:pctWidth>0</wp14:pctWidth>
+          </wp14:sizeRelH>
+          <wp14:sizeRelV relativeFrom="margin">
+            <wp14:pctHeight>0</wp14:pctHeight>
+          </wp14:sizeRelV>
+        </wp:anchor>
+      </w:drawing>
+    </w:r>
+  </w:p>
+</w:hdr>
+</file>
+
+<file path=word/header5.xml><?xml version="1.0" encoding="utf-8"?>
+<w:hdr xmlns:wpc="http://schemas.microsoft.com/office/word/2010/wordprocessingCanvas" xmlns:cx="http://schemas.microsoft.com/office/drawing/2014/chartex" xmlns:cx1="http://schemas.microsoft.com/office/drawing/2015/9/8/chartex" xmlns:cx2="http://schemas.microsoft.com/office/drawing/2015/10/21/chartex" xmlns:cx3="http://schemas.microsoft.com/office/drawing/2016/5/9/chartex" xmlns:cx4="http://schemas.microsoft.com/office/drawing/2016/5/10/chartex" xmlns:cx5="http://schemas.microsoft.com/office/drawing/2016/5/11/chartex" xmlns:cx6="http://schemas.microsoft.com/office/drawing/2016/5/12/chartex" xmlns:cx7="http://schemas.microsoft.com/office/drawing/2016/5/13/chartex" xmlns:cx8="http://schemas.microsoft.com/office/drawing/2016/5/14/chartex" xmlns:mc="http://schemas.openxmlformats.org/markup-compatibility/2006" xmlns:aink="http://schemas.microsoft.com/office/drawing/2016/ink" xmlns:am3d="http://schemas.microsoft.com/office/drawing/2017/model3d" xmlns:o="urn:schemas-microsoft-com:office:office" xmlns:oel="http://schemas.microsoft.com/office/2019/extlst" xmlns:r="http://schemas.openxmlformats.org/officeDocument/2006/relationships" xmlns:m="http://schemas.openxmlformats.org/officeDocument/2006/math" xmlns:v="urn:schemas-microsoft-com:vml" xmlns:wp14="http://schemas.microsoft.com/office/word/2010/wordprocessingDrawing" xmlns:wp="http://schemas.openxmlformats.org/drawingml/2006/wordprocessingDrawing" xmlns:w10="urn:schemas-microsoft-com:office:word" xmlns:w="http://schemas.openxmlformats.org/wordprocessingml/2006/main" xmlns:w14="http://schemas.microsoft.com/office/word/2010/wordml" xmlns:w15="http://schemas.microsoft.com/office/word/2012/wordml" xmlns:w16cex="http://schemas.microsoft.com/office/word/2018/wordml/cex" xmlns:w16cid="http://schemas.microsoft.com/office/word/2016/wordml/cid" xmlns:w16="http://schemas.microsoft.com/office/word/2018/wordml" xmlns:w16du="http://schemas.microsoft.com/office/word/2023/wordml/word16du" xmlns:w16sdtdh="http://schemas.microsoft.com/office/word/2020/wordml/sdtdatahash" xmlns:w16sdtfl="http://schemas.microsoft.com/office/word/2024/wordml/sdtformatlock" xmlns:w16se="http://schemas.microsoft.com/office/word/2015/wordml/symex" xmlns:wpg="http://schemas.microsoft.com/office/word/2010/wordprocessingGroup" xmlns:wpi="http://schemas.microsoft.com/office/word/2010/wordprocessingInk" xmlns:wne="http://schemas.microsoft.com/office/word/2006/wordml" xmlns:wps="http://schemas.microsoft.com/office/word/2010/wordprocessingShape" mc:Ignorable="w14 w15 w16se w16cid w16 w16cex w16sdtdh w16sdtfl w16du wp14">
   <w:p>
     <w:pPr>
       <w:pStyle w:val="Header"/>
@@ -798,7 +3049,7 @@
 </file>
 
 <file path=word/numbering.xml><?xml version="1.0" encoding="utf-8"?>
-<w:numbering xmlns:wpc="http://schemas.microsoft.com/office/word/2010/wordprocessingCanvas" xmlns:cx="http://schemas.microsoft.com/office/drawing/2014/chartex" xmlns:cx1="http://schemas.microsoft.com/office/drawing/2015/9/8/chartex" xmlns:cx2="http://schemas.microsoft.com/office/drawing/2015/10/21/chartex" xmlns:cx3="http://schemas.microsoft.com/office/drawing/2016/5/9/chartex" xmlns:cx4="http://schemas.microsoft.com/office/drawing/2016/5/10/chartex" xmlns:cx5="http://schemas.microsoft.com/office/drawing/2016/5/11/chartex" xmlns:cx6="http://schemas.microsoft.com/office/drawing/2016/5/12/chartex" xmlns:cx7="http://schemas.microsoft.com/office/drawing/2016/5/13/chartex" xmlns:cx8="http://schemas.microsoft.com/office/drawing/2016/5/14/chartex" xmlns:mc="http://schemas.openxmlformats.org/markup-compatibility/2006" xmlns:aink="http://schemas.microsoft.com/office/drawing/2016/ink" xmlns:am3d="http://schemas.microsoft.com/office/drawing/2017/model3d" xmlns:o="urn:schemas-microsoft-com:office:office" xmlns:r="http://schemas.openxmlformats.org/officeDocument/2006/relationships" xmlns:m="http://schemas.openxmlformats.org/officeDocument/2006/math" xmlns:v="urn:schemas-microsoft-com:vml" xmlns:wp14="http://schemas.microsoft.com/office/word/2010/wordprocessingDrawing" xmlns:wp="http://schemas.openxmlformats.org/drawingml/2006/wordprocessingDrawing" xmlns:w10="urn:schemas-microsoft-com:office:word" xmlns:w="http://schemas.openxmlformats.org/wordprocessingml/2006/main" xmlns:w14="http://schemas.microsoft.com/office/word/2010/wordml" xmlns:w15="http://schemas.microsoft.com/office/word/2012/wordml" xmlns:w16cex="http://schemas.microsoft.com/office/word/2018/wordml/cex" xmlns:w16cid="http://schemas.microsoft.com/office/word/2016/wordml/cid" xmlns:w16="http://schemas.microsoft.com/office/word/2018/wordml" xmlns:w16sdtdh="http://schemas.microsoft.com/office/word/2020/wordml/sdtdatahash" xmlns:w16se="http://schemas.microsoft.com/office/word/2015/wordml/symex" xmlns:wpg="http://schemas.microsoft.com/office/word/2010/wordprocessingGroup" xmlns:wpi="http://schemas.microsoft.com/office/word/2010/wordprocessingInk" xmlns:wne="http://schemas.microsoft.com/office/word/2006/wordml" xmlns:wps="http://schemas.microsoft.com/office/word/2010/wordprocessingShape" mc:Ignorable="w14 w15 w16se w16cid w16 w16cex w16sdtdh wp14">
+<w:numbering xmlns:wpc="http://schemas.microsoft.com/office/word/2010/wordprocessingCanvas" xmlns:cx="http://schemas.microsoft.com/office/drawing/2014/chartex" xmlns:cx1="http://schemas.microsoft.com/office/drawing/2015/9/8/chartex" xmlns:cx2="http://schemas.microsoft.com/office/drawing/2015/10/21/chartex" xmlns:cx3="http://schemas.microsoft.com/office/drawing/2016/5/9/chartex" xmlns:cx4="http://schemas.microsoft.com/office/drawing/2016/5/10/chartex" xmlns:cx5="http://schemas.microsoft.com/office/drawing/2016/5/11/chartex" xmlns:cx6="http://schemas.microsoft.com/office/drawing/2016/5/12/chartex" xmlns:cx7="http://schemas.microsoft.com/office/drawing/2016/5/13/chartex" xmlns:cx8="http://schemas.microsoft.com/office/drawing/2016/5/14/chartex" xmlns:mc="http://schemas.openxmlformats.org/markup-compatibility/2006" xmlns:aink="http://schemas.microsoft.com/office/drawing/2016/ink" xmlns:am3d="http://schemas.microsoft.com/office/drawing/2017/model3d" xmlns:o="urn:schemas-microsoft-com:office:office" xmlns:oel="http://schemas.microsoft.com/office/2019/extlst" xmlns:r="http://schemas.openxmlformats.org/officeDocument/2006/relationships" xmlns:m="http://schemas.openxmlformats.org/officeDocument/2006/math" xmlns:v="urn:schemas-microsoft-com:vml" xmlns:wp14="http://schemas.microsoft.com/office/word/2010/wordprocessingDrawing" xmlns:wp="http://schemas.openxmlformats.org/drawingml/2006/wordprocessingDrawing" xmlns:w10="urn:schemas-microsoft-com:office:word" xmlns:w="http://schemas.openxmlformats.org/wordprocessingml/2006/main" xmlns:w14="http://schemas.microsoft.com/office/word/2010/wordml" xmlns:w15="http://schemas.microsoft.com/office/word/2012/wordml" xmlns:w16cex="http://schemas.microsoft.com/office/word/2018/wordml/cex" xmlns:w16cid="http://schemas.microsoft.com/office/word/2016/wordml/cid" xmlns:w16="http://schemas.microsoft.com/office/word/2018/wordml" xmlns:w16du="http://schemas.microsoft.com/office/word/2023/wordml/word16du" xmlns:w16sdtdh="http://schemas.microsoft.com/office/word/2020/wordml/sdtdatahash" xmlns:w16sdtfl="http://schemas.microsoft.com/office/word/2024/wordml/sdtformatlock" xmlns:w16se="http://schemas.microsoft.com/office/word/2015/wordml/symex" xmlns:wpg="http://schemas.microsoft.com/office/word/2010/wordprocessingGroup" xmlns:wpi="http://schemas.microsoft.com/office/word/2010/wordprocessingInk" xmlns:wne="http://schemas.microsoft.com/office/word/2006/wordml" xmlns:wps="http://schemas.microsoft.com/office/word/2010/wordprocessingShape" mc:Ignorable="w14 w15 w16se w16cid w16 w16cex w16sdtdh w16sdtfl w16du wp14">
   <w:abstractNum w:abstractNumId="0" w15:restartNumberingAfterBreak="0">
     <w:nsid w:val="001726A5"/>
     <w:multiLevelType w:val="hybridMultilevel"/>
@@ -888,8 +3139,8 @@
   <w:abstractNum w:abstractNumId="1" w15:restartNumberingAfterBreak="0">
     <w:nsid w:val="07B25656"/>
     <w:multiLevelType w:val="hybridMultilevel"/>
-    <w:tmpl w:val="85848A32"/>
-    <w:lvl w:ilvl="0" w:tplc="FD5428EE">
+    <w:tmpl w:val="530AF7FC"/>
+    <w:lvl w:ilvl="0" w:tplc="09FAF580">
       <w:start w:val="1"/>
       <w:numFmt w:val="decimal"/>
       <w:lvlText w:val="%1."/>
@@ -899,6 +3150,7 @@
       </w:pPr>
       <w:rPr>
         <w:rFonts w:hint="default"/>
+        <w:sz w:val="24"/>
       </w:rPr>
     </w:lvl>
     <w:lvl w:ilvl="1" w:tplc="04090001">
@@ -1898,6 +4150,95 @@
     </w:lvl>
   </w:abstractNum>
   <w:abstractNum w:abstractNumId="12" w15:restartNumberingAfterBreak="0">
+    <w:nsid w:val="29BC5112"/>
+    <w:multiLevelType w:val="hybridMultilevel"/>
+    <w:tmpl w:val="351E08B8"/>
+    <w:lvl w:ilvl="0" w:tplc="DCECFD98">
+      <w:start w:val="10"/>
+      <w:numFmt w:val="decimal"/>
+      <w:lvlText w:val="%1."/>
+      <w:lvlJc w:val="left"/>
+      <w:pPr>
+        <w:ind w:left="1074" w:hanging="360"/>
+      </w:pPr>
+      <w:rPr>
+        <w:rFonts w:hint="default"/>
+      </w:rPr>
+    </w:lvl>
+    <w:lvl w:ilvl="1" w:tplc="04090019" w:tentative="1">
+      <w:start w:val="1"/>
+      <w:numFmt w:val="lowerLetter"/>
+      <w:lvlText w:val="%2."/>
+      <w:lvlJc w:val="left"/>
+      <w:pPr>
+        <w:ind w:left="1794" w:hanging="360"/>
+      </w:pPr>
+    </w:lvl>
+    <w:lvl w:ilvl="2" w:tplc="0409001B" w:tentative="1">
+      <w:start w:val="1"/>
+      <w:numFmt w:val="lowerRoman"/>
+      <w:lvlText w:val="%3."/>
+      <w:lvlJc w:val="right"/>
+      <w:pPr>
+        <w:ind w:left="2514" w:hanging="180"/>
+      </w:pPr>
+    </w:lvl>
+    <w:lvl w:ilvl="3" w:tplc="0409000F" w:tentative="1">
+      <w:start w:val="1"/>
+      <w:numFmt w:val="decimal"/>
+      <w:lvlText w:val="%4."/>
+      <w:lvlJc w:val="left"/>
+      <w:pPr>
+        <w:ind w:left="3234" w:hanging="360"/>
+      </w:pPr>
+    </w:lvl>
+    <w:lvl w:ilvl="4" w:tplc="04090019" w:tentative="1">
+      <w:start w:val="1"/>
+      <w:numFmt w:val="lowerLetter"/>
+      <w:lvlText w:val="%5."/>
+      <w:lvlJc w:val="left"/>
+      <w:pPr>
+        <w:ind w:left="3954" w:hanging="360"/>
+      </w:pPr>
+    </w:lvl>
+    <w:lvl w:ilvl="5" w:tplc="0409001B" w:tentative="1">
+      <w:start w:val="1"/>
+      <w:numFmt w:val="lowerRoman"/>
+      <w:lvlText w:val="%6."/>
+      <w:lvlJc w:val="right"/>
+      <w:pPr>
+        <w:ind w:left="4674" w:hanging="180"/>
+      </w:pPr>
+    </w:lvl>
+    <w:lvl w:ilvl="6" w:tplc="0409000F" w:tentative="1">
+      <w:start w:val="1"/>
+      <w:numFmt w:val="decimal"/>
+      <w:lvlText w:val="%7."/>
+      <w:lvlJc w:val="left"/>
+      <w:pPr>
+        <w:ind w:left="5394" w:hanging="360"/>
+      </w:pPr>
+    </w:lvl>
+    <w:lvl w:ilvl="7" w:tplc="04090019" w:tentative="1">
+      <w:start w:val="1"/>
+      <w:numFmt w:val="lowerLetter"/>
+      <w:lvlText w:val="%8."/>
+      <w:lvlJc w:val="left"/>
+      <w:pPr>
+        <w:ind w:left="6114" w:hanging="360"/>
+      </w:pPr>
+    </w:lvl>
+    <w:lvl w:ilvl="8" w:tplc="0409001B" w:tentative="1">
+      <w:start w:val="1"/>
+      <w:numFmt w:val="lowerRoman"/>
+      <w:lvlText w:val="%9."/>
+      <w:lvlJc w:val="right"/>
+      <w:pPr>
+        <w:ind w:left="6834" w:hanging="180"/>
+      </w:pPr>
+    </w:lvl>
+  </w:abstractNum>
+  <w:abstractNum w:abstractNumId="13" w15:restartNumberingAfterBreak="0">
     <w:nsid w:val="29F54CE7"/>
     <w:multiLevelType w:val="hybridMultilevel"/>
     <w:tmpl w:val="D58E20EE"/>
@@ -1987,7 +4328,7 @@
       </w:pPr>
     </w:lvl>
   </w:abstractNum>
-  <w:abstractNum w:abstractNumId="13" w15:restartNumberingAfterBreak="0">
+  <w:abstractNum w:abstractNumId="14" w15:restartNumberingAfterBreak="0">
     <w:nsid w:val="2BE120B5"/>
     <w:multiLevelType w:val="hybridMultilevel"/>
     <w:tmpl w:val="085CF69A"/>
@@ -2079,7 +4420,7 @@
       </w:pPr>
     </w:lvl>
   </w:abstractNum>
-  <w:abstractNum w:abstractNumId="14" w15:restartNumberingAfterBreak="0">
+  <w:abstractNum w:abstractNumId="15" w15:restartNumberingAfterBreak="0">
     <w:nsid w:val="2C9E66CB"/>
     <w:multiLevelType w:val="hybridMultilevel"/>
     <w:tmpl w:val="AC9C5CC8"/>
@@ -2165,7 +4506,7 @@
       </w:pPr>
     </w:lvl>
   </w:abstractNum>
-  <w:abstractNum w:abstractNumId="15" w15:restartNumberingAfterBreak="0">
+  <w:abstractNum w:abstractNumId="16" w15:restartNumberingAfterBreak="0">
     <w:nsid w:val="2CDE0534"/>
     <w:multiLevelType w:val="hybridMultilevel"/>
     <w:tmpl w:val="B9F47E42"/>
@@ -2251,7 +4592,7 @@
       </w:pPr>
     </w:lvl>
   </w:abstractNum>
-  <w:abstractNum w:abstractNumId="16" w15:restartNumberingAfterBreak="0">
+  <w:abstractNum w:abstractNumId="17" w15:restartNumberingAfterBreak="0">
     <w:nsid w:val="2F3241D0"/>
     <w:multiLevelType w:val="hybridMultilevel"/>
     <w:tmpl w:val="0A829BEA"/>
@@ -2337,7 +4678,7 @@
       </w:pPr>
     </w:lvl>
   </w:abstractNum>
-  <w:abstractNum w:abstractNumId="17" w15:restartNumberingAfterBreak="0">
+  <w:abstractNum w:abstractNumId="18" w15:restartNumberingAfterBreak="0">
     <w:nsid w:val="33697E99"/>
     <w:multiLevelType w:val="hybridMultilevel"/>
     <w:tmpl w:val="F15AA69A"/>
@@ -2429,7 +4770,7 @@
       </w:pPr>
     </w:lvl>
   </w:abstractNum>
-  <w:abstractNum w:abstractNumId="18" w15:restartNumberingAfterBreak="0">
+  <w:abstractNum w:abstractNumId="19" w15:restartNumberingAfterBreak="0">
     <w:nsid w:val="35C87E97"/>
     <w:multiLevelType w:val="hybridMultilevel"/>
     <w:tmpl w:val="43B62180"/>
@@ -2519,7 +4860,7 @@
       </w:pPr>
     </w:lvl>
   </w:abstractNum>
-  <w:abstractNum w:abstractNumId="19" w15:restartNumberingAfterBreak="0">
+  <w:abstractNum w:abstractNumId="20" w15:restartNumberingAfterBreak="0">
     <w:nsid w:val="35F10E09"/>
     <w:multiLevelType w:val="hybridMultilevel"/>
     <w:tmpl w:val="EF5671B8"/>
@@ -2611,7 +4952,7 @@
       </w:pPr>
     </w:lvl>
   </w:abstractNum>
-  <w:abstractNum w:abstractNumId="20" w15:restartNumberingAfterBreak="0">
+  <w:abstractNum w:abstractNumId="21" w15:restartNumberingAfterBreak="0">
     <w:nsid w:val="36785183"/>
     <w:multiLevelType w:val="hybridMultilevel"/>
     <w:tmpl w:val="8076CD1E"/>
@@ -2700,7 +5041,99 @@
       </w:pPr>
     </w:lvl>
   </w:abstractNum>
-  <w:abstractNum w:abstractNumId="21" w15:restartNumberingAfterBreak="0">
+  <w:abstractNum w:abstractNumId="22" w15:restartNumberingAfterBreak="0">
+    <w:nsid w:val="3AEA646D"/>
+    <w:multiLevelType w:val="hybridMultilevel"/>
+    <w:tmpl w:val="8B4A1B84"/>
+    <w:lvl w:ilvl="0" w:tplc="FFFFFFFF">
+      <w:start w:val="1"/>
+      <w:numFmt w:val="decimal"/>
+      <w:lvlText w:val="%1."/>
+      <w:lvlJc w:val="left"/>
+      <w:pPr>
+        <w:ind w:left="720" w:hanging="360"/>
+      </w:pPr>
+      <w:rPr>
+        <w:rFonts w:hint="default"/>
+      </w:rPr>
+    </w:lvl>
+    <w:lvl w:ilvl="1" w:tplc="FFFFFFFF">
+      <w:start w:val="1"/>
+      <w:numFmt w:val="bullet"/>
+      <w:lvlText w:val=""/>
+      <w:lvlJc w:val="left"/>
+      <w:pPr>
+        <w:ind w:left="1440" w:hanging="360"/>
+      </w:pPr>
+      <w:rPr>
+        <w:rFonts w:ascii="Symbol" w:hAnsi="Symbol" w:hint="default"/>
+      </w:rPr>
+    </w:lvl>
+    <w:lvl w:ilvl="2" w:tplc="FFFFFFFF">
+      <w:start w:val="1"/>
+      <w:numFmt w:val="lowerRoman"/>
+      <w:lvlText w:val="%3."/>
+      <w:lvlJc w:val="right"/>
+      <w:pPr>
+        <w:ind w:left="2160" w:hanging="180"/>
+      </w:pPr>
+    </w:lvl>
+    <w:lvl w:ilvl="3" w:tplc="FFFFFFFF">
+      <w:start w:val="1"/>
+      <w:numFmt w:val="decimal"/>
+      <w:lvlText w:val="%4."/>
+      <w:lvlJc w:val="left"/>
+      <w:pPr>
+        <w:ind w:left="2880" w:hanging="360"/>
+      </w:pPr>
+    </w:lvl>
+    <w:lvl w:ilvl="4" w:tplc="FFFFFFFF" w:tentative="1">
+      <w:start w:val="1"/>
+      <w:numFmt w:val="lowerLetter"/>
+      <w:lvlText w:val="%5."/>
+      <w:lvlJc w:val="left"/>
+      <w:pPr>
+        <w:ind w:left="3600" w:hanging="360"/>
+      </w:pPr>
+    </w:lvl>
+    <w:lvl w:ilvl="5" w:tplc="FFFFFFFF" w:tentative="1">
+      <w:start w:val="1"/>
+      <w:numFmt w:val="lowerRoman"/>
+      <w:lvlText w:val="%6."/>
+      <w:lvlJc w:val="right"/>
+      <w:pPr>
+        <w:ind w:left="4320" w:hanging="180"/>
+      </w:pPr>
+    </w:lvl>
+    <w:lvl w:ilvl="6" w:tplc="FFFFFFFF" w:tentative="1">
+      <w:start w:val="1"/>
+      <w:numFmt w:val="decimal"/>
+      <w:lvlText w:val="%7."/>
+      <w:lvlJc w:val="left"/>
+      <w:pPr>
+        <w:ind w:left="5040" w:hanging="360"/>
+      </w:pPr>
+    </w:lvl>
+    <w:lvl w:ilvl="7" w:tplc="FFFFFFFF" w:tentative="1">
+      <w:start w:val="1"/>
+      <w:numFmt w:val="lowerLetter"/>
+      <w:lvlText w:val="%8."/>
+      <w:lvlJc w:val="left"/>
+      <w:pPr>
+        <w:ind w:left="5760" w:hanging="360"/>
+      </w:pPr>
+    </w:lvl>
+    <w:lvl w:ilvl="8" w:tplc="FFFFFFFF" w:tentative="1">
+      <w:start w:val="1"/>
+      <w:numFmt w:val="lowerRoman"/>
+      <w:lvlText w:val="%9."/>
+      <w:lvlJc w:val="right"/>
+      <w:pPr>
+        <w:ind w:left="6480" w:hanging="180"/>
+      </w:pPr>
+    </w:lvl>
+  </w:abstractNum>
+  <w:abstractNum w:abstractNumId="23" w15:restartNumberingAfterBreak="0">
     <w:nsid w:val="3B7B1096"/>
     <w:multiLevelType w:val="hybridMultilevel"/>
     <w:tmpl w:val="3126EA1C"/>
@@ -2789,7 +5222,7 @@
       </w:pPr>
     </w:lvl>
   </w:abstractNum>
-  <w:abstractNum w:abstractNumId="22" w15:restartNumberingAfterBreak="0">
+  <w:abstractNum w:abstractNumId="24" w15:restartNumberingAfterBreak="0">
     <w:nsid w:val="3B975443"/>
     <w:multiLevelType w:val="hybridMultilevel"/>
     <w:tmpl w:val="93106AD4"/>
@@ -2875,7 +5308,7 @@
       </w:pPr>
     </w:lvl>
   </w:abstractNum>
-  <w:abstractNum w:abstractNumId="23" w15:restartNumberingAfterBreak="0">
+  <w:abstractNum w:abstractNumId="25" w15:restartNumberingAfterBreak="0">
     <w:nsid w:val="4013515B"/>
     <w:multiLevelType w:val="hybridMultilevel"/>
     <w:tmpl w:val="92FAFE34"/>
@@ -2961,7 +5394,7 @@
       </w:pPr>
     </w:lvl>
   </w:abstractNum>
-  <w:abstractNum w:abstractNumId="24" w15:restartNumberingAfterBreak="0">
+  <w:abstractNum w:abstractNumId="26" w15:restartNumberingAfterBreak="0">
     <w:nsid w:val="40FB1CFE"/>
     <w:multiLevelType w:val="hybridMultilevel"/>
     <w:tmpl w:val="EE56EA92"/>
@@ -3047,7 +5480,7 @@
       </w:pPr>
     </w:lvl>
   </w:abstractNum>
-  <w:abstractNum w:abstractNumId="25" w15:restartNumberingAfterBreak="0">
+  <w:abstractNum w:abstractNumId="27" w15:restartNumberingAfterBreak="0">
     <w:nsid w:val="426C6154"/>
     <w:multiLevelType w:val="hybridMultilevel"/>
     <w:tmpl w:val="6E06449E"/>
@@ -3136,7 +5569,7 @@
       </w:pPr>
     </w:lvl>
   </w:abstractNum>
-  <w:abstractNum w:abstractNumId="26" w15:restartNumberingAfterBreak="0">
+  <w:abstractNum w:abstractNumId="28" w15:restartNumberingAfterBreak="0">
     <w:nsid w:val="42713E24"/>
     <w:multiLevelType w:val="hybridMultilevel"/>
     <w:tmpl w:val="0F7209C6"/>
@@ -3222,10 +5655,10 @@
       </w:pPr>
     </w:lvl>
   </w:abstractNum>
-  <w:abstractNum w:abstractNumId="27" w15:restartNumberingAfterBreak="0">
+  <w:abstractNum w:abstractNumId="29" w15:restartNumberingAfterBreak="0">
     <w:nsid w:val="44163CFD"/>
     <w:multiLevelType w:val="hybridMultilevel"/>
-    <w:tmpl w:val="3EF46EB0"/>
+    <w:tmpl w:val="EAF0AF66"/>
     <w:lvl w:ilvl="0" w:tplc="61A6A3EC">
       <w:start w:val="1"/>
       <w:numFmt w:val="bullet"/>
@@ -3364,7 +5797,7 @@
       </w:rPr>
     </w:lvl>
   </w:abstractNum>
-  <w:abstractNum w:abstractNumId="28" w15:restartNumberingAfterBreak="0">
+  <w:abstractNum w:abstractNumId="30" w15:restartNumberingAfterBreak="0">
     <w:nsid w:val="46057BBC"/>
     <w:multiLevelType w:val="hybridMultilevel"/>
     <w:tmpl w:val="43B62180"/>
@@ -3454,7 +5887,7 @@
       </w:pPr>
     </w:lvl>
   </w:abstractNum>
-  <w:abstractNum w:abstractNumId="29" w15:restartNumberingAfterBreak="0">
+  <w:abstractNum w:abstractNumId="31" w15:restartNumberingAfterBreak="0">
     <w:nsid w:val="47EC6DE0"/>
     <w:multiLevelType w:val="hybridMultilevel"/>
     <w:tmpl w:val="E6888B38"/>
@@ -3567,7 +6000,7 @@
       </w:rPr>
     </w:lvl>
   </w:abstractNum>
-  <w:abstractNum w:abstractNumId="30" w15:restartNumberingAfterBreak="0">
+  <w:abstractNum w:abstractNumId="32" w15:restartNumberingAfterBreak="0">
     <w:nsid w:val="48535F6D"/>
     <w:multiLevelType w:val="hybridMultilevel"/>
     <w:tmpl w:val="55E4A25A"/>
@@ -3656,7 +6089,7 @@
       </w:pPr>
     </w:lvl>
   </w:abstractNum>
-  <w:abstractNum w:abstractNumId="31" w15:restartNumberingAfterBreak="0">
+  <w:abstractNum w:abstractNumId="33" w15:restartNumberingAfterBreak="0">
     <w:nsid w:val="49BD13FF"/>
     <w:multiLevelType w:val="hybridMultilevel"/>
     <w:tmpl w:val="CCC0784E"/>
@@ -3770,7 +6203,7 @@
       </w:pPr>
     </w:lvl>
   </w:abstractNum>
-  <w:abstractNum w:abstractNumId="32" w15:restartNumberingAfterBreak="0">
+  <w:abstractNum w:abstractNumId="34" w15:restartNumberingAfterBreak="0">
     <w:nsid w:val="4A073A52"/>
     <w:multiLevelType w:val="hybridMultilevel"/>
     <w:tmpl w:val="16C00CE8"/>
@@ -3883,7 +6316,7 @@
       </w:rPr>
     </w:lvl>
   </w:abstractNum>
-  <w:abstractNum w:abstractNumId="33" w15:restartNumberingAfterBreak="0">
+  <w:abstractNum w:abstractNumId="35" w15:restartNumberingAfterBreak="0">
     <w:nsid w:val="4AE624B0"/>
     <w:multiLevelType w:val="hybridMultilevel"/>
     <w:tmpl w:val="15E69208"/>
@@ -3969,7 +6402,7 @@
       </w:pPr>
     </w:lvl>
   </w:abstractNum>
-  <w:abstractNum w:abstractNumId="34" w15:restartNumberingAfterBreak="0">
+  <w:abstractNum w:abstractNumId="36" w15:restartNumberingAfterBreak="0">
     <w:nsid w:val="4CE4050B"/>
     <w:multiLevelType w:val="hybridMultilevel"/>
     <w:tmpl w:val="719ABBBA"/>
@@ -4058,7 +6491,7 @@
       </w:pPr>
     </w:lvl>
   </w:abstractNum>
-  <w:abstractNum w:abstractNumId="35" w15:restartNumberingAfterBreak="0">
+  <w:abstractNum w:abstractNumId="37" w15:restartNumberingAfterBreak="0">
     <w:nsid w:val="56C76B12"/>
     <w:multiLevelType w:val="hybridMultilevel"/>
     <w:tmpl w:val="B986E41C"/>
@@ -4144,7 +6577,7 @@
       </w:pPr>
     </w:lvl>
   </w:abstractNum>
-  <w:abstractNum w:abstractNumId="36" w15:restartNumberingAfterBreak="0">
+  <w:abstractNum w:abstractNumId="38" w15:restartNumberingAfterBreak="0">
     <w:nsid w:val="5E227DBE"/>
     <w:multiLevelType w:val="hybridMultilevel"/>
     <w:tmpl w:val="151E78A2"/>
@@ -4236,7 +6669,7 @@
       </w:pPr>
     </w:lvl>
   </w:abstractNum>
-  <w:abstractNum w:abstractNumId="37" w15:restartNumberingAfterBreak="0">
+  <w:abstractNum w:abstractNumId="39" w15:restartNumberingAfterBreak="0">
     <w:nsid w:val="694136EF"/>
     <w:multiLevelType w:val="hybridMultilevel"/>
     <w:tmpl w:val="53FEAE9A"/>
@@ -4322,7 +6755,7 @@
       </w:pPr>
     </w:lvl>
   </w:abstractNum>
-  <w:abstractNum w:abstractNumId="38" w15:restartNumberingAfterBreak="0">
+  <w:abstractNum w:abstractNumId="40" w15:restartNumberingAfterBreak="0">
     <w:nsid w:val="70792DB0"/>
     <w:multiLevelType w:val="hybridMultilevel"/>
     <w:tmpl w:val="016607F8"/>
@@ -4411,7 +6844,7 @@
       </w:pPr>
     </w:lvl>
   </w:abstractNum>
-  <w:abstractNum w:abstractNumId="39" w15:restartNumberingAfterBreak="0">
+  <w:abstractNum w:abstractNumId="41" w15:restartNumberingAfterBreak="0">
     <w:nsid w:val="729D3D1D"/>
     <w:multiLevelType w:val="hybridMultilevel"/>
     <w:tmpl w:val="2B5AA728"/>
@@ -4531,7 +6964,7 @@
       </w:pPr>
     </w:lvl>
   </w:abstractNum>
-  <w:abstractNum w:abstractNumId="40" w15:restartNumberingAfterBreak="0">
+  <w:abstractNum w:abstractNumId="42" w15:restartNumberingAfterBreak="0">
     <w:nsid w:val="743569ED"/>
     <w:multiLevelType w:val="hybridMultilevel"/>
     <w:tmpl w:val="0BB0BB6E"/>
@@ -4617,7 +7050,7 @@
       </w:pPr>
     </w:lvl>
   </w:abstractNum>
-  <w:abstractNum w:abstractNumId="41" w15:restartNumberingAfterBreak="0">
+  <w:abstractNum w:abstractNumId="43" w15:restartNumberingAfterBreak="0">
     <w:nsid w:val="77EE2B5A"/>
     <w:multiLevelType w:val="hybridMultilevel"/>
     <w:tmpl w:val="3B0CC91E"/>
@@ -4703,7 +7136,7 @@
       </w:pPr>
     </w:lvl>
   </w:abstractNum>
-  <w:abstractNum w:abstractNumId="42" w15:restartNumberingAfterBreak="0">
+  <w:abstractNum w:abstractNumId="44" w15:restartNumberingAfterBreak="0">
     <w:nsid w:val="7B931603"/>
     <w:multiLevelType w:val="hybridMultilevel"/>
     <w:tmpl w:val="6AD4A842"/>
@@ -4795,98 +7228,98 @@
       </w:pPr>
     </w:lvl>
   </w:abstractNum>
-  <w:num w:numId="1">
+  <w:num w:numId="1" w16cid:durableId="637803773">
     <w:abstractNumId w:val="4"/>
   </w:num>
-  <w:num w:numId="2">
+  <w:num w:numId="2" w16cid:durableId="1993870529">
+    <w:abstractNumId w:val="38"/>
+  </w:num>
+  <w:num w:numId="3" w16cid:durableId="1693801986">
+    <w:abstractNumId w:val="8"/>
+  </w:num>
+  <w:num w:numId="4" w16cid:durableId="2031100228">
+    <w:abstractNumId w:val="6"/>
+  </w:num>
+  <w:num w:numId="5" w16cid:durableId="1248225192">
+    <w:abstractNumId w:val="20"/>
+  </w:num>
+  <w:num w:numId="6" w16cid:durableId="1234121086">
+    <w:abstractNumId w:val="3"/>
+  </w:num>
+  <w:num w:numId="7" w16cid:durableId="1561592325">
+    <w:abstractNumId w:val="23"/>
+  </w:num>
+  <w:num w:numId="8" w16cid:durableId="1925257353">
+    <w:abstractNumId w:val="13"/>
+  </w:num>
+  <w:num w:numId="9" w16cid:durableId="1980962684">
+    <w:abstractNumId w:val="37"/>
+  </w:num>
+  <w:num w:numId="10" w16cid:durableId="2084524327">
+    <w:abstractNumId w:val="9"/>
+  </w:num>
+  <w:num w:numId="11" w16cid:durableId="1674188326">
+    <w:abstractNumId w:val="42"/>
+  </w:num>
+  <w:num w:numId="12" w16cid:durableId="1977373788">
+    <w:abstractNumId w:val="43"/>
+  </w:num>
+  <w:num w:numId="13" w16cid:durableId="666707300">
+    <w:abstractNumId w:val="25"/>
+  </w:num>
+  <w:num w:numId="14" w16cid:durableId="74980931">
+    <w:abstractNumId w:val="39"/>
+  </w:num>
+  <w:num w:numId="15" w16cid:durableId="1175723946">
+    <w:abstractNumId w:val="34"/>
+  </w:num>
+  <w:num w:numId="16" w16cid:durableId="331834653">
+    <w:abstractNumId w:val="11"/>
+  </w:num>
+  <w:num w:numId="17" w16cid:durableId="1625456175">
+    <w:abstractNumId w:val="28"/>
+  </w:num>
+  <w:num w:numId="18" w16cid:durableId="126288473">
+    <w:abstractNumId w:val="26"/>
+  </w:num>
+  <w:num w:numId="19" w16cid:durableId="1353460018">
+    <w:abstractNumId w:val="35"/>
+  </w:num>
+  <w:num w:numId="20" w16cid:durableId="1148400741">
+    <w:abstractNumId w:val="24"/>
+  </w:num>
+  <w:num w:numId="21" w16cid:durableId="1086461952">
+    <w:abstractNumId w:val="27"/>
+  </w:num>
+  <w:num w:numId="22" w16cid:durableId="1332024726">
+    <w:abstractNumId w:val="2"/>
+  </w:num>
+  <w:num w:numId="23" w16cid:durableId="1742750015">
+    <w:abstractNumId w:val="21"/>
+  </w:num>
+  <w:num w:numId="24" w16cid:durableId="1503474349">
+    <w:abstractNumId w:val="5"/>
+  </w:num>
+  <w:num w:numId="25" w16cid:durableId="798573609">
     <w:abstractNumId w:val="36"/>
   </w:num>
-  <w:num w:numId="3">
-    <w:abstractNumId w:val="8"/>
+  <w:num w:numId="26" w16cid:durableId="1559198469">
+    <w:abstractNumId w:val="32"/>
   </w:num>
-  <w:num w:numId="4">
-    <w:abstractNumId w:val="6"/>
+  <w:num w:numId="27" w16cid:durableId="1318072290">
+    <w:abstractNumId w:val="0"/>
   </w:num>
-  <w:num w:numId="5">
+  <w:num w:numId="28" w16cid:durableId="551576041">
+    <w:abstractNumId w:val="10"/>
+  </w:num>
+  <w:num w:numId="29" w16cid:durableId="1081178693">
     <w:abstractNumId w:val="19"/>
   </w:num>
-  <w:num w:numId="6">
-    <w:abstractNumId w:val="3"/>
-  </w:num>
-  <w:num w:numId="7">
-    <w:abstractNumId w:val="21"/>
-  </w:num>
-  <w:num w:numId="8">
-    <w:abstractNumId w:val="12"/>
-  </w:num>
-  <w:num w:numId="9">
-    <w:abstractNumId w:val="35"/>
-  </w:num>
-  <w:num w:numId="10">
-    <w:abstractNumId w:val="9"/>
-  </w:num>
-  <w:num w:numId="11">
-    <w:abstractNumId w:val="40"/>
-  </w:num>
-  <w:num w:numId="12">
-    <w:abstractNumId w:val="41"/>
-  </w:num>
-  <w:num w:numId="13">
-    <w:abstractNumId w:val="23"/>
-  </w:num>
-  <w:num w:numId="14">
-    <w:abstractNumId w:val="37"/>
-  </w:num>
-  <w:num w:numId="15">
-    <w:abstractNumId w:val="32"/>
-  </w:num>
-  <w:num w:numId="16">
-    <w:abstractNumId w:val="11"/>
-  </w:num>
-  <w:num w:numId="17">
-    <w:abstractNumId w:val="26"/>
-  </w:num>
-  <w:num w:numId="18">
-    <w:abstractNumId w:val="24"/>
-  </w:num>
-  <w:num w:numId="19">
-    <w:abstractNumId w:val="33"/>
-  </w:num>
-  <w:num w:numId="20">
-    <w:abstractNumId w:val="22"/>
-  </w:num>
-  <w:num w:numId="21">
-    <w:abstractNumId w:val="25"/>
-  </w:num>
-  <w:num w:numId="22">
-    <w:abstractNumId w:val="2"/>
-  </w:num>
-  <w:num w:numId="23">
-    <w:abstractNumId w:val="20"/>
-  </w:num>
-  <w:num w:numId="24">
-    <w:abstractNumId w:val="5"/>
-  </w:num>
-  <w:num w:numId="25">
-    <w:abstractNumId w:val="34"/>
-  </w:num>
-  <w:num w:numId="26">
+  <w:num w:numId="30" w16cid:durableId="1398698518">
     <w:abstractNumId w:val="30"/>
   </w:num>
-  <w:num w:numId="27">
-    <w:abstractNumId w:val="0"/>
-  </w:num>
-  <w:num w:numId="28">
-    <w:abstractNumId w:val="10"/>
-  </w:num>
-  <w:num w:numId="29">
-    <w:abstractNumId w:val="18"/>
-  </w:num>
-  <w:num w:numId="30">
-    <w:abstractNumId w:val="28"/>
-  </w:num>
-  <w:num w:numId="31">
-    <w:abstractNumId w:val="31"/>
+  <w:num w:numId="31" w16cid:durableId="1021518806">
+    <w:abstractNumId w:val="33"/>
     <w:lvlOverride w:ilvl="0">
       <w:startOverride w:val="1"/>
     </w:lvlOverride>
@@ -4915,7 +7348,7 @@
       <w:startOverride w:val="1"/>
     </w:lvlOverride>
   </w:num>
-  <w:num w:numId="32">
+  <w:num w:numId="32" w16cid:durableId="1484662187">
     <w:abstractNumId w:val="7"/>
     <w:lvlOverride w:ilvl="0">
       <w:startOverride w:val="1"/>
@@ -4945,47 +7378,53 @@
       <w:startOverride w:val="1"/>
     </w:lvlOverride>
   </w:num>
-  <w:num w:numId="33">
+  <w:num w:numId="33" w16cid:durableId="530193662">
     <w:abstractNumId w:val="7"/>
   </w:num>
-  <w:num w:numId="34">
-    <w:abstractNumId w:val="38"/>
+  <w:num w:numId="34" w16cid:durableId="1778941471">
+    <w:abstractNumId w:val="40"/>
   </w:num>
-  <w:num w:numId="35">
+  <w:num w:numId="35" w16cid:durableId="671563943">
+    <w:abstractNumId w:val="17"/>
+  </w:num>
+  <w:num w:numId="36" w16cid:durableId="1249077378">
+    <w:abstractNumId w:val="29"/>
+  </w:num>
+  <w:num w:numId="37" w16cid:durableId="475219599">
+    <w:abstractNumId w:val="1"/>
+  </w:num>
+  <w:num w:numId="38" w16cid:durableId="1879198929">
+    <w:abstractNumId w:val="41"/>
+  </w:num>
+  <w:num w:numId="39" w16cid:durableId="1103838154">
+    <w:abstractNumId w:val="31"/>
+  </w:num>
+  <w:num w:numId="40" w16cid:durableId="1373850270">
     <w:abstractNumId w:val="16"/>
   </w:num>
-  <w:num w:numId="36">
-    <w:abstractNumId w:val="27"/>
+  <w:num w:numId="41" w16cid:durableId="953680247">
+    <w:abstractNumId w:val="14"/>
   </w:num>
-  <w:num w:numId="37">
-    <w:abstractNumId w:val="1"/>
+  <w:num w:numId="42" w16cid:durableId="377291055">
+    <w:abstractNumId w:val="44"/>
   </w:num>
-  <w:num w:numId="38">
-    <w:abstractNumId w:val="39"/>
+  <w:num w:numId="43" w16cid:durableId="1171868899">
+    <w:abstractNumId w:val="18"/>
   </w:num>
-  <w:num w:numId="39">
-    <w:abstractNumId w:val="29"/>
-  </w:num>
-  <w:num w:numId="40">
+  <w:num w:numId="44" w16cid:durableId="745996974">
     <w:abstractNumId w:val="15"/>
   </w:num>
-  <w:num w:numId="41">
-    <w:abstractNumId w:val="13"/>
+  <w:num w:numId="45" w16cid:durableId="1544052019">
+    <w:abstractNumId w:val="12"/>
   </w:num>
-  <w:num w:numId="42">
-    <w:abstractNumId w:val="42"/>
-  </w:num>
-  <w:num w:numId="43">
-    <w:abstractNumId w:val="17"/>
-  </w:num>
-  <w:num w:numId="44">
-    <w:abstractNumId w:val="14"/>
+  <w:num w:numId="46" w16cid:durableId="1785542696">
+    <w:abstractNumId w:val="22"/>
   </w:num>
 </w:numbering>
 </file>
 
 <file path=word/styles.xml><?xml version="1.0" encoding="utf-8"?>
-<w:styles xmlns:mc="http://schemas.openxmlformats.org/markup-compatibility/2006" xmlns:r="http://schemas.openxmlformats.org/officeDocument/2006/relationships" xmlns:w="http://schemas.openxmlformats.org/wordprocessingml/2006/main" xmlns:w14="http://schemas.microsoft.com/office/word/2010/wordml" xmlns:w15="http://schemas.microsoft.com/office/word/2012/wordml" xmlns:w16cex="http://schemas.microsoft.com/office/word/2018/wordml/cex" xmlns:w16cid="http://schemas.microsoft.com/office/word/2016/wordml/cid" xmlns:w16="http://schemas.microsoft.com/office/word/2018/wordml" xmlns:w16sdtdh="http://schemas.microsoft.com/office/word/2020/wordml/sdtdatahash" xmlns:w16se="http://schemas.microsoft.com/office/word/2015/wordml/symex" mc:Ignorable="w14 w15 w16se w16cid w16 w16cex w16sdtdh">
+<w:styles xmlns:mc="http://schemas.openxmlformats.org/markup-compatibility/2006" xmlns:r="http://schemas.openxmlformats.org/officeDocument/2006/relationships" xmlns:w="http://schemas.openxmlformats.org/wordprocessingml/2006/main" xmlns:w14="http://schemas.microsoft.com/office/word/2010/wordml" xmlns:w15="http://schemas.microsoft.com/office/word/2012/wordml" xmlns:w16cex="http://schemas.microsoft.com/office/word/2018/wordml/cex" xmlns:w16cid="http://schemas.microsoft.com/office/word/2016/wordml/cid" xmlns:w16="http://schemas.microsoft.com/office/word/2018/wordml" xmlns:w16du="http://schemas.microsoft.com/office/word/2023/wordml/word16du" xmlns:w16sdtdh="http://schemas.microsoft.com/office/word/2020/wordml/sdtdatahash" xmlns:w16sdtfl="http://schemas.microsoft.com/office/word/2024/wordml/sdtformatlock" xmlns:w16se="http://schemas.microsoft.com/office/word/2015/wordml/symex" mc:Ignorable="w14 w15 w16se w16cid w16 w16cex w16sdtdh w16sdtfl w16du">
   <w:docDefaults>
     <w:rPrDefault>
       <w:rPr>
@@ -5107,6 +7546,7 @@
     <w:lsdException w:name="HTML Sample" w:semiHidden="1" w:unhideWhenUsed="1"/>
     <w:lsdException w:name="HTML Typewriter" w:semiHidden="1" w:unhideWhenUsed="1"/>
     <w:lsdException w:name="HTML Variable" w:semiHidden="1" w:unhideWhenUsed="1"/>
+    <w:lsdException w:name="Normal Table" w:semiHidden="1" w:unhideWhenUsed="1"/>
     <w:lsdException w:name="annotation subject" w:semiHidden="1" w:unhideWhenUsed="1"/>
     <w:lsdException w:name="No List" w:semiHidden="1" w:unhideWhenUsed="1"/>
     <w:lsdException w:name="Outline List 1" w:semiHidden="1" w:unhideWhenUsed="1"/>
@@ -5149,8 +7589,11 @@
     <w:lsdException w:name="Table Contemporary" w:semiHidden="1" w:unhideWhenUsed="1"/>
     <w:lsdException w:name="Table Elegant" w:semiHidden="1" w:unhideWhenUsed="1"/>
     <w:lsdException w:name="Table Professional" w:semiHidden="1" w:unhideWhenUsed="1"/>
+    <w:lsdException w:name="Table Subtle 1" w:semiHidden="1" w:unhideWhenUsed="1"/>
     <w:lsdException w:name="Table Subtle 2" w:semiHidden="1" w:unhideWhenUsed="1"/>
     <w:lsdException w:name="Table Web 1" w:semiHidden="1" w:unhideWhenUsed="1"/>
+    <w:lsdException w:name="Table Web 2" w:semiHidden="1" w:unhideWhenUsed="1"/>
+    <w:lsdException w:name="Table Web 3" w:semiHidden="1" w:unhideWhenUsed="1"/>
     <w:lsdException w:name="Balloon Text" w:semiHidden="1" w:unhideWhenUsed="1"/>
     <w:lsdException w:name="Table Grid" w:uiPriority="39"/>
     <w:lsdException w:name="Table Theme" w:semiHidden="1" w:unhideWhenUsed="1"/>
@@ -6075,7 +8518,7 @@
     <w:next w:val="Normal"/>
     <w:link w:val="QATemplateHeadingThreeChar"/>
     <w:qFormat/>
-    <w:rsid w:val="007F020F"/>
+    <w:rsid w:val="007D714A"/>
     <w:pPr>
       <w:keepNext/>
       <w:keepLines/>
@@ -6095,7 +8538,7 @@
     <w:name w:val="QA Template Heading Three Char"/>
     <w:basedOn w:val="QATemplateHeadingTwoChar"/>
     <w:link w:val="QATemplateHeadingThree"/>
-    <w:rsid w:val="007F020F"/>
+    <w:rsid w:val="007D714A"/>
     <w:rPr>
       <w:rFonts w:ascii="Montserrat" w:hAnsi="Montserrat" w:cs="Arial"/>
       <w:b w:val="0"/>
@@ -6572,7 +9015,12 @@
 </file>
 
 <file path=customXml/item2.xml><?xml version="1.0" encoding="utf-8"?>
-<b:Sources xmlns:b="http://schemas.openxmlformats.org/officeDocument/2006/bibliography" xmlns="http://schemas.openxmlformats.org/officeDocument/2006/bibliography" SelectedStyle="\APASixthEditionOfficeOnline.xsl" StyleName="APA" Version="6"/>
+<?mso-contentType ?>
+<FormTemplates xmlns="http://schemas.microsoft.com/sharepoint/v3/contenttype/forms">
+  <Display>DocumentLibraryForm</Display>
+  <Edit>DocumentLibraryForm</Edit>
+  <New>DocumentLibraryForm</New>
+</FormTemplates>
 </file>
 
 <file path=customXml/item3.xml><?xml version="1.0" encoding="utf-8"?>
@@ -6593,16 +9041,11 @@
 </file>
 
 <file path=customXml/item4.xml><?xml version="1.0" encoding="utf-8"?>
-<?mso-contentType ?>
-<FormTemplates xmlns="http://schemas.microsoft.com/sharepoint/v3/contenttype/forms">
-  <Display>DocumentLibraryForm</Display>
-  <Edit>DocumentLibraryForm</Edit>
-  <New>DocumentLibraryForm</New>
-</FormTemplates>
+<b:Sources xmlns:b="http://schemas.openxmlformats.org/officeDocument/2006/bibliography" xmlns="http://schemas.openxmlformats.org/officeDocument/2006/bibliography" SelectedStyle="\APASixthEditionOfficeOnline.xsl" StyleName="APA" Version="6"/>
 </file>
 
 <file path=customXml/itemProps1.xml><?xml version="1.0" encoding="utf-8"?>
-<ds:datastoreItem xmlns:ds="http://schemas.openxmlformats.org/officeDocument/2006/customXml" ds:itemID="{A18F7B80-E513-4E12-86D7-250AD4DF8B21}">
+<ds:datastoreItem xmlns:ds="http://schemas.openxmlformats.org/officeDocument/2006/customXml" ds:itemID="{0282615A-63AE-4E24-8B8A-7B4F2FC48BE0}">
   <ds:schemaRefs>
     <ds:schemaRef ds:uri="http://schemas.microsoft.com/office/2006/metadata/contentType"/>
     <ds:schemaRef ds:uri="http://schemas.microsoft.com/office/2006/metadata/properties/metaAttributes"/>
@@ -6620,9 +9063,9 @@
 </file>
 
 <file path=customXml/itemProps2.xml><?xml version="1.0" encoding="utf-8"?>
-<ds:datastoreItem xmlns:ds="http://schemas.openxmlformats.org/officeDocument/2006/customXml" ds:itemID="{6CEDA7AA-FE0D-4918-91C3-CBC595648103}">
+<ds:datastoreItem xmlns:ds="http://schemas.openxmlformats.org/officeDocument/2006/customXml" ds:itemID="{DFBC4FF7-E481-4E84-A126-A855B44779D1}">
   <ds:schemaRefs>
-    <ds:schemaRef ds:uri="http://schemas.openxmlformats.org/officeDocument/2006/bibliography"/>
+    <ds:schemaRef ds:uri="http://schemas.microsoft.com/sharepoint/v3/contenttype/forms"/>
   </ds:schemaRefs>
 </ds:datastoreItem>
 </file>
@@ -6638,9 +9081,9 @@
 </file>
 
 <file path=customXml/itemProps4.xml><?xml version="1.0" encoding="utf-8"?>
-<ds:datastoreItem xmlns:ds="http://schemas.openxmlformats.org/officeDocument/2006/customXml" ds:itemID="{DFBC4FF7-E481-4E84-A126-A855B44779D1}">
+<ds:datastoreItem xmlns:ds="http://schemas.openxmlformats.org/officeDocument/2006/customXml" ds:itemID="{6FB303E7-2E62-4CD8-8892-4D87FF5D9FB9}">
   <ds:schemaRefs>
-    <ds:schemaRef ds:uri="http://schemas.microsoft.com/sharepoint/v3/contenttype/forms"/>
+    <ds:schemaRef ds:uri="http://schemas.openxmlformats.org/officeDocument/2006/bibliography"/>
   </ds:schemaRefs>
 </ds:datastoreItem>
 </file>